--- a/docs/tumor-ngs-tender/苏州市立医院-肿瘤NGS平台招标需求.docx
+++ b/docs/tumor-ngs-tender/苏州市立医院-肿瘤NGS平台招标需求.docx
@@ -243,7 +243,7 @@
           <w:sz w:val="21"/>
           <w:szCs w:val="21"/>
         </w:rPr>
-        <w:t xml:space="preserve">供货范围的确定</w:t>
+        <w:t xml:space="preserve">供货范围</w:t>
       </w:r>
       <w:r>
         <w:rPr>
@@ -254,7 +254,7 @@
           <w:sz w:val="21"/>
           <w:szCs w:val="21"/>
         </w:rPr>
-        <w:t xml:space="preserve">：附件一为本项目所需设备与器具的完整清单。</w:t>
+        <w:t xml:space="preserve">：附件一为本项目所需设备与器具的完整清单，</w:t>
       </w:r>
       <w:r>
         <w:rPr>
@@ -265,7 +265,7 @@
           <w:sz w:val="21"/>
           <w:szCs w:val="21"/>
         </w:rPr>
-        <w:t xml:space="preserve">实际供货范围以现场核验后由院方确认的缺配清单为准</w:t>
+        <w:t xml:space="preserve">由中标人全部供应</w:t>
       </w:r>
       <w:r>
         <w:rPr>
@@ -276,7 +276,7 @@
           <w:sz w:val="21"/>
           <w:szCs w:val="21"/>
         </w:rPr>
-        <w:t xml:space="preserve">，中标人应按确认结果供货；院方现有设备经核验符合技术参数要求的，予以沿用。</w:t>
+        <w:t xml:space="preserve">。中标人应保证清单内各项齐备并配套完整，满足平台开展临床检测的全部需要；投标人不得对清单内任何一项作缺项或以「院方自备」等方式排除。</w:t>
       </w:r>
     </w:p>
     <w:p>
@@ -1802,7 +1802,7 @@
           <w:sz w:val="21"/>
           <w:szCs w:val="21"/>
         </w:rPr>
-        <w:t xml:space="preserve">。负责所供设备的运输、就位、安装与调试，直至各功能分区具备开展临床检测的条件，并负责与院方现有设备的衔接核验。</w:t>
+        <w:t xml:space="preserve">。负责所供设备的运输、就位、安装与调试，直至各功能分区具备开展临床检测的条件。</w:t>
       </w:r>
     </w:p>
     <w:p>
@@ -2847,7 +2847,29 @@
           <w:sz w:val="21"/>
           <w:szCs w:val="21"/>
         </w:rPr>
-        <w:t xml:space="preserve">本清单按功能分区列明，共 59 项。清单以设备通用名称与技术参数描述需求，不指定品牌与型号；实际供货范围按正文第一部分第（四）项确定。基因测序仪的要求见正文第二部分。</w:t>
+        <w:t xml:space="preserve">本清单按功能分区列明，共 59 项，</w:t>
+      </w:r>
+      <w:r>
+        <w:rPr>
+          <w:rFonts w:ascii="Times New Roman" w:eastAsia="宋体" w:hAnsi="Times New Roman"/>
+          <w:b/>
+          <w:bCs/>
+          <w:color w:val="000000"/>
+          <w:sz w:val="21"/>
+          <w:szCs w:val="21"/>
+        </w:rPr>
+        <w:t xml:space="preserve">由中标人全部供应</w:t>
+      </w:r>
+      <w:r>
+        <w:rPr>
+          <w:rFonts w:ascii="Times New Roman" w:eastAsia="宋体" w:hAnsi="Times New Roman"/>
+          <w:b w:val="false"/>
+          <w:bCs w:val="false"/>
+          <w:color w:val="000000"/>
+          <w:sz w:val="21"/>
+          <w:szCs w:val="21"/>
+        </w:rPr>
+        <w:t xml:space="preserve">。清单以设备通用名称与技术参数描述需求，不指定品牌与型号。基因测序仪的要求见正文第二部分。</w:t>
       </w:r>
     </w:p>
     <w:p>

--- a/docs/tumor-ngs-tender/苏州市立医院-肿瘤NGS平台招标需求.docx
+++ b/docs/tumor-ngs-tender/苏州市立医院-肿瘤NGS平台招标需求.docx
@@ -2452,7 +2452,7 @@
           <w:sz w:val="21"/>
           <w:szCs w:val="21"/>
         </w:rPr>
-        <w:t xml:space="preserve">设备所有权</w:t>
+        <w:t xml:space="preserve">移机服务</w:t>
       </w:r>
       <w:r>
         <w:rPr>
@@ -2463,7 +2463,7 @@
           <w:sz w:val="21"/>
           <w:szCs w:val="21"/>
         </w:rPr>
-        <w:t xml:space="preserve">。</w:t>
+        <w:t xml:space="preserve">。服务期内因院方场地调整需要将设备整体或部分移位的，投标人须</w:t>
       </w:r>
       <w:r>
         <w:rPr>
@@ -2474,7 +2474,7 @@
           <w:sz w:val="21"/>
           <w:szCs w:val="21"/>
         </w:rPr>
-        <w:t xml:space="preserve">本次采购设备的所有权自最终验收合格之日起归院方所有</w:t>
+        <w:t xml:space="preserve">单独报出移机服务价格</w:t>
       </w:r>
       <w:r>
         <w:rPr>
@@ -2485,7 +2485,29 @@
           <w:sz w:val="21"/>
           <w:szCs w:val="21"/>
         </w:rPr>
-        <w:t xml:space="preserve">，中标人不得设置任何形式的使用限制。</w:t>
+        <w:t xml:space="preserve">，内容包括设备拆卸、包装、运输、复位、重新安装调试，以及配合完成移机后的方法学性能验证。该项报价作为可选报价项单独列示，不计入设备与试剂的评标价，中标后由院方按实际需要决定是否实施。</w:t>
+      </w:r>
+      <w:r>
+        <w:rPr>
+          <w:rFonts w:ascii="Times New Roman" w:eastAsia="宋体" w:hAnsi="Times New Roman"/>
+          <w:b/>
+          <w:bCs/>
+          <w:color w:val="000000"/>
+          <w:sz w:val="21"/>
+          <w:szCs w:val="21"/>
+        </w:rPr>
+        <w:t xml:space="preserve">移机不影响原质保期的连续计算</w:t>
+      </w:r>
+      <w:r>
+        <w:rPr>
+          <w:rFonts w:ascii="Times New Roman" w:eastAsia="宋体" w:hAnsi="Times New Roman"/>
+          <w:b w:val="false"/>
+          <w:bCs w:val="false"/>
+          <w:color w:val="000000"/>
+          <w:sz w:val="21"/>
+          <w:szCs w:val="21"/>
+        </w:rPr>
+        <w:t xml:space="preserve">，因移机导致的设备损坏或性能偏差由中标人负责修复。</w:t>
       </w:r>
     </w:p>
     <w:p>
@@ -2514,7 +2536,7 @@
           <w:sz w:val="21"/>
           <w:szCs w:val="21"/>
         </w:rPr>
-        <w:t xml:space="preserve">数据权属与信息安全</w:t>
+        <w:t xml:space="preserve">设备所有权</w:t>
       </w:r>
       <w:r>
         <w:rPr>
@@ -2525,7 +2547,7 @@
           <w:sz w:val="21"/>
           <w:szCs w:val="21"/>
         </w:rPr>
-        <w:t xml:space="preserve">。本平台产生的全部检测数据、原始下机数据及衍生数据，</w:t>
+        <w:t xml:space="preserve">。</w:t>
       </w:r>
       <w:r>
         <w:rPr>
@@ -2536,7 +2558,7 @@
           <w:sz w:val="21"/>
           <w:szCs w:val="21"/>
         </w:rPr>
-        <w:t xml:space="preserve">所有权归院方所有</w:t>
+        <w:t xml:space="preserve">本次采购设备的所有权自最终验收合格之日起归院方所有</w:t>
       </w:r>
       <w:r>
         <w:rPr>
@@ -2547,7 +2569,7 @@
           <w:sz w:val="21"/>
           <w:szCs w:val="21"/>
         </w:rPr>
-        <w:t xml:space="preserve">。分析解读软硬件应支持院内本地化部署，不得要求将原始数据上传至院外。中标人及其人员因技术支持接触院方数据的，限于履行本合同之目的，不得留存、复制、对外提供或用于自身研发；涉及人类遗传资源的，应遵守《人类遗传资源管理条例》及其实施细则的规定。合同终止或人员撤场时，应完成数据交接与本地留存的清除并出具书面确认。</w:t>
+        <w:t xml:space="preserve">，中标人不得设置任何形式的使用限制。</w:t>
       </w:r>
     </w:p>
     <w:p>
@@ -2566,6 +2588,68 @@
           <w:szCs w:val="21"/>
         </w:rPr>
         <w:t xml:space="preserve">（七）</w:t>
+      </w:r>
+      <w:r>
+        <w:rPr>
+          <w:rFonts w:ascii="Times New Roman" w:eastAsia="宋体" w:hAnsi="Times New Roman"/>
+          <w:b/>
+          <w:bCs/>
+          <w:color w:val="000000"/>
+          <w:sz w:val="21"/>
+          <w:szCs w:val="21"/>
+        </w:rPr>
+        <w:t xml:space="preserve">数据权属与信息安全</w:t>
+      </w:r>
+      <w:r>
+        <w:rPr>
+          <w:rFonts w:ascii="Times New Roman" w:eastAsia="宋体" w:hAnsi="Times New Roman"/>
+          <w:b w:val="false"/>
+          <w:bCs w:val="false"/>
+          <w:color w:val="000000"/>
+          <w:sz w:val="21"/>
+          <w:szCs w:val="21"/>
+        </w:rPr>
+        <w:t xml:space="preserve">。本平台产生的全部检测数据、原始下机数据及衍生数据，</w:t>
+      </w:r>
+      <w:r>
+        <w:rPr>
+          <w:rFonts w:ascii="Times New Roman" w:eastAsia="宋体" w:hAnsi="Times New Roman"/>
+          <w:b/>
+          <w:bCs/>
+          <w:color w:val="000000"/>
+          <w:sz w:val="21"/>
+          <w:szCs w:val="21"/>
+        </w:rPr>
+        <w:t xml:space="preserve">所有权归院方所有</w:t>
+      </w:r>
+      <w:r>
+        <w:rPr>
+          <w:rFonts w:ascii="Times New Roman" w:eastAsia="宋体" w:hAnsi="Times New Roman"/>
+          <w:b w:val="false"/>
+          <w:bCs w:val="false"/>
+          <w:color w:val="000000"/>
+          <w:sz w:val="21"/>
+          <w:szCs w:val="21"/>
+        </w:rPr>
+        <w:t xml:space="preserve">。分析解读软硬件应支持院内本地化部署，不得要求将原始数据上传至院外。中标人及其人员因技术支持接触院方数据的，限于履行本合同之目的，不得留存、复制、对外提供或用于自身研发；涉及人类遗传资源的，应遵守《人类遗传资源管理条例》及其实施细则的规定。合同终止或人员撤场时，应完成数据交接与本地留存的清除并出具书面确认。</w:t>
+      </w:r>
+    </w:p>
+    <w:p>
+      <w:pPr>
+        <w:spacing w:after="100" w:line="380"/>
+        <w:ind w:left="0" w:firstLine="420"/>
+        <w:jc w:val="both"/>
+      </w:pPr>
+      <w:r>
+        <w:rPr>
+          <w:rFonts w:ascii="Times New Roman" w:eastAsia="宋体" w:hAnsi="Times New Roman"/>
+          <w:b w:val="false"/>
+          <w:bCs w:val="false"/>
+          <w:color w:val="000000"/>
+          <w:sz w:val="21"/>
+          <w:szCs w:val="21"/>
+        </w:rPr>
+        <w:t xml:space="preserve">（八）</w:t>
       </w:r>
       <w:r>
         <w:rPr>

--- a/docs/tumor-ngs-tender/苏州市立医院-肿瘤NGS平台招标需求.docx
+++ b/docs/tumor-ngs-tender/苏州市立医院-肿瘤NGS平台招标需求.docx
@@ -9822,7 +9822,7 @@
                 <w:sz w:val="18"/>
                 <w:szCs w:val="18"/>
               </w:rPr>
-              <w:t xml:space="preserve">主要检测内容</w:t>
+              <w:t xml:space="preserve">核心检测基因与变异类型（最低要求）</w:t>
             </w:r>
           </w:p>
         </w:tc>
@@ -9929,7 +9929,7 @@
                 <w:sz w:val="18"/>
                 <w:szCs w:val="18"/>
               </w:rPr>
-              <w:t xml:space="preserve">EGFR、ALK、ROS1、KRAS、BRAF、HER2、MET、RET、NTRK 等驱动基因的点突变、插入缺失、基因融合与拷贝数变异；靶向及免疫治疗相关标志物。</w:t>
+              <w:t xml:space="preserve">EGFR、ALK、ROS1 等基因的点突变、插入缺失与基因融合。</w:t>
             </w:r>
           </w:p>
         </w:tc>
@@ -10036,7 +10036,7 @@
                 <w:sz w:val="18"/>
                 <w:szCs w:val="18"/>
               </w:rPr>
-              <w:t xml:space="preserve">KRAS、NRAS、BRAF、PIK3CA 等基因突变；微卫星不稳定（MSI）／错配修复相关检测。</w:t>
+              <w:t xml:space="preserve">KRAS、NRAS、BRAF 等基因的点突变与插入缺失。</w:t>
             </w:r>
           </w:p>
         </w:tc>
@@ -10143,7 +10143,7 @@
                 <w:sz w:val="18"/>
                 <w:szCs w:val="18"/>
               </w:rPr>
-              <w:t xml:space="preserve">HER2、PIK3CA、BRCA1／BRCA2 等基因的点突变、插入缺失与拷贝数变异。</w:t>
+              <w:t xml:space="preserve">BRCA1／BRCA2、PIK3CA 等基因的点突变与插入缺失。</w:t>
             </w:r>
           </w:p>
         </w:tc>
@@ -10164,7 +10164,51 @@
           <w:sz w:val="19"/>
           <w:szCs w:val="19"/>
         </w:rPr>
-        <w:t xml:space="preserve">注：上述检测项目适用收费编码 012100000200000「高通量测序法检测费（病理样本）」。检测项目的最终开展范围，以院方完成新增项目论证与物价备案后的结果为准。</w:t>
+        <w:t xml:space="preserve">注：上列为各癌种的</w:t>
+      </w:r>
+      <w:r>
+        <w:rPr>
+          <w:rFonts w:ascii="Times New Roman" w:eastAsia="宋体" w:hAnsi="Times New Roman"/>
+          <w:b/>
+          <w:bCs/>
+          <w:color w:val="000000"/>
+          <w:sz w:val="19"/>
+          <w:szCs w:val="19"/>
+        </w:rPr>
+        <w:t xml:space="preserve">核心检测基因，属最低检测范围要求</w:t>
+      </w:r>
+      <w:r>
+        <w:rPr>
+          <w:rFonts w:ascii="Times New Roman" w:eastAsia="宋体" w:hAnsi="Times New Roman"/>
+          <w:b w:val="false"/>
+          <w:bCs w:val="false"/>
+          <w:color w:val="000000"/>
+          <w:sz w:val="19"/>
+          <w:szCs w:val="19"/>
+        </w:rPr>
+        <w:t xml:space="preserve">。投标产品的检测范围可宽于上列内容，</w:t>
+      </w:r>
+      <w:r>
+        <w:rPr>
+          <w:rFonts w:ascii="Times New Roman" w:eastAsia="宋体" w:hAnsi="Times New Roman"/>
+          <w:b/>
+          <w:bCs/>
+          <w:color w:val="000000"/>
+          <w:sz w:val="19"/>
+          <w:szCs w:val="19"/>
+        </w:rPr>
+        <w:t xml:space="preserve">覆盖更多靶点的产品不因此受限</w:t>
+      </w:r>
+      <w:r>
+        <w:rPr>
+          <w:rFonts w:ascii="Times New Roman" w:eastAsia="宋体" w:hAnsi="Times New Roman"/>
+          <w:b w:val="false"/>
+          <w:bCs w:val="false"/>
+          <w:color w:val="000000"/>
+          <w:sz w:val="19"/>
+          <w:szCs w:val="19"/>
+        </w:rPr>
+        <w:t xml:space="preserve">；投标人应在投标文件中列明所投产品的完整检测范围。上述检测项目适用收费编码 012100000200000「高通量测序法检测费（病理样本）」。检测项目的最终开展范围，以院方完成新增项目论证与物价备案后的结果为准。</w:t>
       </w:r>
     </w:p>
     <w:p>

--- a/docs/tumor-ngs-tender/苏州市立医院-肿瘤NGS平台招标需求.docx
+++ b/docs/tumor-ngs-tender/苏州市立医院-肿瘤NGS平台招标需求.docx
@@ -1581,7 +1581,7 @@
           <w:sz w:val="21"/>
           <w:szCs w:val="21"/>
         </w:rPr>
-        <w:t xml:space="preserve">形式报价。基准价为生产厂家公开挂牌价，或省级药品（医用耗材）集中采购平台挂网价；投标人须提供基准价的依据材料。</w:t>
+        <w:t xml:space="preserve">形式报价，基准价为生产厂家公开挂牌价或省级药品（医用耗材）集中采购平台挂网价，投标人须提供基准价的依据材料。</w:t>
       </w:r>
       <w:r>
         <w:rPr>
@@ -1603,7 +1603,7 @@
           <w:sz w:val="21"/>
           <w:szCs w:val="21"/>
         </w:rPr>
-        <w:t xml:space="preserve">。</w:t>
+        <w:t xml:space="preserve">。所报折扣率在服务期内保持不变；基准价发生调整的，按调整后的基准价与所报折扣率执行。</w:t>
       </w:r>
     </w:p>
     <w:p>
@@ -1632,7 +1632,7 @@
           <w:sz w:val="21"/>
           <w:szCs w:val="21"/>
         </w:rPr>
-        <w:t xml:space="preserve">价格有效期</w:t>
+        <w:t xml:space="preserve">性能验证</w:t>
       </w:r>
       <w:r>
         <w:rPr>
@@ -1643,7 +1643,7 @@
           <w:sz w:val="21"/>
           <w:szCs w:val="21"/>
         </w:rPr>
-        <w:t xml:space="preserve">：所报折扣率在服务期内保持不变。基准价发生调整的，按调整后的基准价与所报折扣率执行；国家或省级药品耗材价格政策另有规定的，从其规定。</w:t>
+        <w:t xml:space="preserve">：所投试剂盒须通过院方组织的方法学性能验证方可用于临床检测，验证结论由院方确认；未通过验证的产品应予更换。</w:t>
       </w:r>
     </w:p>
     <w:p>
@@ -1672,7 +1672,7 @@
           <w:sz w:val="21"/>
           <w:szCs w:val="21"/>
         </w:rPr>
-        <w:t xml:space="preserve">性能验证</w:t>
+        <w:t xml:space="preserve">供应保障</w:t>
       </w:r>
       <w:r>
         <w:rPr>
@@ -1683,29 +1683,24 @@
           <w:sz w:val="21"/>
           <w:szCs w:val="21"/>
         </w:rPr>
-        <w:t xml:space="preserve">：中标后，所投试剂盒须通过院方组织的方法学性能验证（精密度、正确度、检出限、可报告范围等），</w:t>
-      </w:r>
-      <w:r>
-        <w:rPr>
-          <w:rFonts w:ascii="Times New Roman" w:eastAsia="宋体" w:hAnsi="Times New Roman"/>
+        <w:t xml:space="preserve">：中标人应保证试剂在服务期内的持续稳定供应，并按院方需求提供冷链配送。</w:t>
+      </w:r>
+    </w:p>
+    <w:p>
+      <w:pPr>
+        <w:keepNext/>
+        <w:spacing w:after="140" w:before="320" w:line="380"/>
+      </w:pPr>
+      <w:r>
+        <w:rPr>
+          <w:rFonts w:ascii="Arial" w:eastAsia="黑体" w:hAnsi="Arial"/>
           <w:b/>
           <w:bCs/>
           <w:color w:val="000000"/>
-          <w:sz w:val="21"/>
-          <w:szCs w:val="21"/>
-        </w:rPr>
-        <w:t xml:space="preserve">验证结论由院方确认；未通过验证的产品不得用于临床检测，中标人应予更换，由此产生的费用与延误责任由中标人承担</w:t>
-      </w:r>
-      <w:r>
-        <w:rPr>
-          <w:rFonts w:ascii="Times New Roman" w:eastAsia="宋体" w:hAnsi="Times New Roman"/>
-          <w:b w:val="false"/>
-          <w:bCs w:val="false"/>
-          <w:color w:val="000000"/>
-          <w:sz w:val="21"/>
-          <w:szCs w:val="21"/>
-        </w:rPr>
-        <w:t xml:space="preserve">。</w:t>
+          <w:sz w:val="25"/>
+          <w:szCs w:val="25"/>
+        </w:rPr>
+        <w:t xml:space="preserve">五、服务要求</w:t>
       </w:r>
     </w:p>
     <w:p>
@@ -1723,7 +1718,7 @@
           <w:sz w:val="21"/>
           <w:szCs w:val="21"/>
         </w:rPr>
-        <w:t xml:space="preserve">（六）</w:t>
+        <w:t xml:space="preserve">（一）</w:t>
       </w:r>
       <w:r>
         <w:rPr>
@@ -1734,7 +1729,7 @@
           <w:sz w:val="21"/>
           <w:szCs w:val="21"/>
         </w:rPr>
-        <w:t xml:space="preserve">供应保障</w:t>
+        <w:t xml:space="preserve">供应、安装与调试</w:t>
       </w:r>
       <w:r>
         <w:rPr>
@@ -1745,24 +1740,7 @@
           <w:sz w:val="21"/>
           <w:szCs w:val="21"/>
         </w:rPr>
-        <w:t xml:space="preserve">：中标人应保证试剂在服务期内的持续稳定供应，建立安全库存，并按院方需求提供冷链配送。因供应中断导致检测延误的，按合同约定承担违约责任。</w:t>
-      </w:r>
-    </w:p>
-    <w:p>
-      <w:pPr>
-        <w:keepNext/>
-        <w:spacing w:after="140" w:before="320" w:line="380"/>
-      </w:pPr>
-      <w:r>
-        <w:rPr>
-          <w:rFonts w:ascii="Arial" w:eastAsia="黑体" w:hAnsi="Arial"/>
-          <w:b/>
-          <w:bCs/>
-          <w:color w:val="000000"/>
-          <w:sz w:val="25"/>
-          <w:szCs w:val="25"/>
-        </w:rPr>
-        <w:t xml:space="preserve">五、服务要求</w:t>
+        <w:t xml:space="preserve">。负责所供设备的运输、就位、安装与调试，直至各功能分区具备开展临床检测的条件。</w:t>
       </w:r>
     </w:p>
     <w:p>
@@ -1780,7 +1758,7 @@
           <w:sz w:val="21"/>
           <w:szCs w:val="21"/>
         </w:rPr>
-        <w:t xml:space="preserve">（一）</w:t>
+        <w:t xml:space="preserve">（二）</w:t>
       </w:r>
       <w:r>
         <w:rPr>
@@ -1791,7 +1769,7 @@
           <w:sz w:val="21"/>
           <w:szCs w:val="21"/>
         </w:rPr>
-        <w:t xml:space="preserve">供应、安装与调试</w:t>
+        <w:t xml:space="preserve">培训与技术转移</w:t>
       </w:r>
       <w:r>
         <w:rPr>
@@ -1802,7 +1780,29 @@
           <w:sz w:val="21"/>
           <w:szCs w:val="21"/>
         </w:rPr>
-        <w:t xml:space="preserve">。负责所供设备的运输、就位、安装与调试，直至各功能分区具备开展临床检测的条件。</w:t>
+        <w:t xml:space="preserve">。对院方指定人员进行系统培训，内容覆盖样本前处理、文库构建、杂交捕获、上机测序、数据分析与报告解读全流程，</w:t>
+      </w:r>
+      <w:r>
+        <w:rPr>
+          <w:rFonts w:ascii="Times New Roman" w:eastAsia="宋体" w:hAnsi="Times New Roman"/>
+          <w:b/>
+          <w:bCs/>
+          <w:color w:val="000000"/>
+          <w:sz w:val="21"/>
+          <w:szCs w:val="21"/>
+        </w:rPr>
+        <w:t xml:space="preserve">直至院方人员具备独立操作能力</w:t>
+      </w:r>
+      <w:r>
+        <w:rPr>
+          <w:rFonts w:ascii="Times New Roman" w:eastAsia="宋体" w:hAnsi="Times New Roman"/>
+          <w:b w:val="false"/>
+          <w:bCs w:val="false"/>
+          <w:color w:val="000000"/>
+          <w:sz w:val="21"/>
+          <w:szCs w:val="21"/>
+        </w:rPr>
+        <w:t xml:space="preserve">；并提供检测项目的临床沟通与疑难病例报告解读支持。</w:t>
       </w:r>
     </w:p>
     <w:p>
@@ -1820,7 +1820,7 @@
           <w:sz w:val="21"/>
           <w:szCs w:val="21"/>
         </w:rPr>
-        <w:t xml:space="preserve">（二）</w:t>
+        <w:t xml:space="preserve">（三）</w:t>
       </w:r>
       <w:r>
         <w:rPr>
@@ -1831,7 +1831,7 @@
           <w:sz w:val="21"/>
           <w:szCs w:val="21"/>
         </w:rPr>
-        <w:t xml:space="preserve">技术培训与技术转移</w:t>
+        <w:t xml:space="preserve">人员配置</w:t>
       </w:r>
       <w:r>
         <w:rPr>
@@ -1842,7 +1842,7 @@
           <w:sz w:val="21"/>
           <w:szCs w:val="21"/>
         </w:rPr>
-        <w:t xml:space="preserve">。对院方指定人员进行系统培训，内容覆盖样本前处理、文库构建、杂交捕获、上机测序、数据分析与报告解读全流程，</w:t>
+        <w:t xml:space="preserve">。中标人应指定项目负责人一名，并</w:t>
       </w:r>
       <w:r>
         <w:rPr>
@@ -1853,7 +1853,7 @@
           <w:sz w:val="21"/>
           <w:szCs w:val="21"/>
         </w:rPr>
-        <w:t xml:space="preserve">直至院方人员具备独立操作与独立出具报告的能力</w:t>
+        <w:t xml:space="preserve">按项目实际需要配备具备分子诊断或临床检验相关背景的技术人员不少于 1 名，参与日常项目的技术对接、培训带教与运行配合</w:t>
       </w:r>
       <w:r>
         <w:rPr>
@@ -1864,7 +1864,7 @@
           <w:sz w:val="21"/>
           <w:szCs w:val="21"/>
         </w:rPr>
-        <w:t xml:space="preserve">。培训应形成书面记录与考核结论。</w:t>
+        <w:t xml:space="preserve">；其工作范围为技术支持与运行配合，检验报告由院方具备相应资质的人员审核签发。中标人人员进入实验室应遵守院方生物安全、感染控制与信息安全的相关规定，并签署保密承诺。</w:t>
       </w:r>
     </w:p>
     <w:p>
@@ -1882,7 +1882,7 @@
           <w:sz w:val="21"/>
           <w:szCs w:val="21"/>
         </w:rPr>
-        <w:t xml:space="preserve">（三）</w:t>
+        <w:t xml:space="preserve">（四）</w:t>
       </w:r>
       <w:r>
         <w:rPr>
@@ -1893,7 +1893,7 @@
           <w:sz w:val="21"/>
           <w:szCs w:val="21"/>
         </w:rPr>
-        <w:t xml:space="preserve">质量管理体系与性能验证配合</w:t>
+        <w:t xml:space="preserve">质量与售后</w:t>
       </w:r>
       <w:r>
         <w:rPr>
@@ -1904,7 +1904,24 @@
           <w:sz w:val="21"/>
           <w:szCs w:val="21"/>
         </w:rPr>
-        <w:t xml:space="preserve">。协助建立本平台检测项目的标准操作规程及相关质量管理体系文件；配合完成方法学性能验证；协助院方参加室间质评并上报结果；配合院方通过临床基因扩增检验实验室技术审核。</w:t>
+        <w:t xml:space="preserve">。配合院方建立本平台检测项目的标准操作规程及相关质量管理体系文件，配合完成方法学性能验证与室间质评；提供设备的日常维护、故障响应与备件供应。</w:t>
+      </w:r>
+    </w:p>
+    <w:p>
+      <w:pPr>
+        <w:keepNext/>
+        <w:spacing w:after="140" w:before="320" w:line="380"/>
+      </w:pPr>
+      <w:r>
+        <w:rPr>
+          <w:rFonts w:ascii="Arial" w:eastAsia="黑体" w:hAnsi="Arial"/>
+          <w:b/>
+          <w:bCs/>
+          <w:color w:val="000000"/>
+          <w:sz w:val="25"/>
+          <w:szCs w:val="25"/>
+        </w:rPr>
+        <w:t xml:space="preserve">六、商务要求</w:t>
       </w:r>
     </w:p>
     <w:p>
@@ -1922,7 +1939,7 @@
           <w:sz w:val="21"/>
           <w:szCs w:val="21"/>
         </w:rPr>
-        <w:t xml:space="preserve">（四）</w:t>
+        <w:t xml:space="preserve">（一）</w:t>
       </w:r>
       <w:r>
         <w:rPr>
@@ -1933,7 +1950,7 @@
           <w:sz w:val="21"/>
           <w:szCs w:val="21"/>
         </w:rPr>
-        <w:t xml:space="preserve">临床沟通与报告解读支持</w:t>
+        <w:t xml:space="preserve">交付与验收</w:t>
       </w:r>
       <w:r>
         <w:rPr>
@@ -1944,7 +1961,7 @@
           <w:sz w:val="21"/>
           <w:szCs w:val="21"/>
         </w:rPr>
-        <w:t xml:space="preserve">。提供检测项目的临床沟通与疑难病例报告解读的技术支持。</w:t>
+        <w:t xml:space="preserve">。设备到货、安装调试完成后由院方组织验收，验收内容包括设备功能与技术参数复核，以及拟开展项目的方法学性能验证。交付与安装期限由双方在合同中约定。</w:t>
       </w:r>
     </w:p>
     <w:p>
@@ -1962,7 +1979,7 @@
           <w:sz w:val="21"/>
           <w:szCs w:val="21"/>
         </w:rPr>
-        <w:t xml:space="preserve">（五）</w:t>
+        <w:t xml:space="preserve">（二）</w:t>
       </w:r>
       <w:r>
         <w:rPr>
@@ -1973,7 +1990,7 @@
           <w:sz w:val="21"/>
           <w:szCs w:val="21"/>
         </w:rPr>
-        <w:t xml:space="preserve">人员要求</w:t>
+        <w:t xml:space="preserve">付款</w:t>
       </w:r>
       <w:r>
         <w:rPr>
@@ -1984,7 +2001,7 @@
           <w:sz w:val="21"/>
           <w:szCs w:val="21"/>
         </w:rPr>
-        <w:t xml:space="preserve">。中标人应指定项目负责人一名，并配备具备分子诊断与 NGS 技术背景的技术支持人员。</w:t>
+        <w:t xml:space="preserve">。</w:t>
       </w:r>
       <w:r>
         <w:rPr>
@@ -1995,7 +2012,7 @@
           <w:sz w:val="21"/>
           <w:szCs w:val="21"/>
         </w:rPr>
-        <w:t xml:space="preserve">技术支持人员的工作范围限于设备调试、技术培训、性能验证配合与故障处理；临床检验的实际操作与检验报告的出具，由院方具备相应资质的人员承担。</w:t>
+        <w:t xml:space="preserve">设备款于最终验收合格后一次性支付；试剂款按实际供货结算</w:t>
       </w:r>
       <w:r>
         <w:rPr>
@@ -2006,7 +2023,7 @@
           <w:sz w:val="21"/>
           <w:szCs w:val="21"/>
         </w:rPr>
-        <w:t xml:space="preserve">中标人人员进入实验室应遵守院方生物安全、感染控制、信息安全与廉洁从业的相关规定，并签署保密承诺。</w:t>
+        <w:t xml:space="preserve">，结算账期由双方在合同中约定。</w:t>
       </w:r>
     </w:p>
     <w:p>
@@ -2024,7 +2041,7 @@
           <w:sz w:val="21"/>
           <w:szCs w:val="21"/>
         </w:rPr>
-        <w:t xml:space="preserve">（六）</w:t>
+        <w:t xml:space="preserve">（三）</w:t>
       </w:r>
       <w:r>
         <w:rPr>
@@ -2035,7 +2052,7 @@
           <w:sz w:val="21"/>
           <w:szCs w:val="21"/>
         </w:rPr>
-        <w:t xml:space="preserve">售后与应急</w:t>
+        <w:t xml:space="preserve">质保与维保</w:t>
       </w:r>
       <w:r>
         <w:rPr>
@@ -2046,84 +2063,7 @@
           <w:sz w:val="21"/>
           <w:szCs w:val="21"/>
         </w:rPr>
-        <w:t xml:space="preserve">。质保期内故障响应不超过 </w:t>
-      </w:r>
-      <w:r>
-        <w:rPr>
-          <w:rFonts w:ascii="Times New Roman" w:eastAsia="宋体" w:hAnsi="Times New Roman"/>
-          <w:sz w:val="21"/>
-          <w:szCs w:val="21"/>
-          <w:u w:val="single"/>
-        </w:rPr>
-        <w:t xml:space="preserve">        </w:t>
-      </w:r>
-      <w:r>
-        <w:rPr>
-          <w:rFonts w:ascii="Times New Roman" w:eastAsia="宋体" w:hAnsi="Times New Roman"/>
-          <w:b w:val="false"/>
-          <w:bCs w:val="false"/>
-          <w:color w:val="000000"/>
-          <w:sz w:val="21"/>
-          <w:szCs w:val="21"/>
-        </w:rPr>
-        <w:t xml:space="preserve"> 小时，到场时间不超过 </w:t>
-      </w:r>
-      <w:r>
-        <w:rPr>
-          <w:rFonts w:ascii="Times New Roman" w:eastAsia="宋体" w:hAnsi="Times New Roman"/>
-          <w:sz w:val="21"/>
-          <w:szCs w:val="21"/>
-          <w:u w:val="single"/>
-        </w:rPr>
-        <w:t xml:space="preserve">        </w:t>
-      </w:r>
-      <w:r>
-        <w:rPr>
-          <w:rFonts w:ascii="Times New Roman" w:eastAsia="宋体" w:hAnsi="Times New Roman"/>
-          <w:b w:val="false"/>
-          <w:bCs w:val="false"/>
-          <w:color w:val="000000"/>
-          <w:sz w:val="21"/>
-          <w:szCs w:val="21"/>
-        </w:rPr>
-        <w:t xml:space="preserve"> 小时；核心设备无法在 </w:t>
-      </w:r>
-      <w:r>
-        <w:rPr>
-          <w:rFonts w:ascii="Times New Roman" w:eastAsia="宋体" w:hAnsi="Times New Roman"/>
-          <w:sz w:val="21"/>
-          <w:szCs w:val="21"/>
-          <w:u w:val="single"/>
-        </w:rPr>
-        <w:t xml:space="preserve">        </w:t>
-      </w:r>
-      <w:r>
-        <w:rPr>
-          <w:rFonts w:ascii="Times New Roman" w:eastAsia="宋体" w:hAnsi="Times New Roman"/>
-          <w:b w:val="false"/>
-          <w:bCs w:val="false"/>
-          <w:color w:val="000000"/>
-          <w:sz w:val="21"/>
-          <w:szCs w:val="21"/>
-        </w:rPr>
-        <w:t xml:space="preserve"> 小时内修复的，应提供同等性能备机，或协助将标本委托至具备临床基因扩增检验实验室资质及相应检测项目能力的第三方医学检验机构检测，委托检验须另行签订协议并报院方备案。试剂或耗材供应发生中断风险的，应提前告知并提出替代方案。</w:t>
-      </w:r>
-    </w:p>
-    <w:p>
-      <w:pPr>
-        <w:keepNext/>
-        <w:spacing w:after="140" w:before="320" w:line="380"/>
-      </w:pPr>
-      <w:r>
-        <w:rPr>
-          <w:rFonts w:ascii="Arial" w:eastAsia="黑体" w:hAnsi="Arial"/>
-          <w:b/>
-          <w:bCs/>
-          <w:color w:val="000000"/>
-          <w:sz w:val="25"/>
-          <w:szCs w:val="25"/>
-        </w:rPr>
-        <w:t xml:space="preserve">六、商务要求</w:t>
+        <w:t xml:space="preserve">。中标人应提供设备质保，质保期限、故障响应与到场时限由双方在合同中约定；质保期满后的维保价格，投标人应在投标文件中一并报出。</w:t>
       </w:r>
     </w:p>
     <w:p>
@@ -2141,7 +2081,7 @@
           <w:sz w:val="21"/>
           <w:szCs w:val="21"/>
         </w:rPr>
-        <w:t xml:space="preserve">（一）</w:t>
+        <w:t xml:space="preserve">（四）</w:t>
       </w:r>
       <w:r>
         <w:rPr>
@@ -2152,7 +2092,7 @@
           <w:sz w:val="21"/>
           <w:szCs w:val="21"/>
         </w:rPr>
-        <w:t xml:space="preserve">交货与安装期限</w:t>
+        <w:t xml:space="preserve">设备所有权</w:t>
       </w:r>
       <w:r>
         <w:rPr>
@@ -2163,27 +2103,18 @@
           <w:sz w:val="21"/>
           <w:szCs w:val="21"/>
         </w:rPr>
-        <w:t xml:space="preserve">。合同签订后 </w:t>
-      </w:r>
-      <w:r>
-        <w:rPr>
-          <w:rFonts w:ascii="Times New Roman" w:eastAsia="宋体" w:hAnsi="Times New Roman"/>
-          <w:sz w:val="21"/>
-          <w:szCs w:val="21"/>
-          <w:u w:val="single"/>
-        </w:rPr>
-        <w:t xml:space="preserve">        </w:t>
-      </w:r>
-      <w:r>
-        <w:rPr>
-          <w:rFonts w:ascii="Times New Roman" w:eastAsia="宋体" w:hAnsi="Times New Roman"/>
-          <w:b w:val="false"/>
-          <w:bCs w:val="false"/>
-          <w:color w:val="000000"/>
-          <w:sz w:val="21"/>
-          <w:szCs w:val="21"/>
-        </w:rPr>
-        <w:t xml:space="preserve"> 日历天内完成设备到货、安装与调试，并具备验收条件。</w:t>
+        <w:t xml:space="preserve">。</w:t>
+      </w:r>
+      <w:r>
+        <w:rPr>
+          <w:rFonts w:ascii="Times New Roman" w:eastAsia="宋体" w:hAnsi="Times New Roman"/>
+          <w:b/>
+          <w:bCs/>
+          <w:color w:val="000000"/>
+          <w:sz w:val="21"/>
+          <w:szCs w:val="21"/>
+        </w:rPr>
+        <w:t xml:space="preserve">本次采购设备的所有权自最终验收合格之日起归院方所有。</w:t>
       </w:r>
     </w:p>
     <w:p>
@@ -2201,7 +2132,7 @@
           <w:sz w:val="21"/>
           <w:szCs w:val="21"/>
         </w:rPr>
-        <w:t xml:space="preserve">（二）</w:t>
+        <w:t xml:space="preserve">（五）</w:t>
       </w:r>
       <w:r>
         <w:rPr>
@@ -2212,7 +2143,7 @@
           <w:sz w:val="21"/>
           <w:szCs w:val="21"/>
         </w:rPr>
-        <w:t xml:space="preserve">验收标准</w:t>
+        <w:t xml:space="preserve">移机服务</w:t>
       </w:r>
       <w:r>
         <w:rPr>
@@ -2223,7 +2154,29 @@
           <w:sz w:val="21"/>
           <w:szCs w:val="21"/>
         </w:rPr>
-        <w:t xml:space="preserve">。验收分三个环节：到货验收（数量、型号、外观、随机文件）；安装调试验收（功能与技术参数复核）；平台运行验收（完成拟开展项目的方法学性能验证）。三个环节全部合格后签署最终验收报告。</w:t>
+        <w:t xml:space="preserve">。服务期内因院方场地调整需要移机的，投标人须</w:t>
+      </w:r>
+      <w:r>
+        <w:rPr>
+          <w:rFonts w:ascii="Times New Roman" w:eastAsia="宋体" w:hAnsi="Times New Roman"/>
+          <w:b/>
+          <w:bCs/>
+          <w:color w:val="000000"/>
+          <w:sz w:val="21"/>
+          <w:szCs w:val="21"/>
+        </w:rPr>
+        <w:t xml:space="preserve">单独报出移机服务价格</w:t>
+      </w:r>
+      <w:r>
+        <w:rPr>
+          <w:rFonts w:ascii="Times New Roman" w:eastAsia="宋体" w:hAnsi="Times New Roman"/>
+          <w:b w:val="false"/>
+          <w:bCs w:val="false"/>
+          <w:color w:val="000000"/>
+          <w:sz w:val="21"/>
+          <w:szCs w:val="21"/>
+        </w:rPr>
+        <w:t xml:space="preserve">，作为可选报价项单独列示，不计入评标价，中标后由院方按实际需要决定是否实施；移机不影响原质保期的连续计算。</w:t>
       </w:r>
     </w:p>
     <w:p>
@@ -2241,7 +2194,7 @@
           <w:sz w:val="21"/>
           <w:szCs w:val="21"/>
         </w:rPr>
-        <w:t xml:space="preserve">（三）</w:t>
+        <w:t xml:space="preserve">（六）</w:t>
       </w:r>
       <w:r>
         <w:rPr>
@@ -2252,7 +2205,7 @@
           <w:sz w:val="21"/>
           <w:szCs w:val="21"/>
         </w:rPr>
-        <w:t xml:space="preserve">付款节点</w:t>
+        <w:t xml:space="preserve">数据</w:t>
       </w:r>
       <w:r>
         <w:rPr>
@@ -2263,107 +2216,24 @@
           <w:sz w:val="21"/>
           <w:szCs w:val="21"/>
         </w:rPr>
-        <w:t xml:space="preserve">。设备款：合同生效后支付 </w:t>
-      </w:r>
-      <w:r>
-        <w:rPr>
-          <w:rFonts w:ascii="Times New Roman" w:eastAsia="宋体" w:hAnsi="Times New Roman"/>
-          <w:sz w:val="21"/>
-          <w:szCs w:val="21"/>
-          <w:u w:val="single"/>
-        </w:rPr>
-        <w:t xml:space="preserve">        </w:t>
-      </w:r>
-      <w:r>
-        <w:rPr>
-          <w:rFonts w:ascii="Times New Roman" w:eastAsia="宋体" w:hAnsi="Times New Roman"/>
-          <w:b w:val="false"/>
-          <w:bCs w:val="false"/>
-          <w:color w:val="000000"/>
-          <w:sz w:val="21"/>
-          <w:szCs w:val="21"/>
-        </w:rPr>
-        <w:t xml:space="preserve"> ％，到货并安装调试合格后支付 </w:t>
-      </w:r>
-      <w:r>
-        <w:rPr>
-          <w:rFonts w:ascii="Times New Roman" w:eastAsia="宋体" w:hAnsi="Times New Roman"/>
-          <w:sz w:val="21"/>
-          <w:szCs w:val="21"/>
-          <w:u w:val="single"/>
-        </w:rPr>
-        <w:t xml:space="preserve">        </w:t>
-      </w:r>
-      <w:r>
-        <w:rPr>
-          <w:rFonts w:ascii="Times New Roman" w:eastAsia="宋体" w:hAnsi="Times New Roman"/>
-          <w:b w:val="false"/>
-          <w:bCs w:val="false"/>
-          <w:color w:val="000000"/>
-          <w:sz w:val="21"/>
-          <w:szCs w:val="21"/>
-        </w:rPr>
-        <w:t xml:space="preserve"> ％，最终验收合格后支付 </w:t>
-      </w:r>
-      <w:r>
-        <w:rPr>
-          <w:rFonts w:ascii="Times New Roman" w:eastAsia="宋体" w:hAnsi="Times New Roman"/>
-          <w:sz w:val="21"/>
-          <w:szCs w:val="21"/>
-          <w:u w:val="single"/>
-        </w:rPr>
-        <w:t xml:space="preserve">        </w:t>
-      </w:r>
-      <w:r>
-        <w:rPr>
-          <w:rFonts w:ascii="Times New Roman" w:eastAsia="宋体" w:hAnsi="Times New Roman"/>
-          <w:b w:val="false"/>
-          <w:bCs w:val="false"/>
-          <w:color w:val="000000"/>
-          <w:sz w:val="21"/>
-          <w:szCs w:val="21"/>
-        </w:rPr>
-        <w:t xml:space="preserve"> ％，余款 </w:t>
-      </w:r>
-      <w:r>
-        <w:rPr>
-          <w:rFonts w:ascii="Times New Roman" w:eastAsia="宋体" w:hAnsi="Times New Roman"/>
-          <w:sz w:val="21"/>
-          <w:szCs w:val="21"/>
-          <w:u w:val="single"/>
-        </w:rPr>
-        <w:t xml:space="preserve">        </w:t>
-      </w:r>
-      <w:r>
-        <w:rPr>
-          <w:rFonts w:ascii="Times New Roman" w:eastAsia="宋体" w:hAnsi="Times New Roman"/>
-          <w:b w:val="false"/>
-          <w:bCs w:val="false"/>
-          <w:color w:val="000000"/>
-          <w:sz w:val="21"/>
-          <w:szCs w:val="21"/>
-        </w:rPr>
-        <w:t xml:space="preserve"> ％ 作为质量保证金，质保期满无质量问题后支付。试剂款：按实际供货量结算，结算周期 </w:t>
-      </w:r>
-      <w:r>
-        <w:rPr>
-          <w:rFonts w:ascii="Times New Roman" w:eastAsia="宋体" w:hAnsi="Times New Roman"/>
-          <w:sz w:val="21"/>
-          <w:szCs w:val="21"/>
-          <w:u w:val="single"/>
-        </w:rPr>
-        <w:t xml:space="preserve">        </w:t>
-      </w:r>
-      <w:r>
-        <w:rPr>
-          <w:rFonts w:ascii="Times New Roman" w:eastAsia="宋体" w:hAnsi="Times New Roman"/>
-          <w:b w:val="false"/>
-          <w:bCs w:val="false"/>
-          <w:color w:val="000000"/>
-          <w:sz w:val="21"/>
-          <w:szCs w:val="21"/>
-        </w:rPr>
-        <w:t xml:space="preserve"> 天。</w:t>
+        <w:t xml:space="preserve">。本平台产生的检测数据归院方所有；分析解读软硬件应支持院内本地化部署，不得要求将原始数据上传至院外。</w:t>
+      </w:r>
+    </w:p>
+    <w:p>
+      <w:pPr>
+        <w:keepNext/>
+        <w:spacing w:after="140" w:before="320" w:line="380"/>
+      </w:pPr>
+      <w:r>
+        <w:rPr>
+          <w:rFonts w:ascii="Arial" w:eastAsia="黑体" w:hAnsi="Arial"/>
+          <w:b/>
+          <w:bCs/>
+          <w:color w:val="000000"/>
+          <w:sz w:val="25"/>
+          <w:szCs w:val="25"/>
+        </w:rPr>
+        <w:t xml:space="preserve">七、投标人资格与合规要求</w:t>
       </w:r>
     </w:p>
     <w:p>
@@ -2381,7 +2251,7 @@
           <w:sz w:val="21"/>
           <w:szCs w:val="21"/>
         </w:rPr>
-        <w:t xml:space="preserve">（四）</w:t>
+        <w:t xml:space="preserve">（一）</w:t>
       </w:r>
       <w:r>
         <w:rPr>
@@ -2392,7 +2262,7 @@
           <w:sz w:val="21"/>
           <w:szCs w:val="21"/>
         </w:rPr>
-        <w:t xml:space="preserve">质保与维保</w:t>
+        <w:t xml:space="preserve">资格要求</w:t>
       </w:r>
       <w:r>
         <w:rPr>
@@ -2403,17 +2273,15 @@
           <w:sz w:val="21"/>
           <w:szCs w:val="21"/>
         </w:rPr>
-        <w:t xml:space="preserve">。自最终验收合格之日起提供 </w:t>
-      </w:r>
-      <w:r>
-        <w:rPr>
-          <w:rFonts w:ascii="Times New Roman" w:eastAsia="宋体" w:hAnsi="Times New Roman"/>
-          <w:sz w:val="21"/>
-          <w:szCs w:val="21"/>
-          <w:u w:val="single"/>
-        </w:rPr>
-        <w:t xml:space="preserve">        </w:t>
-      </w:r>
+        <w:t xml:space="preserve">。投标人应具备下列条件：</w:t>
+      </w:r>
+    </w:p>
+    <w:p>
+      <w:pPr>
+        <w:spacing w:after="100" w:line="380"/>
+        <w:ind w:left="420" w:firstLine="420"/>
+        <w:jc w:val="both"/>
+      </w:pPr>
       <w:r>
         <w:rPr>
           <w:rFonts w:ascii="Times New Roman" w:eastAsia="宋体" w:hAnsi="Times New Roman"/>
@@ -2423,7 +2291,61 @@
           <w:sz w:val="21"/>
           <w:szCs w:val="21"/>
         </w:rPr>
-        <w:t xml:space="preserve"> 年免费质保，质保期内免费提供软件升级。质保期满后的维保价格，投标人应在投标文件中一并报出并作为评审因素。</w:t>
+        <w:t xml:space="preserve">1. 具有独立法人资格，具备有效的营业执照；</w:t>
+      </w:r>
+    </w:p>
+    <w:p>
+      <w:pPr>
+        <w:spacing w:after="100" w:line="380"/>
+        <w:ind w:left="420" w:firstLine="420"/>
+        <w:jc w:val="both"/>
+      </w:pPr>
+      <w:r>
+        <w:rPr>
+          <w:rFonts w:ascii="Times New Roman" w:eastAsia="宋体" w:hAnsi="Times New Roman"/>
+          <w:b w:val="false"/>
+          <w:bCs w:val="false"/>
+          <w:color w:val="000000"/>
+          <w:sz w:val="21"/>
+          <w:szCs w:val="21"/>
+        </w:rPr>
+        <w:t xml:space="preserve">2. 具备《医疗器械经营许可证》或第二类医疗器械经营备案凭证，经营范围覆盖所投产品类别；</w:t>
+      </w:r>
+    </w:p>
+    <w:p>
+      <w:pPr>
+        <w:spacing w:after="100" w:line="380"/>
+        <w:ind w:left="420" w:firstLine="420"/>
+        <w:jc w:val="both"/>
+      </w:pPr>
+      <w:r>
+        <w:rPr>
+          <w:rFonts w:ascii="Times New Roman" w:eastAsia="宋体" w:hAnsi="Times New Roman"/>
+          <w:b w:val="false"/>
+          <w:bCs w:val="false"/>
+          <w:color w:val="000000"/>
+          <w:sz w:val="21"/>
+          <w:szCs w:val="21"/>
+        </w:rPr>
+        <w:t xml:space="preserve">3. 取得所投产品制造商针对本项目的授权文件；</w:t>
+      </w:r>
+    </w:p>
+    <w:p>
+      <w:pPr>
+        <w:spacing w:after="100" w:line="380"/>
+        <w:ind w:left="420" w:firstLine="420"/>
+        <w:jc w:val="both"/>
+      </w:pPr>
+      <w:r>
+        <w:rPr>
+          <w:rFonts w:ascii="Times New Roman" w:eastAsia="宋体" w:hAnsi="Times New Roman"/>
+          <w:b w:val="false"/>
+          <w:bCs w:val="false"/>
+          <w:color w:val="000000"/>
+          <w:sz w:val="21"/>
+          <w:szCs w:val="21"/>
+        </w:rPr>
+        <w:t xml:space="preserve">4. 具有同类临床基因测序平台的供货与服务业绩。</w:t>
       </w:r>
     </w:p>
     <w:p>
@@ -2441,7 +2363,7 @@
           <w:sz w:val="21"/>
           <w:szCs w:val="21"/>
         </w:rPr>
-        <w:t xml:space="preserve">（五）</w:t>
+        <w:t xml:space="preserve">（二）</w:t>
       </w:r>
       <w:r>
         <w:rPr>
@@ -2452,7 +2374,7 @@
           <w:sz w:val="21"/>
           <w:szCs w:val="21"/>
         </w:rPr>
-        <w:t xml:space="preserve">移机服务</w:t>
+        <w:t xml:space="preserve">廉洁承诺</w:t>
       </w:r>
       <w:r>
         <w:rPr>
@@ -2463,51 +2385,7 @@
           <w:sz w:val="21"/>
           <w:szCs w:val="21"/>
         </w:rPr>
-        <w:t xml:space="preserve">。服务期内因院方场地调整需要将设备整体或部分移位的，投标人须</w:t>
-      </w:r>
-      <w:r>
-        <w:rPr>
-          <w:rFonts w:ascii="Times New Roman" w:eastAsia="宋体" w:hAnsi="Times New Roman"/>
-          <w:b/>
-          <w:bCs/>
-          <w:color w:val="000000"/>
-          <w:sz w:val="21"/>
-          <w:szCs w:val="21"/>
-        </w:rPr>
-        <w:t xml:space="preserve">单独报出移机服务价格</w:t>
-      </w:r>
-      <w:r>
-        <w:rPr>
-          <w:rFonts w:ascii="Times New Roman" w:eastAsia="宋体" w:hAnsi="Times New Roman"/>
-          <w:b w:val="false"/>
-          <w:bCs w:val="false"/>
-          <w:color w:val="000000"/>
-          <w:sz w:val="21"/>
-          <w:szCs w:val="21"/>
-        </w:rPr>
-        <w:t xml:space="preserve">，内容包括设备拆卸、包装、运输、复位、重新安装调试，以及配合完成移机后的方法学性能验证。该项报价作为可选报价项单独列示，不计入设备与试剂的评标价，中标后由院方按实际需要决定是否实施。</w:t>
-      </w:r>
-      <w:r>
-        <w:rPr>
-          <w:rFonts w:ascii="Times New Roman" w:eastAsia="宋体" w:hAnsi="Times New Roman"/>
-          <w:b/>
-          <w:bCs/>
-          <w:color w:val="000000"/>
-          <w:sz w:val="21"/>
-          <w:szCs w:val="21"/>
-        </w:rPr>
-        <w:t xml:space="preserve">移机不影响原质保期的连续计算</w:t>
-      </w:r>
-      <w:r>
-        <w:rPr>
-          <w:rFonts w:ascii="Times New Roman" w:eastAsia="宋体" w:hAnsi="Times New Roman"/>
-          <w:b w:val="false"/>
-          <w:bCs w:val="false"/>
-          <w:color w:val="000000"/>
-          <w:sz w:val="21"/>
-          <w:szCs w:val="21"/>
-        </w:rPr>
-        <w:t xml:space="preserve">，因移机导致的设备损坏或性能偏差由中标人负责修复。</w:t>
+        <w:t xml:space="preserve">。投标人应出具书面承诺：不以捐赠资助、科研合作、学术会议、外出考察等任何名义，向院方工作人员输送利益或提供与本项目采购相挂钩的资源。</w:t>
       </w:r>
     </w:p>
     <w:p>
@@ -2525,7 +2403,7 @@
           <w:sz w:val="21"/>
           <w:szCs w:val="21"/>
         </w:rPr>
-        <w:t xml:space="preserve">（六）</w:t>
+        <w:t xml:space="preserve">（三）</w:t>
       </w:r>
       <w:r>
         <w:rPr>
@@ -2536,7 +2414,7 @@
           <w:sz w:val="21"/>
           <w:szCs w:val="21"/>
         </w:rPr>
-        <w:t xml:space="preserve">设备所有权</w:t>
+        <w:t xml:space="preserve">其他</w:t>
       </w:r>
       <w:r>
         <w:rPr>
@@ -2547,356 +2425,7 @@
           <w:sz w:val="21"/>
           <w:szCs w:val="21"/>
         </w:rPr>
-        <w:t xml:space="preserve">。</w:t>
-      </w:r>
-      <w:r>
-        <w:rPr>
-          <w:rFonts w:ascii="Times New Roman" w:eastAsia="宋体" w:hAnsi="Times New Roman"/>
-          <w:b/>
-          <w:bCs/>
-          <w:color w:val="000000"/>
-          <w:sz w:val="21"/>
-          <w:szCs w:val="21"/>
-        </w:rPr>
-        <w:t xml:space="preserve">本次采购设备的所有权自最终验收合格之日起归院方所有</w:t>
-      </w:r>
-      <w:r>
-        <w:rPr>
-          <w:rFonts w:ascii="Times New Roman" w:eastAsia="宋体" w:hAnsi="Times New Roman"/>
-          <w:b w:val="false"/>
-          <w:bCs w:val="false"/>
-          <w:color w:val="000000"/>
-          <w:sz w:val="21"/>
-          <w:szCs w:val="21"/>
-        </w:rPr>
-        <w:t xml:space="preserve">，中标人不得设置任何形式的使用限制。</w:t>
-      </w:r>
-    </w:p>
-    <w:p>
-      <w:pPr>
-        <w:spacing w:after="100" w:line="380"/>
-        <w:ind w:left="0" w:firstLine="420"/>
-        <w:jc w:val="both"/>
-      </w:pPr>
-      <w:r>
-        <w:rPr>
-          <w:rFonts w:ascii="Times New Roman" w:eastAsia="宋体" w:hAnsi="Times New Roman"/>
-          <w:b w:val="false"/>
-          <w:bCs w:val="false"/>
-          <w:color w:val="000000"/>
-          <w:sz w:val="21"/>
-          <w:szCs w:val="21"/>
-        </w:rPr>
-        <w:t xml:space="preserve">（七）</w:t>
-      </w:r>
-      <w:r>
-        <w:rPr>
-          <w:rFonts w:ascii="Times New Roman" w:eastAsia="宋体" w:hAnsi="Times New Roman"/>
-          <w:b/>
-          <w:bCs/>
-          <w:color w:val="000000"/>
-          <w:sz w:val="21"/>
-          <w:szCs w:val="21"/>
-        </w:rPr>
-        <w:t xml:space="preserve">数据权属与信息安全</w:t>
-      </w:r>
-      <w:r>
-        <w:rPr>
-          <w:rFonts w:ascii="Times New Roman" w:eastAsia="宋体" w:hAnsi="Times New Roman"/>
-          <w:b w:val="false"/>
-          <w:bCs w:val="false"/>
-          <w:color w:val="000000"/>
-          <w:sz w:val="21"/>
-          <w:szCs w:val="21"/>
-        </w:rPr>
-        <w:t xml:space="preserve">。本平台产生的全部检测数据、原始下机数据及衍生数据，</w:t>
-      </w:r>
-      <w:r>
-        <w:rPr>
-          <w:rFonts w:ascii="Times New Roman" w:eastAsia="宋体" w:hAnsi="Times New Roman"/>
-          <w:b/>
-          <w:bCs/>
-          <w:color w:val="000000"/>
-          <w:sz w:val="21"/>
-          <w:szCs w:val="21"/>
-        </w:rPr>
-        <w:t xml:space="preserve">所有权归院方所有</w:t>
-      </w:r>
-      <w:r>
-        <w:rPr>
-          <w:rFonts w:ascii="Times New Roman" w:eastAsia="宋体" w:hAnsi="Times New Roman"/>
-          <w:b w:val="false"/>
-          <w:bCs w:val="false"/>
-          <w:color w:val="000000"/>
-          <w:sz w:val="21"/>
-          <w:szCs w:val="21"/>
-        </w:rPr>
-        <w:t xml:space="preserve">。分析解读软硬件应支持院内本地化部署，不得要求将原始数据上传至院外。中标人及其人员因技术支持接触院方数据的，限于履行本合同之目的，不得留存、复制、对外提供或用于自身研发；涉及人类遗传资源的，应遵守《人类遗传资源管理条例》及其实施细则的规定。合同终止或人员撤场时，应完成数据交接与本地留存的清除并出具书面确认。</w:t>
-      </w:r>
-    </w:p>
-    <w:p>
-      <w:pPr>
-        <w:spacing w:after="100" w:line="380"/>
-        <w:ind w:left="0" w:firstLine="420"/>
-        <w:jc w:val="both"/>
-      </w:pPr>
-      <w:r>
-        <w:rPr>
-          <w:rFonts w:ascii="Times New Roman" w:eastAsia="宋体" w:hAnsi="Times New Roman"/>
-          <w:b w:val="false"/>
-          <w:bCs w:val="false"/>
-          <w:color w:val="000000"/>
-          <w:sz w:val="21"/>
-          <w:szCs w:val="21"/>
-        </w:rPr>
-        <w:t xml:space="preserve">（八）</w:t>
-      </w:r>
-      <w:r>
-        <w:rPr>
-          <w:rFonts w:ascii="Times New Roman" w:eastAsia="宋体" w:hAnsi="Times New Roman"/>
-          <w:b/>
-          <w:bCs/>
-          <w:color w:val="000000"/>
-          <w:sz w:val="21"/>
-          <w:szCs w:val="21"/>
-        </w:rPr>
-        <w:t xml:space="preserve">违约与退出</w:t>
-      </w:r>
-      <w:r>
-        <w:rPr>
-          <w:rFonts w:ascii="Times New Roman" w:eastAsia="宋体" w:hAnsi="Times New Roman"/>
-          <w:b w:val="false"/>
-          <w:bCs w:val="false"/>
-          <w:color w:val="000000"/>
-          <w:sz w:val="21"/>
-          <w:szCs w:val="21"/>
-        </w:rPr>
-        <w:t xml:space="preserve">。合同应约定交付逾期、验收不合格、响应超时、供应中断的违约责任；服务期满或提前终止时，中标人应完成设备资料、系统账号、方法文件与在院数据的完整交接，不得影响检测工作的连续性。</w:t>
-      </w:r>
-    </w:p>
-    <w:p>
-      <w:pPr>
-        <w:keepNext/>
-        <w:spacing w:after="140" w:before="320" w:line="380"/>
-      </w:pPr>
-      <w:r>
-        <w:rPr>
-          <w:rFonts w:ascii="Arial" w:eastAsia="黑体" w:hAnsi="Arial"/>
-          <w:b/>
-          <w:bCs/>
-          <w:color w:val="000000"/>
-          <w:sz w:val="25"/>
-          <w:szCs w:val="25"/>
-        </w:rPr>
-        <w:t xml:space="preserve">七、投标人资格与合规要求</w:t>
-      </w:r>
-    </w:p>
-    <w:p>
-      <w:pPr>
-        <w:spacing w:after="100" w:line="380"/>
-        <w:ind w:left="0" w:firstLine="420"/>
-        <w:jc w:val="both"/>
-      </w:pPr>
-      <w:r>
-        <w:rPr>
-          <w:rFonts w:ascii="Times New Roman" w:eastAsia="宋体" w:hAnsi="Times New Roman"/>
-          <w:b w:val="false"/>
-          <w:bCs w:val="false"/>
-          <w:color w:val="000000"/>
-          <w:sz w:val="21"/>
-          <w:szCs w:val="21"/>
-        </w:rPr>
-        <w:t xml:space="preserve">（一）</w:t>
-      </w:r>
-      <w:r>
-        <w:rPr>
-          <w:rFonts w:ascii="Times New Roman" w:eastAsia="宋体" w:hAnsi="Times New Roman"/>
-          <w:b/>
-          <w:bCs/>
-          <w:color w:val="000000"/>
-          <w:sz w:val="21"/>
-          <w:szCs w:val="21"/>
-        </w:rPr>
-        <w:t xml:space="preserve">资格要求</w:t>
-      </w:r>
-      <w:r>
-        <w:rPr>
-          <w:rFonts w:ascii="Times New Roman" w:eastAsia="宋体" w:hAnsi="Times New Roman"/>
-          <w:b w:val="false"/>
-          <w:bCs w:val="false"/>
-          <w:color w:val="000000"/>
-          <w:sz w:val="21"/>
-          <w:szCs w:val="21"/>
-        </w:rPr>
-        <w:t xml:space="preserve">。投标人应具备下列条件：</w:t>
-      </w:r>
-    </w:p>
-    <w:p>
-      <w:pPr>
-        <w:spacing w:after="100" w:line="380"/>
-        <w:ind w:left="420" w:firstLine="420"/>
-        <w:jc w:val="both"/>
-      </w:pPr>
-      <w:r>
-        <w:rPr>
-          <w:rFonts w:ascii="Times New Roman" w:eastAsia="宋体" w:hAnsi="Times New Roman"/>
-          <w:b w:val="false"/>
-          <w:bCs w:val="false"/>
-          <w:color w:val="000000"/>
-          <w:sz w:val="21"/>
-          <w:szCs w:val="21"/>
-        </w:rPr>
-        <w:t xml:space="preserve">1. 具有独立法人资格，具备有效的营业执照；</w:t>
-      </w:r>
-    </w:p>
-    <w:p>
-      <w:pPr>
-        <w:spacing w:after="100" w:line="380"/>
-        <w:ind w:left="420" w:firstLine="420"/>
-        <w:jc w:val="both"/>
-      </w:pPr>
-      <w:r>
-        <w:rPr>
-          <w:rFonts w:ascii="Times New Roman" w:eastAsia="宋体" w:hAnsi="Times New Roman"/>
-          <w:b w:val="false"/>
-          <w:bCs w:val="false"/>
-          <w:color w:val="000000"/>
-          <w:sz w:val="21"/>
-          <w:szCs w:val="21"/>
-        </w:rPr>
-        <w:t xml:space="preserve">2. 具备《医疗器械经营许可证》或第二类医疗器械经营备案凭证，经营范围覆盖所投产品类别；</w:t>
-      </w:r>
-    </w:p>
-    <w:p>
-      <w:pPr>
-        <w:spacing w:after="100" w:line="380"/>
-        <w:ind w:left="420" w:firstLine="420"/>
-        <w:jc w:val="both"/>
-      </w:pPr>
-      <w:r>
-        <w:rPr>
-          <w:rFonts w:ascii="Times New Roman" w:eastAsia="宋体" w:hAnsi="Times New Roman"/>
-          <w:b w:val="false"/>
-          <w:bCs w:val="false"/>
-          <w:color w:val="000000"/>
-          <w:sz w:val="21"/>
-          <w:szCs w:val="21"/>
-        </w:rPr>
-        <w:t xml:space="preserve">3. 取得所投产品制造商针对本项目的授权文件；</w:t>
-      </w:r>
-    </w:p>
-    <w:p>
-      <w:pPr>
-        <w:spacing w:after="100" w:line="380"/>
-        <w:ind w:left="420" w:firstLine="420"/>
-        <w:jc w:val="both"/>
-      </w:pPr>
-      <w:r>
-        <w:rPr>
-          <w:rFonts w:ascii="Times New Roman" w:eastAsia="宋体" w:hAnsi="Times New Roman"/>
-          <w:b w:val="false"/>
-          <w:bCs w:val="false"/>
-          <w:color w:val="000000"/>
-          <w:sz w:val="21"/>
-          <w:szCs w:val="21"/>
-        </w:rPr>
-        <w:t xml:space="preserve">4. 近 </w:t>
-      </w:r>
-      <w:r>
-        <w:rPr>
-          <w:rFonts w:ascii="Times New Roman" w:eastAsia="宋体" w:hAnsi="Times New Roman"/>
-          <w:sz w:val="21"/>
-          <w:szCs w:val="21"/>
-          <w:u w:val="single"/>
-        </w:rPr>
-        <w:t xml:space="preserve">        </w:t>
-      </w:r>
-      <w:r>
-        <w:rPr>
-          <w:rFonts w:ascii="Times New Roman" w:eastAsia="宋体" w:hAnsi="Times New Roman"/>
-          <w:b w:val="false"/>
-          <w:bCs w:val="false"/>
-          <w:color w:val="000000"/>
-          <w:sz w:val="21"/>
-          <w:szCs w:val="21"/>
-        </w:rPr>
-        <w:t xml:space="preserve"> 年内具有同类临床基因测序平台的供货与服务业绩，并能提供合同或验收证明；</w:t>
-      </w:r>
-    </w:p>
-    <w:p>
-      <w:pPr>
-        <w:spacing w:after="100" w:line="380"/>
-        <w:ind w:left="420" w:firstLine="420"/>
-        <w:jc w:val="both"/>
-      </w:pPr>
-      <w:r>
-        <w:rPr>
-          <w:rFonts w:ascii="Times New Roman" w:eastAsia="宋体" w:hAnsi="Times New Roman"/>
-          <w:b w:val="false"/>
-          <w:bCs w:val="false"/>
-          <w:color w:val="000000"/>
-          <w:sz w:val="21"/>
-          <w:szCs w:val="21"/>
-        </w:rPr>
-        <w:t xml:space="preserve">5. 具备本地化服务能力，能够满足本文件约定的故障响应与到场时限；</w:t>
-      </w:r>
-    </w:p>
-    <w:p>
-      <w:pPr>
-        <w:spacing w:after="100" w:line="380"/>
-        <w:ind w:left="420" w:firstLine="420"/>
-        <w:jc w:val="both"/>
-      </w:pPr>
-      <w:r>
-        <w:rPr>
-          <w:rFonts w:ascii="Times New Roman" w:eastAsia="宋体" w:hAnsi="Times New Roman"/>
-          <w:b w:val="false"/>
-          <w:bCs w:val="false"/>
-          <w:color w:val="000000"/>
-          <w:sz w:val="21"/>
-          <w:szCs w:val="21"/>
-        </w:rPr>
-        <w:t xml:space="preserve">6. 未被列入失信被执行人、政府采购严重违法失信行为记录名单及医药购销领域商业贿赂不良记录。</w:t>
-      </w:r>
-    </w:p>
-    <w:p>
-      <w:pPr>
-        <w:spacing w:after="100" w:line="380"/>
-        <w:ind w:left="0" w:firstLine="420"/>
-        <w:jc w:val="both"/>
-      </w:pPr>
-      <w:r>
-        <w:rPr>
-          <w:rFonts w:ascii="Times New Roman" w:eastAsia="宋体" w:hAnsi="Times New Roman"/>
-          <w:b w:val="false"/>
-          <w:bCs w:val="false"/>
-          <w:color w:val="000000"/>
-          <w:sz w:val="21"/>
-          <w:szCs w:val="21"/>
-        </w:rPr>
-        <w:t xml:space="preserve">（二）</w:t>
-      </w:r>
-      <w:r>
-        <w:rPr>
-          <w:rFonts w:ascii="Times New Roman" w:eastAsia="宋体" w:hAnsi="Times New Roman"/>
-          <w:b/>
-          <w:bCs/>
-          <w:color w:val="000000"/>
-          <w:sz w:val="21"/>
-          <w:szCs w:val="21"/>
-        </w:rPr>
-        <w:t xml:space="preserve">廉洁与合规承诺</w:t>
-      </w:r>
-      <w:r>
-        <w:rPr>
-          <w:rFonts w:ascii="Times New Roman" w:eastAsia="宋体" w:hAnsi="Times New Roman"/>
-          <w:b w:val="false"/>
-          <w:bCs w:val="false"/>
-          <w:color w:val="000000"/>
-          <w:sz w:val="21"/>
-          <w:szCs w:val="21"/>
-        </w:rPr>
-        <w:t xml:space="preserve">。投标人应出具书面承诺：不以捐赠资助、科研合作、学术会议、外出考察、承担人员费用等任何名义，向院方或院方工作人员输送利益或提供与本项目采购相挂钩的资源；不通过第三方实施上述行为。经查实的，院方有权解除合同并追究责任。</w:t>
+        <w:t xml:space="preserve">。本文件为采购需求，未尽事宜以招标文件其他章节及采购合同约定为准。</w:t>
       </w:r>
     </w:p>
     <w:p>

--- a/docs/tumor-ngs-tender/苏州市立医院-肿瘤NGS平台招标需求.docx
+++ b/docs/tumor-ngs-tender/苏州市立医院-肿瘤NGS平台招标需求.docx
@@ -153,6 +153,17 @@
           <w:szCs w:val="21"/>
         </w:rPr>
         <w:t xml:space="preserve">：基因测序仪 1 台、配套设备与器具（详见附件一）、拟开展检测项目所需的检测试剂（详见附件二），以及相应的安装调试、培训、性能验证配合与售后服务。</w:t>
+      </w:r>
+      <w:r>
+        <w:rPr>
+          <w:rFonts w:ascii="Times New Roman" w:eastAsia="宋体" w:hAnsi="Times New Roman"/>
+          <w:b/>
+          <w:bCs/>
+          <w:color w:val="000000"/>
+          <w:sz w:val="21"/>
+          <w:szCs w:val="21"/>
+        </w:rPr>
+        <w:t xml:space="preserve">本项目为整体采购，上述内容应由同一投标人整体投标，不接受分包，不接受联合体投标。</w:t>
       </w:r>
     </w:p>
     <w:p>
@@ -856,7 +867,51 @@
                 <w:sz w:val="18"/>
                 <w:szCs w:val="18"/>
               </w:rPr>
-              <w:t xml:space="preserve">所投测序仪应具备可配套使用的、已取得第三类医疗器械注册证的肿瘤检测试剂盒，且试剂盒注册证载明的适用机型包含所投机型，注册适用范围覆盖附件二所列全部癌种。投标人须逐项提供试剂盒名称与注册证编号。</w:t>
+              <w:t xml:space="preserve">所投测序仪应具备可配套使用的、已取得第三类医疗器械注册证的肿瘤检测试剂盒。投标人须</w:t>
+            </w:r>
+            <w:r>
+              <w:rPr>
+                <w:rFonts w:ascii="Times New Roman" w:eastAsia="宋体" w:hAnsi="Times New Roman"/>
+                <w:b/>
+                <w:bCs/>
+                <w:color w:val="000000"/>
+                <w:sz w:val="18"/>
+                <w:szCs w:val="18"/>
+              </w:rPr>
+              <w:t xml:space="preserve">就附件二所列的每一癌种分别列明</w:t>
+            </w:r>
+            <w:r>
+              <w:rPr>
+                <w:rFonts w:ascii="Times New Roman" w:eastAsia="宋体" w:hAnsi="Times New Roman"/>
+                <w:b w:val="false"/>
+                <w:bCs w:val="false"/>
+                <w:color w:val="000000"/>
+                <w:sz w:val="18"/>
+                <w:szCs w:val="18"/>
+              </w:rPr>
+              <w:t xml:space="preserve">对应试剂盒的名称与注册证编号，并提供注册证复印件；</w:t>
+            </w:r>
+            <w:r>
+              <w:rPr>
+                <w:rFonts w:ascii="Times New Roman" w:eastAsia="宋体" w:hAnsi="Times New Roman"/>
+                <w:b/>
+                <w:bCs/>
+                <w:color w:val="000000"/>
+                <w:sz w:val="18"/>
+                <w:szCs w:val="18"/>
+              </w:rPr>
+              <w:t xml:space="preserve">试剂盒注册证载明的适用机型应包含所投机型</w:t>
+            </w:r>
+            <w:r>
+              <w:rPr>
+                <w:rFonts w:ascii="Times New Roman" w:eastAsia="宋体" w:hAnsi="Times New Roman"/>
+                <w:b w:val="false"/>
+                <w:bCs w:val="false"/>
+                <w:color w:val="000000"/>
+                <w:sz w:val="18"/>
+                <w:szCs w:val="18"/>
+              </w:rPr>
+              <w:t xml:space="preserve">。</w:t>
             </w:r>
           </w:p>
         </w:tc>
@@ -928,7 +983,7 @@
                 <w:sz w:val="18"/>
                 <w:szCs w:val="18"/>
               </w:rPr>
-              <w:t xml:space="preserve">检测能力</w:t>
+              <w:t xml:space="preserve">建库方法学</w:t>
             </w:r>
           </w:p>
         </w:tc>
@@ -963,27 +1018,29 @@
                 <w:sz w:val="18"/>
                 <w:szCs w:val="18"/>
               </w:rPr>
-              <w:t xml:space="preserve">应满足肿瘤组织样本与血浆样本的中大 panel 检测需求，支持杂交捕获建库流程；单次运行可同时检测的样本数不少于 </w:t>
-            </w:r>
-            <w:r>
-              <w:rPr>
-                <w:rFonts w:ascii="Times New Roman" w:eastAsia="宋体" w:hAnsi="Times New Roman"/>
-                <w:sz w:val="18"/>
-                <w:szCs w:val="18"/>
-                <w:u w:val="single"/>
-              </w:rPr>
-              <w:t xml:space="preserve">        </w:t>
-            </w:r>
-            <w:r>
-              <w:rPr>
-                <w:rFonts w:ascii="Times New Roman" w:eastAsia="宋体" w:hAnsi="Times New Roman"/>
-                <w:b w:val="false"/>
-                <w:bCs w:val="false"/>
-                <w:color w:val="000000"/>
-                <w:sz w:val="18"/>
-                <w:szCs w:val="18"/>
-              </w:rPr>
-              <w:t xml:space="preserve"> 例。</w:t>
+              <w:t xml:space="preserve">所投试剂盒应采用</w:t>
+            </w:r>
+            <w:r>
+              <w:rPr>
+                <w:rFonts w:ascii="Times New Roman" w:eastAsia="宋体" w:hAnsi="Times New Roman"/>
+                <w:b/>
+                <w:bCs/>
+                <w:color w:val="000000"/>
+                <w:sz w:val="18"/>
+                <w:szCs w:val="18"/>
+              </w:rPr>
+              <w:t xml:space="preserve">杂交捕获富集法</w:t>
+            </w:r>
+            <w:r>
+              <w:rPr>
+                <w:rFonts w:ascii="Times New Roman" w:eastAsia="宋体" w:hAnsi="Times New Roman"/>
+                <w:b w:val="false"/>
+                <w:bCs w:val="false"/>
+                <w:color w:val="000000"/>
+                <w:sz w:val="18"/>
+                <w:szCs w:val="18"/>
+              </w:rPr>
+              <w:t xml:space="preserve">建库，支持点突变、插入缺失、基因融合与拷贝数变异的同步检测。</w:t>
             </w:r>
           </w:p>
         </w:tc>
@@ -1055,7 +1112,7 @@
                 <w:sz w:val="18"/>
                 <w:szCs w:val="18"/>
               </w:rPr>
-              <w:t xml:space="preserve">数据分析</w:t>
+              <w:t xml:space="preserve">样本类型</w:t>
             </w:r>
           </w:p>
         </w:tc>
@@ -1090,7 +1147,29 @@
                 <w:sz w:val="18"/>
                 <w:szCs w:val="18"/>
               </w:rPr>
-              <w:t xml:space="preserve">应配置与所投试剂盒相匹配的生物信息分析与报告解读软件或软硬件一体设备，支持院内本地化部署，不得要求将原始数据上传至院外。</w:t>
+              <w:t xml:space="preserve">应支持</w:t>
+            </w:r>
+            <w:r>
+              <w:rPr>
+                <w:rFonts w:ascii="Times New Roman" w:eastAsia="宋体" w:hAnsi="Times New Roman"/>
+                <w:b/>
+                <w:bCs/>
+                <w:color w:val="000000"/>
+                <w:sz w:val="18"/>
+                <w:szCs w:val="18"/>
+              </w:rPr>
+              <w:t xml:space="preserve">肿瘤组织（FFPE）与外周血血浆游离 DNA（cfDNA）两类样本</w:t>
+            </w:r>
+            <w:r>
+              <w:rPr>
+                <w:rFonts w:ascii="Times New Roman" w:eastAsia="宋体" w:hAnsi="Times New Roman"/>
+                <w:b w:val="false"/>
+                <w:bCs w:val="false"/>
+                <w:color w:val="000000"/>
+                <w:sz w:val="18"/>
+                <w:szCs w:val="18"/>
+              </w:rPr>
+              <w:t xml:space="preserve">的检测，且两类样本均具备对应的已注册检测试剂盒。</w:t>
             </w:r>
           </w:p>
         </w:tc>
@@ -1162,7 +1241,7 @@
                 <w:sz w:val="18"/>
                 <w:szCs w:val="18"/>
               </w:rPr>
-              <w:t xml:space="preserve">环境与配套</w:t>
+              <w:t xml:space="preserve">检测能力</w:t>
             </w:r>
           </w:p>
         </w:tc>
@@ -1197,7 +1276,27 @@
                 <w:sz w:val="18"/>
                 <w:szCs w:val="18"/>
               </w:rPr>
-              <w:t xml:space="preserve">投标人须提供设备的供电、温湿度、承重、给排水与网络接入要求，并说明是否需要配置不间断电源；相关配套条件的适配由中标人负责。</w:t>
+              <w:t xml:space="preserve">单次运行可同时检测的样本数不少于 </w:t>
+            </w:r>
+            <w:r>
+              <w:rPr>
+                <w:rFonts w:ascii="Times New Roman" w:eastAsia="宋体" w:hAnsi="Times New Roman"/>
+                <w:sz w:val="18"/>
+                <w:szCs w:val="18"/>
+                <w:u w:val="single"/>
+              </w:rPr>
+              <w:t xml:space="preserve">        </w:t>
+            </w:r>
+            <w:r>
+              <w:rPr>
+                <w:rFonts w:ascii="Times New Roman" w:eastAsia="宋体" w:hAnsi="Times New Roman"/>
+                <w:b w:val="false"/>
+                <w:bCs w:val="false"/>
+                <w:color w:val="000000"/>
+                <w:sz w:val="18"/>
+                <w:szCs w:val="18"/>
+              </w:rPr>
+              <w:t xml:space="preserve"> 例。</w:t>
             </w:r>
           </w:p>
         </w:tc>
@@ -1209,6 +1308,220 @@
             <w:tcBorders>
               <w:top w:val="none" w:color="FFFFFF" w:sz="0"/>
               <w:left w:val="none" w:color="FFFFFF" w:sz="0"/>
+              <w:bottom w:val="single" w:color="BFBFBF" w:sz="2"/>
+              <w:right w:val="none" w:color="FFFFFF" w:sz="0"/>
+            </w:tcBorders>
+            <w:tcMar>
+              <w:top w:type="dxa" w:w="60"/>
+              <w:left w:type="dxa" w:w="90"/>
+              <w:bottom w:type="dxa" w:w="60"/>
+              <w:right w:type="dxa" w:w="90"/>
+            </w:tcMar>
+            <w:vAlign w:val="top"/>
+          </w:tcPr>
+          <w:p>
+            <w:pPr>
+              <w:spacing w:line="280"/>
+              <w:jc w:val="center"/>
+            </w:pPr>
+            <w:r>
+              <w:rPr>
+                <w:rFonts w:ascii="Times New Roman" w:eastAsia="宋体" w:hAnsi="Times New Roman"/>
+                <w:b w:val="false"/>
+                <w:bCs w:val="false"/>
+                <w:color w:val="000000"/>
+                <w:sz w:val="18"/>
+                <w:szCs w:val="18"/>
+              </w:rPr>
+              <w:t xml:space="preserve">7</w:t>
+            </w:r>
+          </w:p>
+        </w:tc>
+        <w:tc>
+          <w:tcPr>
+            <w:tcW w:type="dxa" w:w="1900"/>
+            <w:tcBorders>
+              <w:top w:val="none" w:color="FFFFFF" w:sz="0"/>
+              <w:left w:val="none" w:color="FFFFFF" w:sz="0"/>
+              <w:bottom w:val="single" w:color="BFBFBF" w:sz="2"/>
+              <w:right w:val="none" w:color="FFFFFF" w:sz="0"/>
+            </w:tcBorders>
+            <w:tcMar>
+              <w:top w:type="dxa" w:w="60"/>
+              <w:left w:type="dxa" w:w="90"/>
+              <w:bottom w:type="dxa" w:w="60"/>
+              <w:right w:type="dxa" w:w="90"/>
+            </w:tcMar>
+            <w:vAlign w:val="top"/>
+          </w:tcPr>
+          <w:p>
+            <w:pPr>
+              <w:spacing w:line="280"/>
+              <w:jc w:val="left"/>
+            </w:pPr>
+            <w:r>
+              <w:rPr>
+                <w:rFonts w:ascii="Times New Roman" w:eastAsia="宋体" w:hAnsi="Times New Roman"/>
+                <w:b w:val="false"/>
+                <w:bCs w:val="false"/>
+                <w:color w:val="000000"/>
+                <w:sz w:val="18"/>
+                <w:szCs w:val="18"/>
+              </w:rPr>
+              <w:t xml:space="preserve">数据分析</w:t>
+            </w:r>
+          </w:p>
+        </w:tc>
+        <w:tc>
+          <w:tcPr>
+            <w:tcW w:type="dxa" w:w="7260"/>
+            <w:tcBorders>
+              <w:top w:val="none" w:color="FFFFFF" w:sz="0"/>
+              <w:left w:val="none" w:color="FFFFFF" w:sz="0"/>
+              <w:bottom w:val="single" w:color="BFBFBF" w:sz="2"/>
+              <w:right w:val="none" w:color="FFFFFF" w:sz="0"/>
+            </w:tcBorders>
+            <w:tcMar>
+              <w:top w:type="dxa" w:w="60"/>
+              <w:left w:type="dxa" w:w="90"/>
+              <w:bottom w:type="dxa" w:w="60"/>
+              <w:right w:type="dxa" w:w="90"/>
+            </w:tcMar>
+            <w:vAlign w:val="top"/>
+          </w:tcPr>
+          <w:p>
+            <w:pPr>
+              <w:spacing w:line="280"/>
+              <w:jc w:val="left"/>
+            </w:pPr>
+            <w:r>
+              <w:rPr>
+                <w:rFonts w:ascii="Times New Roman" w:eastAsia="宋体" w:hAnsi="Times New Roman"/>
+                <w:b w:val="false"/>
+                <w:bCs w:val="false"/>
+                <w:color w:val="000000"/>
+                <w:sz w:val="18"/>
+                <w:szCs w:val="18"/>
+              </w:rPr>
+              <w:t xml:space="preserve">应配置与所投试剂盒相匹配的生物信息分析与报告解读软件或软硬件一体设备，支持院内本地化部署，不得要求将原始数据上传至院外。</w:t>
+            </w:r>
+          </w:p>
+        </w:tc>
+      </w:tr>
+      <w:tr>
+        <w:tc>
+          <w:tcPr>
+            <w:tcW w:type="dxa" w:w="700"/>
+            <w:tcBorders>
+              <w:top w:val="none" w:color="FFFFFF" w:sz="0"/>
+              <w:left w:val="none" w:color="FFFFFF" w:sz="0"/>
+              <w:bottom w:val="single" w:color="BFBFBF" w:sz="2"/>
+              <w:right w:val="none" w:color="FFFFFF" w:sz="0"/>
+            </w:tcBorders>
+            <w:tcMar>
+              <w:top w:type="dxa" w:w="60"/>
+              <w:left w:type="dxa" w:w="90"/>
+              <w:bottom w:type="dxa" w:w="60"/>
+              <w:right w:type="dxa" w:w="90"/>
+            </w:tcMar>
+            <w:vAlign w:val="top"/>
+          </w:tcPr>
+          <w:p>
+            <w:pPr>
+              <w:spacing w:line="280"/>
+              <w:jc w:val="center"/>
+            </w:pPr>
+            <w:r>
+              <w:rPr>
+                <w:rFonts w:ascii="Times New Roman" w:eastAsia="宋体" w:hAnsi="Times New Roman"/>
+                <w:b w:val="false"/>
+                <w:bCs w:val="false"/>
+                <w:color w:val="000000"/>
+                <w:sz w:val="18"/>
+                <w:szCs w:val="18"/>
+              </w:rPr>
+              <w:t xml:space="preserve">8</w:t>
+            </w:r>
+          </w:p>
+        </w:tc>
+        <w:tc>
+          <w:tcPr>
+            <w:tcW w:type="dxa" w:w="1900"/>
+            <w:tcBorders>
+              <w:top w:val="none" w:color="FFFFFF" w:sz="0"/>
+              <w:left w:val="none" w:color="FFFFFF" w:sz="0"/>
+              <w:bottom w:val="single" w:color="BFBFBF" w:sz="2"/>
+              <w:right w:val="none" w:color="FFFFFF" w:sz="0"/>
+            </w:tcBorders>
+            <w:tcMar>
+              <w:top w:type="dxa" w:w="60"/>
+              <w:left w:type="dxa" w:w="90"/>
+              <w:bottom w:type="dxa" w:w="60"/>
+              <w:right w:type="dxa" w:w="90"/>
+            </w:tcMar>
+            <w:vAlign w:val="top"/>
+          </w:tcPr>
+          <w:p>
+            <w:pPr>
+              <w:spacing w:line="280"/>
+              <w:jc w:val="left"/>
+            </w:pPr>
+            <w:r>
+              <w:rPr>
+                <w:rFonts w:ascii="Times New Roman" w:eastAsia="宋体" w:hAnsi="Times New Roman"/>
+                <w:b w:val="false"/>
+                <w:bCs w:val="false"/>
+                <w:color w:val="000000"/>
+                <w:sz w:val="18"/>
+                <w:szCs w:val="18"/>
+              </w:rPr>
+              <w:t xml:space="preserve">环境与配套</w:t>
+            </w:r>
+          </w:p>
+        </w:tc>
+        <w:tc>
+          <w:tcPr>
+            <w:tcW w:type="dxa" w:w="7260"/>
+            <w:tcBorders>
+              <w:top w:val="none" w:color="FFFFFF" w:sz="0"/>
+              <w:left w:val="none" w:color="FFFFFF" w:sz="0"/>
+              <w:bottom w:val="single" w:color="BFBFBF" w:sz="2"/>
+              <w:right w:val="none" w:color="FFFFFF" w:sz="0"/>
+            </w:tcBorders>
+            <w:tcMar>
+              <w:top w:type="dxa" w:w="60"/>
+              <w:left w:type="dxa" w:w="90"/>
+              <w:bottom w:type="dxa" w:w="60"/>
+              <w:right w:type="dxa" w:w="90"/>
+            </w:tcMar>
+            <w:vAlign w:val="top"/>
+          </w:tcPr>
+          <w:p>
+            <w:pPr>
+              <w:spacing w:line="280"/>
+              <w:jc w:val="left"/>
+            </w:pPr>
+            <w:r>
+              <w:rPr>
+                <w:rFonts w:ascii="Times New Roman" w:eastAsia="宋体" w:hAnsi="Times New Roman"/>
+                <w:b w:val="false"/>
+                <w:bCs w:val="false"/>
+                <w:color w:val="000000"/>
+                <w:sz w:val="18"/>
+                <w:szCs w:val="18"/>
+              </w:rPr>
+              <w:t xml:space="preserve">投标人须提供设备的供电、温湿度、承重、给排水与网络接入要求，并说明是否需要配置不间断电源；相关配套条件的适配由中标人负责。</w:t>
+            </w:r>
+          </w:p>
+        </w:tc>
+      </w:tr>
+      <w:tr>
+        <w:tc>
+          <w:tcPr>
+            <w:tcW w:type="dxa" w:w="700"/>
+            <w:tcBorders>
+              <w:top w:val="none" w:color="FFFFFF" w:sz="0"/>
+              <w:left w:val="none" w:color="FFFFFF" w:sz="0"/>
               <w:bottom w:val="single" w:color="000000" w:sz="12"/>
               <w:right w:val="none" w:color="FFFFFF" w:sz="0"/>
             </w:tcBorders>
@@ -1234,7 +1547,7 @@
                 <w:sz w:val="18"/>
                 <w:szCs w:val="18"/>
               </w:rPr>
-              <w:t xml:space="preserve">7</w:t>
+              <w:t xml:space="preserve">9</w:t>
             </w:r>
           </w:p>
         </w:tc>
@@ -2345,7 +2658,7 @@
           <w:sz w:val="21"/>
           <w:szCs w:val="21"/>
         </w:rPr>
-        <w:t xml:space="preserve">4. 具有同类临床基因测序平台的供货与服务业绩。</w:t>
+        <w:t xml:space="preserve">4. 具有同类临床基因测序平台的供货与服务业绩，并能提供相应合同或验收证明。</w:t>
       </w:r>
     </w:p>
     <w:p>

--- a/docs/tumor-ngs-tender/苏州市立医院-肿瘤NGS平台招标需求.docx
+++ b/docs/tumor-ngs-tender/苏州市立医院-肿瘤NGS平台招标需求.docx
@@ -163,7 +163,7 @@
           <w:sz w:val="21"/>
           <w:szCs w:val="21"/>
         </w:rPr>
-        <w:t xml:space="preserve">本项目为整体采购，上述内容应由同一投标人整体投标，不接受分包，不接受联合体投标。</w:t>
+        <w:t xml:space="preserve">本项目为整体采购，上述内容应由同一投标人整体投标，不接受分包，不接受联合体投标；所投产品应为本国产品，不接受进口产品投标。</w:t>
       </w:r>
     </w:p>
     <w:p>
@@ -2518,7 +2518,7 @@
           <w:sz w:val="21"/>
           <w:szCs w:val="21"/>
         </w:rPr>
-        <w:t xml:space="preserve">数据</w:t>
+        <w:t xml:space="preserve">数据安全</w:t>
       </w:r>
       <w:r>
         <w:rPr>
@@ -2529,7 +2529,29 @@
           <w:sz w:val="21"/>
           <w:szCs w:val="21"/>
         </w:rPr>
-        <w:t xml:space="preserve">。本平台产生的检测数据归院方所有；分析解读软硬件应支持院内本地化部署，不得要求将原始数据上传至院外。</w:t>
+        <w:t xml:space="preserve">。本平台产生的检测数据归院方所有。分析解读软硬件应支持院内本地化部署，</w:t>
+      </w:r>
+      <w:r>
+        <w:rPr>
+          <w:rFonts w:ascii="Times New Roman" w:eastAsia="宋体" w:hAnsi="Times New Roman"/>
+          <w:b/>
+          <w:bCs/>
+          <w:color w:val="000000"/>
+          <w:sz w:val="21"/>
+          <w:szCs w:val="21"/>
+        </w:rPr>
+        <w:t xml:space="preserve">检测数据应存储于院内，不得上传至院外，不得出境</w:t>
+      </w:r>
+      <w:r>
+        <w:rPr>
+          <w:rFonts w:ascii="Times New Roman" w:eastAsia="宋体" w:hAnsi="Times New Roman"/>
+          <w:b w:val="false"/>
+          <w:bCs w:val="false"/>
+          <w:color w:val="000000"/>
+          <w:sz w:val="21"/>
+          <w:szCs w:val="21"/>
+        </w:rPr>
+        <w:t xml:space="preserve">；涉及人类遗传资源的活动，应符合《中华人民共和国人类遗传资源管理条例》及其实施细则的规定。</w:t>
       </w:r>
     </w:p>
     <w:p>
@@ -2658,7 +2680,25 @@
           <w:sz w:val="21"/>
           <w:szCs w:val="21"/>
         </w:rPr>
-        <w:t xml:space="preserve">4. 具有同类临床基因测序平台的供货与服务业绩，并能提供相应合同或验收证明。</w:t>
+        <w:t xml:space="preserve">4. 具有同类临床基因测序平台的供货与服务业绩，并能提供相应合同或验收证明；</w:t>
+      </w:r>
+    </w:p>
+    <w:p>
+      <w:pPr>
+        <w:spacing w:after="100" w:line="380"/>
+        <w:ind w:left="420" w:firstLine="420"/>
+        <w:jc w:val="both"/>
+      </w:pPr>
+      <w:r>
+        <w:rPr>
+          <w:rFonts w:ascii="Times New Roman" w:eastAsia="宋体" w:hAnsi="Times New Roman"/>
+          <w:b w:val="false"/>
+          <w:bCs w:val="false"/>
+          <w:color w:val="000000"/>
+          <w:sz w:val="21"/>
+          <w:szCs w:val="21"/>
+        </w:rPr>
+        <w:t xml:space="preserve">5. 具备境内的技术服务与备件供应体系，能够保障服务期内设备维保与试剂供应的连续性。</w:t>
       </w:r>
     </w:p>
     <w:p>

--- a/docs/tumor-ngs-tender/苏州市立医院-肿瘤NGS平台招标需求.docx
+++ b/docs/tumor-ngs-tender/苏州市立医院-肿瘤NGS平台招标需求.docx
@@ -1894,7 +1894,7 @@
           <w:sz w:val="21"/>
           <w:szCs w:val="21"/>
         </w:rPr>
-        <w:t xml:space="preserve">形式报价，基准价为生产厂家公开挂牌价或省级药品（医用耗材）集中采购平台挂网价，投标人须提供基准价的依据材料。</w:t>
+        <w:t xml:space="preserve">形式报价。基准价为生产厂家公开挂牌价，或江苏省药品（医用耗材）集中采购平台挂网价；投标人须提供基准价的依据材料。</w:t>
       </w:r>
       <w:r>
         <w:rPr>
@@ -1916,7 +1916,18 @@
           <w:sz w:val="21"/>
           <w:szCs w:val="21"/>
         </w:rPr>
-        <w:t xml:space="preserve">。所报折扣率在服务期内保持不变；基准价发生调整的，按调整后的基准价与所报折扣率执行。</w:t>
+        <w:t xml:space="preserve">。所报折扣率在服务期内保持不变，基准价发生调整的，按调整后的基准价与所报折扣率执行；</w:t>
+      </w:r>
+      <w:r>
+        <w:rPr>
+          <w:rFonts w:ascii="Times New Roman" w:eastAsia="宋体" w:hAnsi="Times New Roman"/>
+          <w:b/>
+          <w:bCs/>
+          <w:color w:val="000000"/>
+          <w:sz w:val="21"/>
+          <w:szCs w:val="21"/>
+        </w:rPr>
+        <w:t xml:space="preserve">所投试剂纳入国家或省级集中带量采购范围的，按中选结果执行。</w:t>
       </w:r>
     </w:p>
     <w:p>
@@ -1997,6 +2008,79 @@
           <w:szCs w:val="21"/>
         </w:rPr>
         <w:t xml:space="preserve">：中标人应保证试剂在服务期内的持续稳定供应，并按院方需求提供冷链配送。</w:t>
+      </w:r>
+    </w:p>
+    <w:p>
+      <w:pPr>
+        <w:spacing w:after="100" w:line="380"/>
+        <w:ind w:left="0" w:firstLine="420"/>
+        <w:jc w:val="both"/>
+      </w:pPr>
+      <w:r>
+        <w:rPr>
+          <w:rFonts w:ascii="Times New Roman" w:eastAsia="宋体" w:hAnsi="Times New Roman"/>
+          <w:b w:val="false"/>
+          <w:bCs w:val="false"/>
+          <w:color w:val="000000"/>
+          <w:sz w:val="21"/>
+          <w:szCs w:val="21"/>
+        </w:rPr>
+        <w:t xml:space="preserve">（六）</w:t>
+      </w:r>
+      <w:r>
+        <w:rPr>
+          <w:rFonts w:ascii="Times New Roman" w:eastAsia="宋体" w:hAnsi="Times New Roman"/>
+          <w:b/>
+          <w:bCs/>
+          <w:color w:val="000000"/>
+          <w:sz w:val="21"/>
+          <w:szCs w:val="21"/>
+        </w:rPr>
+        <w:t xml:space="preserve">政策衔接</w:t>
+      </w:r>
+      <w:r>
+        <w:rPr>
+          <w:rFonts w:ascii="Times New Roman" w:eastAsia="宋体" w:hAnsi="Times New Roman"/>
+          <w:b w:val="false"/>
+          <w:bCs w:val="false"/>
+          <w:color w:val="000000"/>
+          <w:sz w:val="21"/>
+          <w:szCs w:val="21"/>
+        </w:rPr>
+        <w:t xml:space="preserve">：服务期内，国家或江苏省调整医疗服务价格项目、医用耗材集中采购或价格管理政策的，本项目的检测项目设置、收费执行与试剂结算方式</w:t>
+      </w:r>
+      <w:r>
+        <w:rPr>
+          <w:rFonts w:ascii="Times New Roman" w:eastAsia="宋体" w:hAnsi="Times New Roman"/>
+          <w:b/>
+          <w:bCs/>
+          <w:color w:val="000000"/>
+          <w:sz w:val="21"/>
+          <w:szCs w:val="21"/>
+        </w:rPr>
+        <w:t xml:space="preserve">按调整后的政策执行</w:t>
+      </w:r>
+      <w:r>
+        <w:rPr>
+          <w:rFonts w:ascii="Times New Roman" w:eastAsia="宋体" w:hAnsi="Times New Roman"/>
+          <w:b w:val="false"/>
+          <w:bCs w:val="false"/>
+          <w:color w:val="000000"/>
+          <w:sz w:val="21"/>
+          <w:szCs w:val="21"/>
+        </w:rPr>
+        <w:t xml:space="preserve">；</w:t>
+      </w:r>
+      <w:r>
+        <w:rPr>
+          <w:rFonts w:ascii="Times New Roman" w:eastAsia="宋体" w:hAnsi="Times New Roman"/>
+          <w:b/>
+          <w:bCs/>
+          <w:color w:val="000000"/>
+          <w:sz w:val="21"/>
+          <w:szCs w:val="21"/>
+        </w:rPr>
+        <w:t xml:space="preserve">因政策调整致使原报价基础发生实质变化的，双方应就试剂折扣率另行协商调整。</w:t>
       </w:r>
     </w:p>
     <w:p>
@@ -10090,7 +10174,29 @@
           <w:sz w:val="19"/>
           <w:szCs w:val="19"/>
         </w:rPr>
-        <w:t xml:space="preserve">；投标人应在投标文件中列明所投产品的完整检测范围。上述检测项目适用收费编码 012100000200000「高通量测序法检测费（病理样本）」。检测项目的最终开展范围，以院方完成新增项目论证与物价备案后的结果为准。</w:t>
+        <w:t xml:space="preserve">；投标人应在投标文件中列明所投产品的完整检测范围。检测项目的收费按国家及江苏省现行医疗服务价格政策执行，现行适用收费编码 012100000200000「高通量测序法检测费（病理样本）」；</w:t>
+      </w:r>
+      <w:r>
+        <w:rPr>
+          <w:rFonts w:ascii="Times New Roman" w:eastAsia="宋体" w:hAnsi="Times New Roman"/>
+          <w:b/>
+          <w:bCs/>
+          <w:color w:val="000000"/>
+          <w:sz w:val="19"/>
+          <w:szCs w:val="19"/>
+        </w:rPr>
+        <w:t xml:space="preserve">国家层面已发布检验类医疗服务价格项目立项指南，江苏省对接落地后，本项目的收费项目、计价单位与价格以届时执行的政策为准。</w:t>
+      </w:r>
+      <w:r>
+        <w:rPr>
+          <w:rFonts w:ascii="Times New Roman" w:eastAsia="宋体" w:hAnsi="Times New Roman"/>
+          <w:b w:val="false"/>
+          <w:bCs w:val="false"/>
+          <w:color w:val="000000"/>
+          <w:sz w:val="19"/>
+          <w:szCs w:val="19"/>
+        </w:rPr>
+        <w:t xml:space="preserve">检测项目的最终开展范围，以院方完成新增项目论证与物价备案后的结果为准。</w:t>
       </w:r>
     </w:p>
     <w:p>

--- a/docs/tumor-ngs-tender/苏州市立医院-肿瘤NGS平台招标需求.docx
+++ b/docs/tumor-ngs-tender/苏州市立医院-肿瘤NGS平台招标需求.docx
@@ -1883,7 +1883,7 @@
           <w:sz w:val="21"/>
           <w:szCs w:val="21"/>
         </w:rPr>
-        <w:t xml:space="preserve">折扣率</w:t>
+        <w:t xml:space="preserve">所对应检测项目的收费标准为基准</w:t>
       </w:r>
       <w:r>
         <w:rPr>
@@ -1894,7 +1894,7 @@
           <w:sz w:val="21"/>
           <w:szCs w:val="21"/>
         </w:rPr>
-        <w:t xml:space="preserve">形式报价。基准价为生产厂家公开挂牌价，或江苏省药品（医用耗材）集中采购平台挂网价；投标人须提供基准价的依据材料。</w:t>
+        <w:t xml:space="preserve">报价，收费标准按江苏省现行医疗服务价格政策执行。</w:t>
       </w:r>
       <w:r>
         <w:rPr>
@@ -1905,7 +1905,7 @@
           <w:sz w:val="21"/>
           <w:szCs w:val="21"/>
         </w:rPr>
-        <w:t xml:space="preserve">试剂报价原则上不高于基准价的五折</w:t>
+        <w:t xml:space="preserve">投标人所报试剂单价，不高于所对应检测项目收费标准的 ＿＿ ％</w:t>
       </w:r>
       <w:r>
         <w:rPr>
@@ -1916,13 +1916,24 @@
           <w:sz w:val="21"/>
           <w:szCs w:val="21"/>
         </w:rPr>
-        <w:t xml:space="preserve">。所报折扣率在服务期内保持不变，基准价发生调整的，按调整后的基准价与所报折扣率执行；</w:t>
+        <w:t xml:space="preserve">，该比例在服务期内保持不变。</w:t>
       </w:r>
       <w:r>
         <w:rPr>
           <w:rFonts w:ascii="Times New Roman" w:eastAsia="宋体" w:hAnsi="Times New Roman"/>
           <w:b/>
           <w:bCs/>
+          <w:color w:val="000000"/>
+          <w:sz w:val="21"/>
+          <w:szCs w:val="21"/>
+        </w:rPr>
+        <w:t xml:space="preserve">服务期内医疗服务价格政策调整的，按调整后的收费标准与所报比例执行。</w:t>
+      </w:r>
+      <w:r>
+        <w:rPr>
+          <w:rFonts w:ascii="Times New Roman" w:eastAsia="宋体" w:hAnsi="Times New Roman"/>
+          <w:b w:val="false"/>
+          <w:bCs w:val="false"/>
           <w:color w:val="000000"/>
           <w:sz w:val="21"/>
           <w:szCs w:val="21"/>
@@ -2008,79 +2019,6 @@
           <w:szCs w:val="21"/>
         </w:rPr>
         <w:t xml:space="preserve">：中标人应保证试剂在服务期内的持续稳定供应，并按院方需求提供冷链配送。</w:t>
-      </w:r>
-    </w:p>
-    <w:p>
-      <w:pPr>
-        <w:spacing w:after="100" w:line="380"/>
-        <w:ind w:left="0" w:firstLine="420"/>
-        <w:jc w:val="both"/>
-      </w:pPr>
-      <w:r>
-        <w:rPr>
-          <w:rFonts w:ascii="Times New Roman" w:eastAsia="宋体" w:hAnsi="Times New Roman"/>
-          <w:b w:val="false"/>
-          <w:bCs w:val="false"/>
-          <w:color w:val="000000"/>
-          <w:sz w:val="21"/>
-          <w:szCs w:val="21"/>
-        </w:rPr>
-        <w:t xml:space="preserve">（六）</w:t>
-      </w:r>
-      <w:r>
-        <w:rPr>
-          <w:rFonts w:ascii="Times New Roman" w:eastAsia="宋体" w:hAnsi="Times New Roman"/>
-          <w:b/>
-          <w:bCs/>
-          <w:color w:val="000000"/>
-          <w:sz w:val="21"/>
-          <w:szCs w:val="21"/>
-        </w:rPr>
-        <w:t xml:space="preserve">政策衔接</w:t>
-      </w:r>
-      <w:r>
-        <w:rPr>
-          <w:rFonts w:ascii="Times New Roman" w:eastAsia="宋体" w:hAnsi="Times New Roman"/>
-          <w:b w:val="false"/>
-          <w:bCs w:val="false"/>
-          <w:color w:val="000000"/>
-          <w:sz w:val="21"/>
-          <w:szCs w:val="21"/>
-        </w:rPr>
-        <w:t xml:space="preserve">：服务期内，国家或江苏省调整医疗服务价格项目、医用耗材集中采购或价格管理政策的，本项目的检测项目设置、收费执行与试剂结算方式</w:t>
-      </w:r>
-      <w:r>
-        <w:rPr>
-          <w:rFonts w:ascii="Times New Roman" w:eastAsia="宋体" w:hAnsi="Times New Roman"/>
-          <w:b/>
-          <w:bCs/>
-          <w:color w:val="000000"/>
-          <w:sz w:val="21"/>
-          <w:szCs w:val="21"/>
-        </w:rPr>
-        <w:t xml:space="preserve">按调整后的政策执行</w:t>
-      </w:r>
-      <w:r>
-        <w:rPr>
-          <w:rFonts w:ascii="Times New Roman" w:eastAsia="宋体" w:hAnsi="Times New Roman"/>
-          <w:b w:val="false"/>
-          <w:bCs w:val="false"/>
-          <w:color w:val="000000"/>
-          <w:sz w:val="21"/>
-          <w:szCs w:val="21"/>
-        </w:rPr>
-        <w:t xml:space="preserve">；</w:t>
-      </w:r>
-      <w:r>
-        <w:rPr>
-          <w:rFonts w:ascii="Times New Roman" w:eastAsia="宋体" w:hAnsi="Times New Roman"/>
-          <w:b/>
-          <w:bCs/>
-          <w:color w:val="000000"/>
-          <w:sz w:val="21"/>
-          <w:szCs w:val="21"/>
-        </w:rPr>
-        <w:t xml:space="preserve">因政策调整致使原报价基础发生实质变化的，双方应就试剂折扣率另行协商调整。</w:t>
       </w:r>
     </w:p>
     <w:p>
@@ -10174,7 +10112,7 @@
           <w:sz w:val="19"/>
           <w:szCs w:val="19"/>
         </w:rPr>
-        <w:t xml:space="preserve">；投标人应在投标文件中列明所投产品的完整检测范围。检测项目的收费按国家及江苏省现行医疗服务价格政策执行，现行适用收费编码 012100000200000「高通量测序法检测费（病理样本）」；</w:t>
+        <w:t xml:space="preserve">；投标人应在投标文件中列明所投产品的完整检测范围。检测项目的收费按江苏省现行医疗服务价格政策执行，现行适用收费编码 012100000200000「高通量测序法检测费（病理样本）」，按项目分为 4,500 元、7,000 元、9,900 元等档次；</w:t>
       </w:r>
       <w:r>
         <w:rPr>
@@ -10185,18 +10123,7 @@
           <w:sz w:val="19"/>
           <w:szCs w:val="19"/>
         </w:rPr>
-        <w:t xml:space="preserve">国家层面已发布检验类医疗服务价格项目立项指南，江苏省对接落地后，本项目的收费项目、计价单位与价格以届时执行的政策为准。</w:t>
-      </w:r>
-      <w:r>
-        <w:rPr>
-          <w:rFonts w:ascii="Times New Roman" w:eastAsia="宋体" w:hAnsi="Times New Roman"/>
-          <w:b w:val="false"/>
-          <w:bCs w:val="false"/>
-          <w:color w:val="000000"/>
-          <w:sz w:val="19"/>
-          <w:szCs w:val="19"/>
-        </w:rPr>
-        <w:t xml:space="preserve">检测项目的最终开展范围，以院方完成新增项目论证与物价备案后的结果为准。</w:t>
+        <w:t xml:space="preserve">具体产品适用的档次与最终开展范围，以院方完成新增项目论证与物价备案后的结果为准。</w:t>
       </w:r>
     </w:p>
     <w:p>

--- a/docs/tumor-ngs-tender/苏州市立医院-肿瘤NGS平台招标需求.docx
+++ b/docs/tumor-ngs-tender/苏州市立医院-肿瘤NGS平台招标需求.docx
@@ -203,7 +203,29 @@
           <w:sz w:val="21"/>
           <w:szCs w:val="21"/>
         </w:rPr>
-        <w:t xml:space="preserve">：本项目实验室已建成并具备功能分区，功能分区自上游至下游依次为试剂准备区、标本与文库制备区、血浆文库制备区、杂交捕获区、文库扩增与检测区、测序区。中标人应在设备进场前完成现场勘察，就设备就位所需的台面承重、供电、给排水、温湿度与网络接入等条件提出书面要求；</w:t>
+        <w:t xml:space="preserve">：本项目实验室已建成并具备功能分区，功能分区自上游至下游依次为</w:t>
+      </w:r>
+      <w:r>
+        <w:rPr>
+          <w:rFonts w:ascii="Times New Roman" w:eastAsia="宋体" w:hAnsi="Times New Roman"/>
+          <w:b/>
+          <w:bCs/>
+          <w:color w:val="000000"/>
+          <w:sz w:val="21"/>
+          <w:szCs w:val="21"/>
+        </w:rPr>
+        <w:t xml:space="preserve">试剂准备区、样本制备区（组织）、样本制备区（血浆）、破碎区（核酸片段化）、文库制备区、杂交捕获区、扩增区、测序区</w:t>
+      </w:r>
+      <w:r>
+        <w:rPr>
+          <w:rFonts w:ascii="Times New Roman" w:eastAsia="宋体" w:hAnsi="Times New Roman"/>
+          <w:b w:val="false"/>
+          <w:bCs w:val="false"/>
+          <w:color w:val="000000"/>
+          <w:sz w:val="21"/>
+          <w:szCs w:val="21"/>
+        </w:rPr>
+        <w:t xml:space="preserve">，各区独立成间并按单向流程布置。中标人应在设备进场前完成现场勘察，就设备就位所需的台面承重、供电、给排水、温湿度与网络接入等条件提出书面要求；</w:t>
       </w:r>
       <w:r>
         <w:rPr>
@@ -1040,7 +1062,29 @@
                 <w:sz w:val="18"/>
                 <w:szCs w:val="18"/>
               </w:rPr>
-              <w:t xml:space="preserve">建库，支持点突变、插入缺失、基因融合与拷贝数变异的同步检测。</w:t>
+              <w:t xml:space="preserve">建库，支持点突变、插入缺失、基因融合与拷贝数变异的同步检测。组织样本基因组 DNA 的片段化</w:t>
+            </w:r>
+            <w:r>
+              <w:rPr>
+                <w:rFonts w:ascii="Times New Roman" w:eastAsia="宋体" w:hAnsi="Times New Roman"/>
+                <w:b/>
+                <w:bCs/>
+                <w:color w:val="000000"/>
+                <w:sz w:val="18"/>
+                <w:szCs w:val="18"/>
+              </w:rPr>
+              <w:t xml:space="preserve">采用酶法或物理超声法均可，本项目不作限定</w:t>
+            </w:r>
+            <w:r>
+              <w:rPr>
+                <w:rFonts w:ascii="Times New Roman" w:eastAsia="宋体" w:hAnsi="Times New Roman"/>
+                <w:b w:val="false"/>
+                <w:bCs w:val="false"/>
+                <w:color w:val="000000"/>
+                <w:sz w:val="18"/>
+                <w:szCs w:val="18"/>
+              </w:rPr>
+              <w:t xml:space="preserve">；附件一已按物理超声法预留片段化设备并单独设置破碎区，投标人应按所投试剂盒的实际方法学一并供应相应设备，并提出其安装与环境条件要求。</w:t>
             </w:r>
           </w:p>
         </w:tc>
@@ -2511,7 +2555,7 @@
           <w:sz w:val="21"/>
           <w:szCs w:val="21"/>
         </w:rPr>
-        <w:t xml:space="preserve">，作为可选报价项单独列示，不计入评标价，中标后由院方按实际需要决定是否实施；移机不影响原质保期的连续计算。</w:t>
+        <w:t xml:space="preserve">，作为可选报价项单独列示，由院方按实际需要决定是否实施；移机不影响原质保期的连续计算。</w:t>
       </w:r>
     </w:p>
     <w:p>
@@ -2578,6 +2622,46 @@
     </w:p>
     <w:p>
       <w:pPr>
+        <w:spacing w:after="120" w:before="160" w:line="320"/>
+        <w:ind w:firstLine="420"/>
+        <w:jc w:val="both"/>
+      </w:pPr>
+      <w:r>
+        <w:rPr>
+          <w:rFonts w:ascii="Times New Roman" w:eastAsia="宋体" w:hAnsi="Times New Roman"/>
+          <w:b w:val="false"/>
+          <w:bCs w:val="false"/>
+          <w:color w:val="000000"/>
+          <w:sz w:val="19"/>
+          <w:szCs w:val="19"/>
+        </w:rPr>
+        <w:t xml:space="preserve">本文件为</w:t>
+      </w:r>
+      <w:r>
+        <w:rPr>
+          <w:rFonts w:ascii="Times New Roman" w:eastAsia="宋体" w:hAnsi="Times New Roman"/>
+          <w:b/>
+          <w:bCs/>
+          <w:color w:val="000000"/>
+          <w:sz w:val="19"/>
+          <w:szCs w:val="19"/>
+        </w:rPr>
+        <w:t xml:space="preserve">采购需求</w:t>
+      </w:r>
+      <w:r>
+        <w:rPr>
+          <w:rFonts w:ascii="Times New Roman" w:eastAsia="宋体" w:hAnsi="Times New Roman"/>
+          <w:b w:val="false"/>
+          <w:bCs w:val="false"/>
+          <w:color w:val="000000"/>
+          <w:sz w:val="19"/>
+          <w:szCs w:val="19"/>
+        </w:rPr>
+        <w:t xml:space="preserve">，仅描述本项目的技术与商务需求。投标人资格条件、评审办法、合同条款及其他未尽事宜，以招标文件相应章节及采购合同约定为准。</w:t>
+      </w:r>
+    </w:p>
+    <w:p>
+      <w:pPr>
         <w:keepNext/>
         <w:spacing w:after="140" w:before="320" w:line="380"/>
       </w:pPr>
@@ -2590,7 +2674,7 @@
           <w:sz w:val="25"/>
           <w:szCs w:val="25"/>
         </w:rPr>
-        <w:t xml:space="preserve">七、投标人资格与合规要求</w:t>
+        <w:t xml:space="preserve">附件一　配套设备与器具清单</w:t>
       </w:r>
     </w:p>
     <w:p>
@@ -2608,234 +2692,7 @@
           <w:sz w:val="21"/>
           <w:szCs w:val="21"/>
         </w:rPr>
-        <w:t xml:space="preserve">（一）</w:t>
-      </w:r>
-      <w:r>
-        <w:rPr>
-          <w:rFonts w:ascii="Times New Roman" w:eastAsia="宋体" w:hAnsi="Times New Roman"/>
-          <w:b/>
-          <w:bCs/>
-          <w:color w:val="000000"/>
-          <w:sz w:val="21"/>
-          <w:szCs w:val="21"/>
-        </w:rPr>
-        <w:t xml:space="preserve">资格要求</w:t>
-      </w:r>
-      <w:r>
-        <w:rPr>
-          <w:rFonts w:ascii="Times New Roman" w:eastAsia="宋体" w:hAnsi="Times New Roman"/>
-          <w:b w:val="false"/>
-          <w:bCs w:val="false"/>
-          <w:color w:val="000000"/>
-          <w:sz w:val="21"/>
-          <w:szCs w:val="21"/>
-        </w:rPr>
-        <w:t xml:space="preserve">。投标人应具备下列条件：</w:t>
-      </w:r>
-    </w:p>
-    <w:p>
-      <w:pPr>
-        <w:spacing w:after="100" w:line="380"/>
-        <w:ind w:left="420" w:firstLine="420"/>
-        <w:jc w:val="both"/>
-      </w:pPr>
-      <w:r>
-        <w:rPr>
-          <w:rFonts w:ascii="Times New Roman" w:eastAsia="宋体" w:hAnsi="Times New Roman"/>
-          <w:b w:val="false"/>
-          <w:bCs w:val="false"/>
-          <w:color w:val="000000"/>
-          <w:sz w:val="21"/>
-          <w:szCs w:val="21"/>
-        </w:rPr>
-        <w:t xml:space="preserve">1. 具有独立法人资格，具备有效的营业执照；</w:t>
-      </w:r>
-    </w:p>
-    <w:p>
-      <w:pPr>
-        <w:spacing w:after="100" w:line="380"/>
-        <w:ind w:left="420" w:firstLine="420"/>
-        <w:jc w:val="both"/>
-      </w:pPr>
-      <w:r>
-        <w:rPr>
-          <w:rFonts w:ascii="Times New Roman" w:eastAsia="宋体" w:hAnsi="Times New Roman"/>
-          <w:b w:val="false"/>
-          <w:bCs w:val="false"/>
-          <w:color w:val="000000"/>
-          <w:sz w:val="21"/>
-          <w:szCs w:val="21"/>
-        </w:rPr>
-        <w:t xml:space="preserve">2. 具备《医疗器械经营许可证》或第二类医疗器械经营备案凭证，经营范围覆盖所投产品类别；</w:t>
-      </w:r>
-    </w:p>
-    <w:p>
-      <w:pPr>
-        <w:spacing w:after="100" w:line="380"/>
-        <w:ind w:left="420" w:firstLine="420"/>
-        <w:jc w:val="both"/>
-      </w:pPr>
-      <w:r>
-        <w:rPr>
-          <w:rFonts w:ascii="Times New Roman" w:eastAsia="宋体" w:hAnsi="Times New Roman"/>
-          <w:b w:val="false"/>
-          <w:bCs w:val="false"/>
-          <w:color w:val="000000"/>
-          <w:sz w:val="21"/>
-          <w:szCs w:val="21"/>
-        </w:rPr>
-        <w:t xml:space="preserve">3. 取得所投产品制造商针对本项目的授权文件；</w:t>
-      </w:r>
-    </w:p>
-    <w:p>
-      <w:pPr>
-        <w:spacing w:after="100" w:line="380"/>
-        <w:ind w:left="420" w:firstLine="420"/>
-        <w:jc w:val="both"/>
-      </w:pPr>
-      <w:r>
-        <w:rPr>
-          <w:rFonts w:ascii="Times New Roman" w:eastAsia="宋体" w:hAnsi="Times New Roman"/>
-          <w:b w:val="false"/>
-          <w:bCs w:val="false"/>
-          <w:color w:val="000000"/>
-          <w:sz w:val="21"/>
-          <w:szCs w:val="21"/>
-        </w:rPr>
-        <w:t xml:space="preserve">4. 具有同类临床基因测序平台的供货与服务业绩，并能提供相应合同或验收证明；</w:t>
-      </w:r>
-    </w:p>
-    <w:p>
-      <w:pPr>
-        <w:spacing w:after="100" w:line="380"/>
-        <w:ind w:left="420" w:firstLine="420"/>
-        <w:jc w:val="both"/>
-      </w:pPr>
-      <w:r>
-        <w:rPr>
-          <w:rFonts w:ascii="Times New Roman" w:eastAsia="宋体" w:hAnsi="Times New Roman"/>
-          <w:b w:val="false"/>
-          <w:bCs w:val="false"/>
-          <w:color w:val="000000"/>
-          <w:sz w:val="21"/>
-          <w:szCs w:val="21"/>
-        </w:rPr>
-        <w:t xml:space="preserve">5. 具备境内的技术服务与备件供应体系，能够保障服务期内设备维保与试剂供应的连续性。</w:t>
-      </w:r>
-    </w:p>
-    <w:p>
-      <w:pPr>
-        <w:spacing w:after="100" w:line="380"/>
-        <w:ind w:left="0" w:firstLine="420"/>
-        <w:jc w:val="both"/>
-      </w:pPr>
-      <w:r>
-        <w:rPr>
-          <w:rFonts w:ascii="Times New Roman" w:eastAsia="宋体" w:hAnsi="Times New Roman"/>
-          <w:b w:val="false"/>
-          <w:bCs w:val="false"/>
-          <w:color w:val="000000"/>
-          <w:sz w:val="21"/>
-          <w:szCs w:val="21"/>
-        </w:rPr>
-        <w:t xml:space="preserve">（二）</w:t>
-      </w:r>
-      <w:r>
-        <w:rPr>
-          <w:rFonts w:ascii="Times New Roman" w:eastAsia="宋体" w:hAnsi="Times New Roman"/>
-          <w:b/>
-          <w:bCs/>
-          <w:color w:val="000000"/>
-          <w:sz w:val="21"/>
-          <w:szCs w:val="21"/>
-        </w:rPr>
-        <w:t xml:space="preserve">廉洁承诺</w:t>
-      </w:r>
-      <w:r>
-        <w:rPr>
-          <w:rFonts w:ascii="Times New Roman" w:eastAsia="宋体" w:hAnsi="Times New Roman"/>
-          <w:b w:val="false"/>
-          <w:bCs w:val="false"/>
-          <w:color w:val="000000"/>
-          <w:sz w:val="21"/>
-          <w:szCs w:val="21"/>
-        </w:rPr>
-        <w:t xml:space="preserve">。投标人应出具书面承诺：不以捐赠资助、科研合作、学术会议、外出考察等任何名义，向院方工作人员输送利益或提供与本项目采购相挂钩的资源。</w:t>
-      </w:r>
-    </w:p>
-    <w:p>
-      <w:pPr>
-        <w:spacing w:after="100" w:line="380"/>
-        <w:ind w:left="0" w:firstLine="420"/>
-        <w:jc w:val="both"/>
-      </w:pPr>
-      <w:r>
-        <w:rPr>
-          <w:rFonts w:ascii="Times New Roman" w:eastAsia="宋体" w:hAnsi="Times New Roman"/>
-          <w:b w:val="false"/>
-          <w:bCs w:val="false"/>
-          <w:color w:val="000000"/>
-          <w:sz w:val="21"/>
-          <w:szCs w:val="21"/>
-        </w:rPr>
-        <w:t xml:space="preserve">（三）</w:t>
-      </w:r>
-      <w:r>
-        <w:rPr>
-          <w:rFonts w:ascii="Times New Roman" w:eastAsia="宋体" w:hAnsi="Times New Roman"/>
-          <w:b/>
-          <w:bCs/>
-          <w:color w:val="000000"/>
-          <w:sz w:val="21"/>
-          <w:szCs w:val="21"/>
-        </w:rPr>
-        <w:t xml:space="preserve">其他</w:t>
-      </w:r>
-      <w:r>
-        <w:rPr>
-          <w:rFonts w:ascii="Times New Roman" w:eastAsia="宋体" w:hAnsi="Times New Roman"/>
-          <w:b w:val="false"/>
-          <w:bCs w:val="false"/>
-          <w:color w:val="000000"/>
-          <w:sz w:val="21"/>
-          <w:szCs w:val="21"/>
-        </w:rPr>
-        <w:t xml:space="preserve">。本文件为采购需求，未尽事宜以招标文件其他章节及采购合同约定为准。</w:t>
-      </w:r>
-    </w:p>
-    <w:p>
-      <w:pPr>
-        <w:keepNext/>
-        <w:spacing w:after="140" w:before="320" w:line="380"/>
-      </w:pPr>
-      <w:r>
-        <w:rPr>
-          <w:rFonts w:ascii="Arial" w:eastAsia="黑体" w:hAnsi="Arial"/>
-          <w:b/>
-          <w:bCs/>
-          <w:color w:val="000000"/>
-          <w:sz w:val="25"/>
-          <w:szCs w:val="25"/>
-        </w:rPr>
-        <w:t xml:space="preserve">附件一　配套设备与器具清单</w:t>
-      </w:r>
-    </w:p>
-    <w:p>
-      <w:pPr>
-        <w:spacing w:after="100" w:line="380"/>
-        <w:ind w:left="0" w:firstLine="420"/>
-        <w:jc w:val="both"/>
-      </w:pPr>
-      <w:r>
-        <w:rPr>
-          <w:rFonts w:ascii="Times New Roman" w:eastAsia="宋体" w:hAnsi="Times New Roman"/>
-          <w:b w:val="false"/>
-          <w:bCs w:val="false"/>
-          <w:color w:val="000000"/>
-          <w:sz w:val="21"/>
-          <w:szCs w:val="21"/>
-        </w:rPr>
-        <w:t xml:space="preserve">本清单按功能分区列明，共 59 项，</w:t>
+        <w:t xml:space="preserve">本清单按功能分区列明，共 75 项、118 台（件），</w:t>
       </w:r>
       <w:r>
         <w:rPr>
@@ -3110,7 +2967,7 @@
                 <w:sz w:val="18"/>
                 <w:szCs w:val="18"/>
               </w:rPr>
-              <w:t xml:space="preserve">ACB-1300V/双人;垂直单流向</w:t>
+              <w:t xml:space="preserve">双人位，垂直单向流；洁净度满足试剂配制要求</w:t>
             </w:r>
           </w:p>
         </w:tc>
@@ -3217,7 +3074,7 @@
                 <w:sz w:val="18"/>
                 <w:szCs w:val="18"/>
               </w:rPr>
-              <w:t xml:space="preserve">电导率18.2MΩ</w:t>
+              <w:t xml:space="preserve">出水电阻率 18.2 MΩ·cm</w:t>
             </w:r>
           </w:p>
         </w:tc>
@@ -3324,7 +3181,7 @@
                 <w:sz w:val="18"/>
                 <w:szCs w:val="18"/>
               </w:rPr>
-              <w:t xml:space="preserve">2-8℃&amp;-20℃</w:t>
+              <w:t xml:space="preserve">2–8 ℃ 冷藏与 −20 ℃ 冷冻双温区</w:t>
             </w:r>
           </w:p>
         </w:tc>
@@ -3859,7 +3716,7 @@
                 <w:sz w:val="18"/>
                 <w:szCs w:val="18"/>
               </w:rPr>
-              <w:t xml:space="preserve">量程分档覆盖 0.1–1000 µL，精度符合 GB/T 39374；分档：0.1-2.0µl、0.5-10µl、2-20µl、10-100µl、20-200µl、100-1000µl</w:t>
+              <w:t xml:space="preserve">量程分档覆盖 0.1–1000 µL；分档：0.1–2.0、0.5–10、2–20、10–100、20–200、100–1000 µL</w:t>
             </w:r>
           </w:p>
         </w:tc>
@@ -3933,7 +3790,7 @@
                 <w:sz w:val="18"/>
                 <w:szCs w:val="18"/>
               </w:rPr>
-              <w:t xml:space="preserve">标本与文库制备区</w:t>
+              <w:t xml:space="preserve">样本制备区（组织）</w:t>
             </w:r>
           </w:p>
         </w:tc>
@@ -4005,7 +3862,7 @@
                 <w:sz w:val="18"/>
                 <w:szCs w:val="18"/>
               </w:rPr>
-              <w:t xml:space="preserve">2-8℃&amp;-20℃</w:t>
+              <w:t xml:space="preserve">2–8 ℃ 冷藏与 −20 ℃ 冷冻双温区</w:t>
             </w:r>
           </w:p>
         </w:tc>
@@ -4505,7 +4362,7 @@
                 <w:sz w:val="18"/>
                 <w:szCs w:val="18"/>
               </w:rPr>
-              <w:t xml:space="preserve">PCR扩增仪</w:t>
+              <w:t xml:space="preserve">单道移液器</w:t>
             </w:r>
           </w:p>
         </w:tc>
@@ -4540,7 +4397,7 @@
                 <w:sz w:val="18"/>
                 <w:szCs w:val="18"/>
               </w:rPr>
-              <w:t xml:space="preserve">≥96 孔，具备梯度扩增功能</w:t>
+              <w:t xml:space="preserve">量程分档覆盖 0.1–1000 µL；分档：0.1–2.0、0.5–10、2–20、10–100、20–200、100–1000 µL</w:t>
             </w:r>
           </w:p>
         </w:tc>
@@ -4575,7 +4432,7 @@
                 <w:sz w:val="18"/>
                 <w:szCs w:val="18"/>
               </w:rPr>
-              <w:t xml:space="preserve">1</w:t>
+              <w:t xml:space="preserve">6</w:t>
             </w:r>
           </w:p>
         </w:tc>
@@ -4612,7 +4469,7 @@
                 <w:sz w:val="18"/>
                 <w:szCs w:val="18"/>
               </w:rPr>
-              <w:t xml:space="preserve">高速离心机</w:t>
+              <w:t xml:space="preserve">八道移液器</w:t>
             </w:r>
           </w:p>
         </w:tc>
@@ -4647,7 +4504,7 @@
                 <w:sz w:val="18"/>
                 <w:szCs w:val="18"/>
               </w:rPr>
-              <w:t xml:space="preserve">1.5ml转子</w:t>
+              <w:t xml:space="preserve">八通道，与八排管、96 孔板配套；分档：0.5–10、5–50、30–300 µL</w:t>
             </w:r>
           </w:p>
         </w:tc>
@@ -4682,7 +4539,7 @@
                 <w:sz w:val="18"/>
                 <w:szCs w:val="18"/>
               </w:rPr>
-              <w:t xml:space="preserve">1</w:t>
+              <w:t xml:space="preserve">3</w:t>
             </w:r>
           </w:p>
         </w:tc>
@@ -4719,7 +4576,7 @@
                 <w:sz w:val="18"/>
                 <w:szCs w:val="18"/>
               </w:rPr>
-              <w:t xml:space="preserve">磁力架</w:t>
+              <w:t xml:space="preserve">高速离心机</w:t>
             </w:r>
           </w:p>
         </w:tc>
@@ -4754,7 +4611,7 @@
                 <w:sz w:val="18"/>
                 <w:szCs w:val="18"/>
               </w:rPr>
-              <w:t xml:space="preserve">16头；16孔(凹）;离心管用</w:t>
+              <w:t xml:space="preserve">台式高速离心机，配 1.5 mL 离心管转子</w:t>
             </w:r>
           </w:p>
         </w:tc>
@@ -4826,7 +4683,7 @@
                 <w:sz w:val="18"/>
                 <w:szCs w:val="18"/>
               </w:rPr>
-              <w:t xml:space="preserve">96孔磁力架（八排管）</w:t>
+              <w:t xml:space="preserve">磁力架（1.5 mL 离心管用）</w:t>
             </w:r>
           </w:p>
         </w:tc>
@@ -4861,7 +4718,7 @@
                 <w:sz w:val="18"/>
                 <w:szCs w:val="18"/>
               </w:rPr>
-              <w:t xml:space="preserve">八排管</w:t>
+              <w:t xml:space="preserve">16 孔，适配 1.5 mL 离心管</w:t>
             </w:r>
           </w:p>
         </w:tc>
@@ -4896,7 +4753,7 @@
                 <w:sz w:val="18"/>
                 <w:szCs w:val="18"/>
               </w:rPr>
-              <w:t xml:space="preserve">1</w:t>
+              <w:t xml:space="preserve">2</w:t>
             </w:r>
           </w:p>
         </w:tc>
@@ -4968,7 +4825,7 @@
                 <w:sz w:val="18"/>
                 <w:szCs w:val="18"/>
               </w:rPr>
-              <w:t xml:space="preserve">二级，1500*815*2270mm</w:t>
+              <w:t xml:space="preserve">Ⅱ级 A2 型；外形尺寸约 1500×815×2270 mm</w:t>
             </w:r>
           </w:p>
         </w:tc>
@@ -5075,7 +4932,7 @@
                 <w:sz w:val="18"/>
                 <w:szCs w:val="18"/>
               </w:rPr>
-              <w:t xml:space="preserve">96孔+1.5模块</w:t>
+              <w:t xml:space="preserve">配 96 孔与 1.5 mL 两种模块，控温可调</w:t>
             </w:r>
           </w:p>
         </w:tc>
@@ -5147,7 +5004,7 @@
                 <w:sz w:val="18"/>
                 <w:szCs w:val="18"/>
               </w:rPr>
-              <w:t xml:space="preserve">单道移液器</w:t>
+              <w:t xml:space="preserve">荧光定量仪</w:t>
             </w:r>
           </w:p>
         </w:tc>
@@ -5182,7 +5039,7 @@
                 <w:sz w:val="18"/>
                 <w:szCs w:val="18"/>
               </w:rPr>
-              <w:t xml:space="preserve">量程分档覆盖 0.1–1000 µL，精度符合 GB/T 39374；分档：0.1-2.0µl、0.5-10µl、2-20µl、10-100µl、20-200µl、100-1000µl</w:t>
+              <w:t xml:space="preserve">荧光法核酸与文库浓度精确定量</w:t>
             </w:r>
           </w:p>
         </w:tc>
@@ -5217,114 +5074,7 @@
                 <w:sz w:val="18"/>
                 <w:szCs w:val="18"/>
               </w:rPr>
-              <w:t xml:space="preserve">6</w:t>
-            </w:r>
-          </w:p>
-        </w:tc>
-      </w:tr>
-      <w:tr>
-        <w:tc>
-          <w:tcPr>
-            <w:tcW w:type="dxa" w:w="2400"/>
-            <w:tcBorders>
-              <w:top w:val="none" w:color="FFFFFF" w:sz="0"/>
-              <w:left w:val="none" w:color="FFFFFF" w:sz="0"/>
-              <w:bottom w:val="single" w:color="BFBFBF" w:sz="2"/>
-              <w:right w:val="none" w:color="FFFFFF" w:sz="0"/>
-            </w:tcBorders>
-            <w:tcMar>
-              <w:top w:type="dxa" w:w="60"/>
-              <w:left w:type="dxa" w:w="90"/>
-              <w:bottom w:type="dxa" w:w="60"/>
-              <w:right w:type="dxa" w:w="90"/>
-            </w:tcMar>
-            <w:vAlign w:val="top"/>
-          </w:tcPr>
-          <w:p>
-            <w:pPr>
-              <w:spacing w:line="280"/>
-              <w:jc w:val="left"/>
-            </w:pPr>
-            <w:r>
-              <w:rPr>
-                <w:rFonts w:ascii="Times New Roman" w:eastAsia="宋体" w:hAnsi="Times New Roman"/>
-                <w:b w:val="false"/>
-                <w:bCs w:val="false"/>
-                <w:color w:val="000000"/>
-                <w:sz w:val="18"/>
-                <w:szCs w:val="18"/>
-              </w:rPr>
-              <w:t xml:space="preserve">八道移液器</w:t>
-            </w:r>
-          </w:p>
-        </w:tc>
-        <w:tc>
-          <w:tcPr>
-            <w:tcW w:type="dxa" w:w="6660"/>
-            <w:tcBorders>
-              <w:top w:val="none" w:color="FFFFFF" w:sz="0"/>
-              <w:left w:val="none" w:color="FFFFFF" w:sz="0"/>
-              <w:bottom w:val="single" w:color="BFBFBF" w:sz="2"/>
-              <w:right w:val="none" w:color="FFFFFF" w:sz="0"/>
-            </w:tcBorders>
-            <w:tcMar>
-              <w:top w:type="dxa" w:w="60"/>
-              <w:left w:type="dxa" w:w="90"/>
-              <w:bottom w:type="dxa" w:w="60"/>
-              <w:right w:type="dxa" w:w="90"/>
-            </w:tcMar>
-            <w:vAlign w:val="top"/>
-          </w:tcPr>
-          <w:p>
-            <w:pPr>
-              <w:spacing w:line="280"/>
-              <w:jc w:val="left"/>
-            </w:pPr>
-            <w:r>
-              <w:rPr>
-                <w:rFonts w:ascii="Times New Roman" w:eastAsia="宋体" w:hAnsi="Times New Roman"/>
-                <w:b w:val="false"/>
-                <w:bCs w:val="false"/>
-                <w:color w:val="000000"/>
-                <w:sz w:val="18"/>
-                <w:szCs w:val="18"/>
-              </w:rPr>
-              <w:t xml:space="preserve">八通道，与八连管、96 孔板配套；分档：0.5-10 µl、5-50 µl、30-300 µl</w:t>
-            </w:r>
-          </w:p>
-        </w:tc>
-        <w:tc>
-          <w:tcPr>
-            <w:tcW w:type="dxa" w:w="800"/>
-            <w:tcBorders>
-              <w:top w:val="none" w:color="FFFFFF" w:sz="0"/>
-              <w:left w:val="none" w:color="FFFFFF" w:sz="0"/>
-              <w:bottom w:val="single" w:color="BFBFBF" w:sz="2"/>
-              <w:right w:val="none" w:color="FFFFFF" w:sz="0"/>
-            </w:tcBorders>
-            <w:tcMar>
-              <w:top w:type="dxa" w:w="60"/>
-              <w:left w:type="dxa" w:w="90"/>
-              <w:bottom w:type="dxa" w:w="60"/>
-              <w:right w:type="dxa" w:w="90"/>
-            </w:tcMar>
-            <w:vAlign w:val="top"/>
-          </w:tcPr>
-          <w:p>
-            <w:pPr>
-              <w:spacing w:line="280"/>
-              <w:jc w:val="center"/>
-            </w:pPr>
-            <w:r>
-              <w:rPr>
-                <w:rFonts w:ascii="Times New Roman" w:eastAsia="宋体" w:hAnsi="Times New Roman"/>
-                <w:b w:val="false"/>
-                <w:bCs w:val="false"/>
-                <w:color w:val="000000"/>
-                <w:sz w:val="18"/>
-                <w:szCs w:val="18"/>
-              </w:rPr>
-              <w:t xml:space="preserve">3</w:t>
+              <w:t xml:space="preserve">1</w:t>
             </w:r>
           </w:p>
         </w:tc>
@@ -5363,7 +5113,7 @@
                 <w:sz w:val="18"/>
                 <w:szCs w:val="18"/>
               </w:rPr>
-              <w:t xml:space="preserve">血浆文库制备区</w:t>
+              <w:t xml:space="preserve">样本制备区（血浆）</w:t>
             </w:r>
           </w:p>
         </w:tc>
@@ -5435,7 +5185,7 @@
                 <w:sz w:val="18"/>
                 <w:szCs w:val="18"/>
               </w:rPr>
-              <w:t xml:space="preserve">2-8℃&amp;-20℃</w:t>
+              <w:t xml:space="preserve">2–8 ℃ 冷藏与 −20 ℃ 冷冻双温区</w:t>
             </w:r>
           </w:p>
         </w:tc>
@@ -5935,7 +5685,7 @@
                 <w:sz w:val="18"/>
                 <w:szCs w:val="18"/>
               </w:rPr>
-              <w:t xml:space="preserve">PCR扩增仪</w:t>
+              <w:t xml:space="preserve">单道移液器</w:t>
             </w:r>
           </w:p>
         </w:tc>
@@ -5970,7 +5720,7 @@
                 <w:sz w:val="18"/>
                 <w:szCs w:val="18"/>
               </w:rPr>
-              <w:t xml:space="preserve">≥96 孔，具备梯度扩增功能</w:t>
+              <w:t xml:space="preserve">量程分档覆盖 0.1–1000 µL；分档：0.1–2.0、0.5–10、2–20、10–100、20–200、100–1000 µL</w:t>
             </w:r>
           </w:p>
         </w:tc>
@@ -6005,7 +5755,7 @@
                 <w:sz w:val="18"/>
                 <w:szCs w:val="18"/>
               </w:rPr>
-              <w:t xml:space="preserve">1</w:t>
+              <w:t xml:space="preserve">6</w:t>
             </w:r>
           </w:p>
         </w:tc>
@@ -6042,7 +5792,7 @@
                 <w:sz w:val="18"/>
                 <w:szCs w:val="18"/>
               </w:rPr>
-              <w:t xml:space="preserve">高速离心机</w:t>
+              <w:t xml:space="preserve">八道移液器</w:t>
             </w:r>
           </w:p>
         </w:tc>
@@ -6077,7 +5827,7 @@
                 <w:sz w:val="18"/>
                 <w:szCs w:val="18"/>
               </w:rPr>
-              <w:t xml:space="preserve">1.5ml转子</w:t>
+              <w:t xml:space="preserve">八通道，与八排管、96 孔板配套；分档：0.5–10、5–50、30–300 µL</w:t>
             </w:r>
           </w:p>
         </w:tc>
@@ -6112,7 +5862,7 @@
                 <w:sz w:val="18"/>
                 <w:szCs w:val="18"/>
               </w:rPr>
-              <w:t xml:space="preserve">1</w:t>
+              <w:t xml:space="preserve">3</w:t>
             </w:r>
           </w:p>
         </w:tc>
@@ -6149,7 +5899,7 @@
                 <w:sz w:val="18"/>
                 <w:szCs w:val="18"/>
               </w:rPr>
-              <w:t xml:space="preserve">磁力架</w:t>
+              <w:t xml:space="preserve">台式高速冷冻离心机</w:t>
             </w:r>
           </w:p>
         </w:tc>
@@ -6184,7 +5934,7 @@
                 <w:sz w:val="18"/>
                 <w:szCs w:val="18"/>
               </w:rPr>
-              <w:t xml:space="preserve">16头；16孔(凹）;离心管用</w:t>
+              <w:t xml:space="preserve">配 4×方形吊篮转子（适配 5 mL／10 mL 管及 24 孔适配器）与 24×1.5／2 mL 角转子；用于血浆分离</w:t>
             </w:r>
           </w:p>
         </w:tc>
@@ -6256,7 +6006,7 @@
                 <w:sz w:val="18"/>
                 <w:szCs w:val="18"/>
               </w:rPr>
-              <w:t xml:space="preserve">96孔磁力架（八排管）</w:t>
+              <w:t xml:space="preserve">高速离心机</w:t>
             </w:r>
           </w:p>
         </w:tc>
@@ -6291,7 +6041,7 @@
                 <w:sz w:val="18"/>
                 <w:szCs w:val="18"/>
               </w:rPr>
-              <w:t xml:space="preserve">八排管</w:t>
+              <w:t xml:space="preserve">台式高速离心机，配 1.5 mL 离心管转子</w:t>
             </w:r>
           </w:p>
         </w:tc>
@@ -6363,7 +6113,7 @@
                 <w:sz w:val="18"/>
                 <w:szCs w:val="18"/>
               </w:rPr>
-              <w:t xml:space="preserve">生物安全柜（A2型）</w:t>
+              <w:t xml:space="preserve">磁力架（1.5 mL 离心管用）</w:t>
             </w:r>
           </w:p>
         </w:tc>
@@ -6398,7 +6148,7 @@
                 <w:sz w:val="18"/>
                 <w:szCs w:val="18"/>
               </w:rPr>
-              <w:t xml:space="preserve">二级，1500*815*2270mm</w:t>
+              <w:t xml:space="preserve">16 孔，适配 1.5 mL 离心管</w:t>
             </w:r>
           </w:p>
         </w:tc>
@@ -6433,7 +6183,7 @@
                 <w:sz w:val="18"/>
                 <w:szCs w:val="18"/>
               </w:rPr>
-              <w:t xml:space="preserve">1</w:t>
+              <w:t xml:space="preserve">2</w:t>
             </w:r>
           </w:p>
         </w:tc>
@@ -6470,7 +6220,7 @@
                 <w:sz w:val="18"/>
                 <w:szCs w:val="18"/>
               </w:rPr>
-              <w:t xml:space="preserve">恒温混匀仪</w:t>
+              <w:t xml:space="preserve">生物安全柜（A2型）</w:t>
             </w:r>
           </w:p>
         </w:tc>
@@ -6505,7 +6255,7 @@
                 <w:sz w:val="18"/>
                 <w:szCs w:val="18"/>
               </w:rPr>
-              <w:t xml:space="preserve">96孔+1.5模块</w:t>
+              <w:t xml:space="preserve">Ⅱ级 A2 型；外形尺寸约 1500×815×2270 mm</w:t>
             </w:r>
           </w:p>
         </w:tc>
@@ -6577,7 +6327,7 @@
                 <w:sz w:val="18"/>
                 <w:szCs w:val="18"/>
               </w:rPr>
-              <w:t xml:space="preserve">单道移液器</w:t>
+              <w:t xml:space="preserve">恒温混匀仪</w:t>
             </w:r>
           </w:p>
         </w:tc>
@@ -6612,7 +6362,7 @@
                 <w:sz w:val="18"/>
                 <w:szCs w:val="18"/>
               </w:rPr>
-              <w:t xml:space="preserve">量程分档覆盖 0.1–1000 µL，精度符合 GB/T 39374；分档：0.1-2.0µl、0.5-10µl、2-20µl、10-100µl、20-200µl、100-1000µl</w:t>
+              <w:t xml:space="preserve">配 96 孔与 1.5 mL 两种模块，控温可调</w:t>
             </w:r>
           </w:p>
         </w:tc>
@@ -6647,7 +6397,7 @@
                 <w:sz w:val="18"/>
                 <w:szCs w:val="18"/>
               </w:rPr>
-              <w:t xml:space="preserve">6</w:t>
+              <w:t xml:space="preserve">1</w:t>
             </w:r>
           </w:p>
         </w:tc>
@@ -6684,7 +6434,7 @@
                 <w:sz w:val="18"/>
                 <w:szCs w:val="18"/>
               </w:rPr>
-              <w:t xml:space="preserve">八道移液器</w:t>
+              <w:t xml:space="preserve">荧光定量仪</w:t>
             </w:r>
           </w:p>
         </w:tc>
@@ -6719,7 +6469,7 @@
                 <w:sz w:val="18"/>
                 <w:szCs w:val="18"/>
               </w:rPr>
-              <w:t xml:space="preserve">八通道，与八连管、96 孔板配套；分档：0.5-10 µl、5-50 µl、30-300 µl</w:t>
+              <w:t xml:space="preserve">荧光法核酸与文库浓度精确定量</w:t>
             </w:r>
           </w:p>
         </w:tc>
@@ -6754,7 +6504,114 @@
                 <w:sz w:val="18"/>
                 <w:szCs w:val="18"/>
               </w:rPr>
-              <w:t xml:space="preserve">3</w:t>
+              <w:t xml:space="preserve">1</w:t>
+            </w:r>
+          </w:p>
+        </w:tc>
+      </w:tr>
+      <w:tr>
+        <w:tc>
+          <w:tcPr>
+            <w:tcW w:type="dxa" w:w="2400"/>
+            <w:tcBorders>
+              <w:top w:val="none" w:color="FFFFFF" w:sz="0"/>
+              <w:left w:val="none" w:color="FFFFFF" w:sz="0"/>
+              <w:bottom w:val="single" w:color="BFBFBF" w:sz="2"/>
+              <w:right w:val="none" w:color="FFFFFF" w:sz="0"/>
+            </w:tcBorders>
+            <w:tcMar>
+              <w:top w:type="dxa" w:w="60"/>
+              <w:left w:type="dxa" w:w="90"/>
+              <w:bottom w:type="dxa" w:w="60"/>
+              <w:right w:type="dxa" w:w="90"/>
+            </w:tcMar>
+            <w:vAlign w:val="top"/>
+          </w:tcPr>
+          <w:p>
+            <w:pPr>
+              <w:spacing w:line="280"/>
+              <w:jc w:val="left"/>
+            </w:pPr>
+            <w:r>
+              <w:rPr>
+                <w:rFonts w:ascii="Times New Roman" w:eastAsia="宋体" w:hAnsi="Times New Roman"/>
+                <w:b w:val="false"/>
+                <w:bCs w:val="false"/>
+                <w:color w:val="000000"/>
+                <w:sz w:val="18"/>
+                <w:szCs w:val="18"/>
+              </w:rPr>
+              <w:t xml:space="preserve">磁力架（5 mL 离心管用）</w:t>
+            </w:r>
+          </w:p>
+        </w:tc>
+        <w:tc>
+          <w:tcPr>
+            <w:tcW w:type="dxa" w:w="6660"/>
+            <w:tcBorders>
+              <w:top w:val="none" w:color="FFFFFF" w:sz="0"/>
+              <w:left w:val="none" w:color="FFFFFF" w:sz="0"/>
+              <w:bottom w:val="single" w:color="BFBFBF" w:sz="2"/>
+              <w:right w:val="none" w:color="FFFFFF" w:sz="0"/>
+            </w:tcBorders>
+            <w:tcMar>
+              <w:top w:type="dxa" w:w="60"/>
+              <w:left w:type="dxa" w:w="90"/>
+              <w:bottom w:type="dxa" w:w="60"/>
+              <w:right w:type="dxa" w:w="90"/>
+            </w:tcMar>
+            <w:vAlign w:val="top"/>
+          </w:tcPr>
+          <w:p>
+            <w:pPr>
+              <w:spacing w:line="280"/>
+              <w:jc w:val="left"/>
+            </w:pPr>
+            <w:r>
+              <w:rPr>
+                <w:rFonts w:ascii="Times New Roman" w:eastAsia="宋体" w:hAnsi="Times New Roman"/>
+                <w:b w:val="false"/>
+                <w:bCs w:val="false"/>
+                <w:color w:val="000000"/>
+                <w:sz w:val="18"/>
+                <w:szCs w:val="18"/>
+              </w:rPr>
+              <w:t xml:space="preserve">16 孔，适配 5 mL 离心管；用于血浆游离核酸提取</w:t>
+            </w:r>
+          </w:p>
+        </w:tc>
+        <w:tc>
+          <w:tcPr>
+            <w:tcW w:type="dxa" w:w="800"/>
+            <w:tcBorders>
+              <w:top w:val="none" w:color="FFFFFF" w:sz="0"/>
+              <w:left w:val="none" w:color="FFFFFF" w:sz="0"/>
+              <w:bottom w:val="single" w:color="BFBFBF" w:sz="2"/>
+              <w:right w:val="none" w:color="FFFFFF" w:sz="0"/>
+            </w:tcBorders>
+            <w:tcMar>
+              <w:top w:type="dxa" w:w="60"/>
+              <w:left w:type="dxa" w:w="90"/>
+              <w:bottom w:type="dxa" w:w="60"/>
+              <w:right w:type="dxa" w:w="90"/>
+            </w:tcMar>
+            <w:vAlign w:val="top"/>
+          </w:tcPr>
+          <w:p>
+            <w:pPr>
+              <w:spacing w:line="280"/>
+              <w:jc w:val="center"/>
+            </w:pPr>
+            <w:r>
+              <w:rPr>
+                <w:rFonts w:ascii="Times New Roman" w:eastAsia="宋体" w:hAnsi="Times New Roman"/>
+                <w:b w:val="false"/>
+                <w:bCs w:val="false"/>
+                <w:color w:val="000000"/>
+                <w:sz w:val="18"/>
+                <w:szCs w:val="18"/>
+              </w:rPr>
+              <w:t xml:space="preserve">1</w:t>
             </w:r>
           </w:p>
         </w:tc>
@@ -6793,7 +6650,7 @@
                 <w:sz w:val="18"/>
                 <w:szCs w:val="18"/>
               </w:rPr>
-              <w:t xml:space="preserve">杂交捕获区</w:t>
+              <w:t xml:space="preserve">破碎区（核酸片段化）</w:t>
             </w:r>
           </w:p>
         </w:tc>
@@ -6830,7 +6687,7 @@
                 <w:sz w:val="18"/>
                 <w:szCs w:val="18"/>
               </w:rPr>
-              <w:t xml:space="preserve">冷藏冷冻箱</w:t>
+              <w:t xml:space="preserve">掌式离心机</w:t>
             </w:r>
           </w:p>
         </w:tc>
@@ -6865,7 +6722,7 @@
                 <w:sz w:val="18"/>
                 <w:szCs w:val="18"/>
               </w:rPr>
-              <w:t xml:space="preserve">2-8℃&amp;-20℃</w:t>
+              <w:t xml:space="preserve">适配 1.5 mL 离心管与八排管，两种转子</w:t>
             </w:r>
           </w:p>
         </w:tc>
@@ -6937,7 +6794,7 @@
                 <w:sz w:val="18"/>
                 <w:szCs w:val="18"/>
               </w:rPr>
-              <w:t xml:space="preserve">计时器</w:t>
+              <w:t xml:space="preserve">超声波核酸片段化仪</w:t>
             </w:r>
           </w:p>
         </w:tc>
@@ -6972,7 +6829,7 @@
                 <w:sz w:val="18"/>
                 <w:szCs w:val="18"/>
               </w:rPr>
-              <w:t xml:space="preserve">量程覆盖常规孵育时长，具备定时提醒</w:t>
+              <w:t xml:space="preserve">聚焦超声法核酸片段化，片段长度可调；用于组织基因组 DNA 建库前片段化。应具备温控，并由投标人提出独立台位、供电与降噪的安装条件</w:t>
             </w:r>
           </w:p>
         </w:tc>
@@ -7008,1290 +6865,6 @@
                 <w:szCs w:val="18"/>
               </w:rPr>
               <w:t xml:space="preserve">1</w:t>
-            </w:r>
-          </w:p>
-        </w:tc>
-      </w:tr>
-      <w:tr>
-        <w:tc>
-          <w:tcPr>
-            <w:tcW w:type="dxa" w:w="2400"/>
-            <w:tcBorders>
-              <w:top w:val="none" w:color="FFFFFF" w:sz="0"/>
-              <w:left w:val="none" w:color="FFFFFF" w:sz="0"/>
-              <w:bottom w:val="single" w:color="BFBFBF" w:sz="2"/>
-              <w:right w:val="none" w:color="FFFFFF" w:sz="0"/>
-            </w:tcBorders>
-            <w:tcMar>
-              <w:top w:type="dxa" w:w="60"/>
-              <w:left w:type="dxa" w:w="90"/>
-              <w:bottom w:type="dxa" w:w="60"/>
-              <w:right w:type="dxa" w:w="90"/>
-            </w:tcMar>
-            <w:vAlign w:val="top"/>
-          </w:tcPr>
-          <w:p>
-            <w:pPr>
-              <w:spacing w:line="280"/>
-              <w:jc w:val="left"/>
-            </w:pPr>
-            <w:r>
-              <w:rPr>
-                <w:rFonts w:ascii="Times New Roman" w:eastAsia="宋体" w:hAnsi="Times New Roman"/>
-                <w:b w:val="false"/>
-                <w:bCs w:val="false"/>
-                <w:color w:val="000000"/>
-                <w:sz w:val="18"/>
-                <w:szCs w:val="18"/>
-              </w:rPr>
-              <w:t xml:space="preserve">温湿度计</w:t>
-            </w:r>
-          </w:p>
-        </w:tc>
-        <w:tc>
-          <w:tcPr>
-            <w:tcW w:type="dxa" w:w="6660"/>
-            <w:tcBorders>
-              <w:top w:val="none" w:color="FFFFFF" w:sz="0"/>
-              <w:left w:val="none" w:color="FFFFFF" w:sz="0"/>
-              <w:bottom w:val="single" w:color="BFBFBF" w:sz="2"/>
-              <w:right w:val="none" w:color="FFFFFF" w:sz="0"/>
-            </w:tcBorders>
-            <w:tcMar>
-              <w:top w:type="dxa" w:w="60"/>
-              <w:left w:type="dxa" w:w="90"/>
-              <w:bottom w:type="dxa" w:w="60"/>
-              <w:right w:type="dxa" w:w="90"/>
-            </w:tcMar>
-            <w:vAlign w:val="top"/>
-          </w:tcPr>
-          <w:p>
-            <w:pPr>
-              <w:spacing w:line="280"/>
-              <w:jc w:val="left"/>
-            </w:pPr>
-            <w:r>
-              <w:rPr>
-                <w:rFonts w:ascii="Times New Roman" w:eastAsia="宋体" w:hAnsi="Times New Roman"/>
-                <w:b w:val="false"/>
-                <w:bCs w:val="false"/>
-                <w:color w:val="000000"/>
-                <w:sz w:val="18"/>
-                <w:szCs w:val="18"/>
-              </w:rPr>
-              <w:t xml:space="preserve">可显示环境温湿度，具备最值记录</w:t>
-            </w:r>
-          </w:p>
-        </w:tc>
-        <w:tc>
-          <w:tcPr>
-            <w:tcW w:type="dxa" w:w="800"/>
-            <w:tcBorders>
-              <w:top w:val="none" w:color="FFFFFF" w:sz="0"/>
-              <w:left w:val="none" w:color="FFFFFF" w:sz="0"/>
-              <w:bottom w:val="single" w:color="BFBFBF" w:sz="2"/>
-              <w:right w:val="none" w:color="FFFFFF" w:sz="0"/>
-            </w:tcBorders>
-            <w:tcMar>
-              <w:top w:type="dxa" w:w="60"/>
-              <w:left w:type="dxa" w:w="90"/>
-              <w:bottom w:type="dxa" w:w="60"/>
-              <w:right w:type="dxa" w:w="90"/>
-            </w:tcMar>
-            <w:vAlign w:val="top"/>
-          </w:tcPr>
-          <w:p>
-            <w:pPr>
-              <w:spacing w:line="280"/>
-              <w:jc w:val="center"/>
-            </w:pPr>
-            <w:r>
-              <w:rPr>
-                <w:rFonts w:ascii="Times New Roman" w:eastAsia="宋体" w:hAnsi="Times New Roman"/>
-                <w:b w:val="false"/>
-                <w:bCs w:val="false"/>
-                <w:color w:val="000000"/>
-                <w:sz w:val="18"/>
-                <w:szCs w:val="18"/>
-              </w:rPr>
-              <w:t xml:space="preserve">1</w:t>
-            </w:r>
-          </w:p>
-        </w:tc>
-      </w:tr>
-      <w:tr>
-        <w:tc>
-          <w:tcPr>
-            <w:tcW w:type="dxa" w:w="2400"/>
-            <w:tcBorders>
-              <w:top w:val="none" w:color="FFFFFF" w:sz="0"/>
-              <w:left w:val="none" w:color="FFFFFF" w:sz="0"/>
-              <w:bottom w:val="single" w:color="BFBFBF" w:sz="2"/>
-              <w:right w:val="none" w:color="FFFFFF" w:sz="0"/>
-            </w:tcBorders>
-            <w:tcMar>
-              <w:top w:type="dxa" w:w="60"/>
-              <w:left w:type="dxa" w:w="90"/>
-              <w:bottom w:type="dxa" w:w="60"/>
-              <w:right w:type="dxa" w:w="90"/>
-            </w:tcMar>
-            <w:vAlign w:val="top"/>
-          </w:tcPr>
-          <w:p>
-            <w:pPr>
-              <w:spacing w:line="280"/>
-              <w:jc w:val="left"/>
-            </w:pPr>
-            <w:r>
-              <w:rPr>
-                <w:rFonts w:ascii="Times New Roman" w:eastAsia="宋体" w:hAnsi="Times New Roman"/>
-                <w:b w:val="false"/>
-                <w:bCs w:val="false"/>
-                <w:color w:val="000000"/>
-                <w:sz w:val="18"/>
-                <w:szCs w:val="18"/>
-              </w:rPr>
-              <w:t xml:space="preserve">漩涡振荡器</w:t>
-            </w:r>
-          </w:p>
-        </w:tc>
-        <w:tc>
-          <w:tcPr>
-            <w:tcW w:type="dxa" w:w="6660"/>
-            <w:tcBorders>
-              <w:top w:val="none" w:color="FFFFFF" w:sz="0"/>
-              <w:left w:val="none" w:color="FFFFFF" w:sz="0"/>
-              <w:bottom w:val="single" w:color="BFBFBF" w:sz="2"/>
-              <w:right w:val="none" w:color="FFFFFF" w:sz="0"/>
-            </w:tcBorders>
-            <w:tcMar>
-              <w:top w:type="dxa" w:w="60"/>
-              <w:left w:type="dxa" w:w="90"/>
-              <w:bottom w:type="dxa" w:w="60"/>
-              <w:right w:type="dxa" w:w="90"/>
-            </w:tcMar>
-            <w:vAlign w:val="top"/>
-          </w:tcPr>
-          <w:p>
-            <w:pPr>
-              <w:spacing w:line="280"/>
-              <w:jc w:val="left"/>
-            </w:pPr>
-            <w:r>
-              <w:rPr>
-                <w:rFonts w:ascii="Times New Roman" w:eastAsia="宋体" w:hAnsi="Times New Roman"/>
-                <w:b w:val="false"/>
-                <w:bCs w:val="false"/>
-                <w:color w:val="000000"/>
-                <w:sz w:val="18"/>
-                <w:szCs w:val="18"/>
-              </w:rPr>
-              <w:t xml:space="preserve">转速可调，支持点动与连续两种模式</w:t>
-            </w:r>
-          </w:p>
-        </w:tc>
-        <w:tc>
-          <w:tcPr>
-            <w:tcW w:type="dxa" w:w="800"/>
-            <w:tcBorders>
-              <w:top w:val="none" w:color="FFFFFF" w:sz="0"/>
-              <w:left w:val="none" w:color="FFFFFF" w:sz="0"/>
-              <w:bottom w:val="single" w:color="BFBFBF" w:sz="2"/>
-              <w:right w:val="none" w:color="FFFFFF" w:sz="0"/>
-            </w:tcBorders>
-            <w:tcMar>
-              <w:top w:type="dxa" w:w="60"/>
-              <w:left w:type="dxa" w:w="90"/>
-              <w:bottom w:type="dxa" w:w="60"/>
-              <w:right w:type="dxa" w:w="90"/>
-            </w:tcMar>
-            <w:vAlign w:val="top"/>
-          </w:tcPr>
-          <w:p>
-            <w:pPr>
-              <w:spacing w:line="280"/>
-              <w:jc w:val="center"/>
-            </w:pPr>
-            <w:r>
-              <w:rPr>
-                <w:rFonts w:ascii="Times New Roman" w:eastAsia="宋体" w:hAnsi="Times New Roman"/>
-                <w:b w:val="false"/>
-                <w:bCs w:val="false"/>
-                <w:color w:val="000000"/>
-                <w:sz w:val="18"/>
-                <w:szCs w:val="18"/>
-              </w:rPr>
-              <w:t xml:space="preserve">1</w:t>
-            </w:r>
-          </w:p>
-        </w:tc>
-      </w:tr>
-      <w:tr>
-        <w:tc>
-          <w:tcPr>
-            <w:tcW w:type="dxa" w:w="2400"/>
-            <w:tcBorders>
-              <w:top w:val="none" w:color="FFFFFF" w:sz="0"/>
-              <w:left w:val="none" w:color="FFFFFF" w:sz="0"/>
-              <w:bottom w:val="single" w:color="BFBFBF" w:sz="2"/>
-              <w:right w:val="none" w:color="FFFFFF" w:sz="0"/>
-            </w:tcBorders>
-            <w:tcMar>
-              <w:top w:type="dxa" w:w="60"/>
-              <w:left w:type="dxa" w:w="90"/>
-              <w:bottom w:type="dxa" w:w="60"/>
-              <w:right w:type="dxa" w:w="90"/>
-            </w:tcMar>
-            <w:vAlign w:val="top"/>
-          </w:tcPr>
-          <w:p>
-            <w:pPr>
-              <w:spacing w:line="280"/>
-              <w:jc w:val="left"/>
-            </w:pPr>
-            <w:r>
-              <w:rPr>
-                <w:rFonts w:ascii="Times New Roman" w:eastAsia="宋体" w:hAnsi="Times New Roman"/>
-                <w:b w:val="false"/>
-                <w:bCs w:val="false"/>
-                <w:color w:val="000000"/>
-                <w:sz w:val="18"/>
-                <w:szCs w:val="18"/>
-              </w:rPr>
-              <w:t xml:space="preserve">掌式离心机</w:t>
-            </w:r>
-          </w:p>
-        </w:tc>
-        <w:tc>
-          <w:tcPr>
-            <w:tcW w:type="dxa" w:w="6660"/>
-            <w:tcBorders>
-              <w:top w:val="none" w:color="FFFFFF" w:sz="0"/>
-              <w:left w:val="none" w:color="FFFFFF" w:sz="0"/>
-              <w:bottom w:val="single" w:color="BFBFBF" w:sz="2"/>
-              <w:right w:val="none" w:color="FFFFFF" w:sz="0"/>
-            </w:tcBorders>
-            <w:tcMar>
-              <w:top w:type="dxa" w:w="60"/>
-              <w:left w:type="dxa" w:w="90"/>
-              <w:bottom w:type="dxa" w:w="60"/>
-              <w:right w:type="dxa" w:w="90"/>
-            </w:tcMar>
-            <w:vAlign w:val="top"/>
-          </w:tcPr>
-          <w:p>
-            <w:pPr>
-              <w:spacing w:line="280"/>
-              <w:jc w:val="left"/>
-            </w:pPr>
-            <w:r>
-              <w:rPr>
-                <w:rFonts w:ascii="Times New Roman" w:eastAsia="宋体" w:hAnsi="Times New Roman"/>
-                <w:b w:val="false"/>
-                <w:bCs w:val="false"/>
-                <w:color w:val="000000"/>
-                <w:sz w:val="18"/>
-                <w:szCs w:val="18"/>
-              </w:rPr>
-              <w:t xml:space="preserve">适配 1.5 mL 离心管与八排管，两种转子</w:t>
-            </w:r>
-          </w:p>
-        </w:tc>
-        <w:tc>
-          <w:tcPr>
-            <w:tcW w:type="dxa" w:w="800"/>
-            <w:tcBorders>
-              <w:top w:val="none" w:color="FFFFFF" w:sz="0"/>
-              <w:left w:val="none" w:color="FFFFFF" w:sz="0"/>
-              <w:bottom w:val="single" w:color="BFBFBF" w:sz="2"/>
-              <w:right w:val="none" w:color="FFFFFF" w:sz="0"/>
-            </w:tcBorders>
-            <w:tcMar>
-              <w:top w:type="dxa" w:w="60"/>
-              <w:left w:type="dxa" w:w="90"/>
-              <w:bottom w:type="dxa" w:w="60"/>
-              <w:right w:type="dxa" w:w="90"/>
-            </w:tcMar>
-            <w:vAlign w:val="top"/>
-          </w:tcPr>
-          <w:p>
-            <w:pPr>
-              <w:spacing w:line="280"/>
-              <w:jc w:val="center"/>
-            </w:pPr>
-            <w:r>
-              <w:rPr>
-                <w:rFonts w:ascii="Times New Roman" w:eastAsia="宋体" w:hAnsi="Times New Roman"/>
-                <w:b w:val="false"/>
-                <w:bCs w:val="false"/>
-                <w:color w:val="000000"/>
-                <w:sz w:val="18"/>
-                <w:szCs w:val="18"/>
-              </w:rPr>
-              <w:t xml:space="preserve">1</w:t>
-            </w:r>
-          </w:p>
-        </w:tc>
-      </w:tr>
-      <w:tr>
-        <w:tc>
-          <w:tcPr>
-            <w:tcW w:type="dxa" w:w="2400"/>
-            <w:tcBorders>
-              <w:top w:val="none" w:color="FFFFFF" w:sz="0"/>
-              <w:left w:val="none" w:color="FFFFFF" w:sz="0"/>
-              <w:bottom w:val="single" w:color="BFBFBF" w:sz="2"/>
-              <w:right w:val="none" w:color="FFFFFF" w:sz="0"/>
-            </w:tcBorders>
-            <w:tcMar>
-              <w:top w:type="dxa" w:w="60"/>
-              <w:left w:type="dxa" w:w="90"/>
-              <w:bottom w:type="dxa" w:w="60"/>
-              <w:right w:type="dxa" w:w="90"/>
-            </w:tcMar>
-            <w:vAlign w:val="top"/>
-          </w:tcPr>
-          <w:p>
-            <w:pPr>
-              <w:spacing w:line="280"/>
-              <w:jc w:val="left"/>
-            </w:pPr>
-            <w:r>
-              <w:rPr>
-                <w:rFonts w:ascii="Times New Roman" w:eastAsia="宋体" w:hAnsi="Times New Roman"/>
-                <w:b w:val="false"/>
-                <w:bCs w:val="false"/>
-                <w:color w:val="000000"/>
-                <w:sz w:val="18"/>
-                <w:szCs w:val="18"/>
-              </w:rPr>
-              <w:t xml:space="preserve">PCR扩增仪</w:t>
-            </w:r>
-          </w:p>
-        </w:tc>
-        <w:tc>
-          <w:tcPr>
-            <w:tcW w:type="dxa" w:w="6660"/>
-            <w:tcBorders>
-              <w:top w:val="none" w:color="FFFFFF" w:sz="0"/>
-              <w:left w:val="none" w:color="FFFFFF" w:sz="0"/>
-              <w:bottom w:val="single" w:color="BFBFBF" w:sz="2"/>
-              <w:right w:val="none" w:color="FFFFFF" w:sz="0"/>
-            </w:tcBorders>
-            <w:tcMar>
-              <w:top w:type="dxa" w:w="60"/>
-              <w:left w:type="dxa" w:w="90"/>
-              <w:bottom w:type="dxa" w:w="60"/>
-              <w:right w:type="dxa" w:w="90"/>
-            </w:tcMar>
-            <w:vAlign w:val="top"/>
-          </w:tcPr>
-          <w:p>
-            <w:pPr>
-              <w:spacing w:line="280"/>
-              <w:jc w:val="left"/>
-            </w:pPr>
-            <w:r>
-              <w:rPr>
-                <w:rFonts w:ascii="Times New Roman" w:eastAsia="宋体" w:hAnsi="Times New Roman"/>
-                <w:b w:val="false"/>
-                <w:bCs w:val="false"/>
-                <w:color w:val="000000"/>
-                <w:sz w:val="18"/>
-                <w:szCs w:val="18"/>
-              </w:rPr>
-              <w:t xml:space="preserve">≥96 孔，具备梯度扩增功能</w:t>
-            </w:r>
-          </w:p>
-        </w:tc>
-        <w:tc>
-          <w:tcPr>
-            <w:tcW w:type="dxa" w:w="800"/>
-            <w:tcBorders>
-              <w:top w:val="none" w:color="FFFFFF" w:sz="0"/>
-              <w:left w:val="none" w:color="FFFFFF" w:sz="0"/>
-              <w:bottom w:val="single" w:color="BFBFBF" w:sz="2"/>
-              <w:right w:val="none" w:color="FFFFFF" w:sz="0"/>
-            </w:tcBorders>
-            <w:tcMar>
-              <w:top w:type="dxa" w:w="60"/>
-              <w:left w:type="dxa" w:w="90"/>
-              <w:bottom w:type="dxa" w:w="60"/>
-              <w:right w:type="dxa" w:w="90"/>
-            </w:tcMar>
-            <w:vAlign w:val="top"/>
-          </w:tcPr>
-          <w:p>
-            <w:pPr>
-              <w:spacing w:line="280"/>
-              <w:jc w:val="center"/>
-            </w:pPr>
-            <w:r>
-              <w:rPr>
-                <w:rFonts w:ascii="Times New Roman" w:eastAsia="宋体" w:hAnsi="Times New Roman"/>
-                <w:b w:val="false"/>
-                <w:bCs w:val="false"/>
-                <w:color w:val="000000"/>
-                <w:sz w:val="18"/>
-                <w:szCs w:val="18"/>
-              </w:rPr>
-              <w:t xml:space="preserve">1</w:t>
-            </w:r>
-          </w:p>
-        </w:tc>
-      </w:tr>
-      <w:tr>
-        <w:tc>
-          <w:tcPr>
-            <w:tcW w:type="dxa" w:w="2400"/>
-            <w:tcBorders>
-              <w:top w:val="none" w:color="FFFFFF" w:sz="0"/>
-              <w:left w:val="none" w:color="FFFFFF" w:sz="0"/>
-              <w:bottom w:val="single" w:color="BFBFBF" w:sz="2"/>
-              <w:right w:val="none" w:color="FFFFFF" w:sz="0"/>
-            </w:tcBorders>
-            <w:tcMar>
-              <w:top w:type="dxa" w:w="60"/>
-              <w:left w:type="dxa" w:w="90"/>
-              <w:bottom w:type="dxa" w:w="60"/>
-              <w:right w:type="dxa" w:w="90"/>
-            </w:tcMar>
-            <w:vAlign w:val="top"/>
-          </w:tcPr>
-          <w:p>
-            <w:pPr>
-              <w:spacing w:line="280"/>
-              <w:jc w:val="left"/>
-            </w:pPr>
-            <w:r>
-              <w:rPr>
-                <w:rFonts w:ascii="Times New Roman" w:eastAsia="宋体" w:hAnsi="Times New Roman"/>
-                <w:b w:val="false"/>
-                <w:bCs w:val="false"/>
-                <w:color w:val="000000"/>
-                <w:sz w:val="18"/>
-                <w:szCs w:val="18"/>
-              </w:rPr>
-              <w:t xml:space="preserve">垂直混匀仪</w:t>
-            </w:r>
-          </w:p>
-        </w:tc>
-        <w:tc>
-          <w:tcPr>
-            <w:tcW w:type="dxa" w:w="6660"/>
-            <w:tcBorders>
-              <w:top w:val="none" w:color="FFFFFF" w:sz="0"/>
-              <w:left w:val="none" w:color="FFFFFF" w:sz="0"/>
-              <w:bottom w:val="single" w:color="BFBFBF" w:sz="2"/>
-              <w:right w:val="none" w:color="FFFFFF" w:sz="0"/>
-            </w:tcBorders>
-            <w:tcMar>
-              <w:top w:type="dxa" w:w="60"/>
-              <w:left w:type="dxa" w:w="90"/>
-              <w:bottom w:type="dxa" w:w="60"/>
-              <w:right w:type="dxa" w:w="90"/>
-            </w:tcMar>
-            <w:vAlign w:val="top"/>
-          </w:tcPr>
-          <w:p>
-            <w:pPr>
-              <w:spacing w:line="280"/>
-              <w:jc w:val="left"/>
-            </w:pPr>
-            <w:r>
-              <w:rPr>
-                <w:rFonts w:ascii="Times New Roman" w:eastAsia="宋体" w:hAnsi="Times New Roman"/>
-                <w:b w:val="false"/>
-                <w:bCs w:val="false"/>
-                <w:color w:val="000000"/>
-                <w:sz w:val="18"/>
-                <w:szCs w:val="18"/>
-              </w:rPr>
-              <w:t xml:space="preserve">满足常规分子实验操作要求</w:t>
-            </w:r>
-          </w:p>
-        </w:tc>
-        <w:tc>
-          <w:tcPr>
-            <w:tcW w:type="dxa" w:w="800"/>
-            <w:tcBorders>
-              <w:top w:val="none" w:color="FFFFFF" w:sz="0"/>
-              <w:left w:val="none" w:color="FFFFFF" w:sz="0"/>
-              <w:bottom w:val="single" w:color="BFBFBF" w:sz="2"/>
-              <w:right w:val="none" w:color="FFFFFF" w:sz="0"/>
-            </w:tcBorders>
-            <w:tcMar>
-              <w:top w:type="dxa" w:w="60"/>
-              <w:left w:type="dxa" w:w="90"/>
-              <w:bottom w:type="dxa" w:w="60"/>
-              <w:right w:type="dxa" w:w="90"/>
-            </w:tcMar>
-            <w:vAlign w:val="top"/>
-          </w:tcPr>
-          <w:p>
-            <w:pPr>
-              <w:spacing w:line="280"/>
-              <w:jc w:val="center"/>
-            </w:pPr>
-            <w:r>
-              <w:rPr>
-                <w:rFonts w:ascii="Times New Roman" w:eastAsia="宋体" w:hAnsi="Times New Roman"/>
-                <w:b w:val="false"/>
-                <w:bCs w:val="false"/>
-                <w:color w:val="000000"/>
-                <w:sz w:val="18"/>
-                <w:szCs w:val="18"/>
-              </w:rPr>
-              <w:t xml:space="preserve">1</w:t>
-            </w:r>
-          </w:p>
-        </w:tc>
-      </w:tr>
-      <w:tr>
-        <w:tc>
-          <w:tcPr>
-            <w:tcW w:type="dxa" w:w="2400"/>
-            <w:tcBorders>
-              <w:top w:val="none" w:color="FFFFFF" w:sz="0"/>
-              <w:left w:val="none" w:color="FFFFFF" w:sz="0"/>
-              <w:bottom w:val="single" w:color="BFBFBF" w:sz="2"/>
-              <w:right w:val="none" w:color="FFFFFF" w:sz="0"/>
-            </w:tcBorders>
-            <w:tcMar>
-              <w:top w:type="dxa" w:w="60"/>
-              <w:left w:type="dxa" w:w="90"/>
-              <w:bottom w:type="dxa" w:w="60"/>
-              <w:right w:type="dxa" w:w="90"/>
-            </w:tcMar>
-            <w:vAlign w:val="top"/>
-          </w:tcPr>
-          <w:p>
-            <w:pPr>
-              <w:spacing w:line="280"/>
-              <w:jc w:val="left"/>
-            </w:pPr>
-            <w:r>
-              <w:rPr>
-                <w:rFonts w:ascii="Times New Roman" w:eastAsia="宋体" w:hAnsi="Times New Roman"/>
-                <w:b w:val="false"/>
-                <w:bCs w:val="false"/>
-                <w:color w:val="000000"/>
-                <w:sz w:val="18"/>
-                <w:szCs w:val="18"/>
-              </w:rPr>
-              <w:t xml:space="preserve">高速离心机</w:t>
-            </w:r>
-          </w:p>
-        </w:tc>
-        <w:tc>
-          <w:tcPr>
-            <w:tcW w:type="dxa" w:w="6660"/>
-            <w:tcBorders>
-              <w:top w:val="none" w:color="FFFFFF" w:sz="0"/>
-              <w:left w:val="none" w:color="FFFFFF" w:sz="0"/>
-              <w:bottom w:val="single" w:color="BFBFBF" w:sz="2"/>
-              <w:right w:val="none" w:color="FFFFFF" w:sz="0"/>
-            </w:tcBorders>
-            <w:tcMar>
-              <w:top w:type="dxa" w:w="60"/>
-              <w:left w:type="dxa" w:w="90"/>
-              <w:bottom w:type="dxa" w:w="60"/>
-              <w:right w:type="dxa" w:w="90"/>
-            </w:tcMar>
-            <w:vAlign w:val="top"/>
-          </w:tcPr>
-          <w:p>
-            <w:pPr>
-              <w:spacing w:line="280"/>
-              <w:jc w:val="left"/>
-            </w:pPr>
-            <w:r>
-              <w:rPr>
-                <w:rFonts w:ascii="Times New Roman" w:eastAsia="宋体" w:hAnsi="Times New Roman"/>
-                <w:b w:val="false"/>
-                <w:bCs w:val="false"/>
-                <w:color w:val="000000"/>
-                <w:sz w:val="18"/>
-                <w:szCs w:val="18"/>
-              </w:rPr>
-              <w:t xml:space="preserve">1.5ml转子</w:t>
-            </w:r>
-          </w:p>
-        </w:tc>
-        <w:tc>
-          <w:tcPr>
-            <w:tcW w:type="dxa" w:w="800"/>
-            <w:tcBorders>
-              <w:top w:val="none" w:color="FFFFFF" w:sz="0"/>
-              <w:left w:val="none" w:color="FFFFFF" w:sz="0"/>
-              <w:bottom w:val="single" w:color="BFBFBF" w:sz="2"/>
-              <w:right w:val="none" w:color="FFFFFF" w:sz="0"/>
-            </w:tcBorders>
-            <w:tcMar>
-              <w:top w:type="dxa" w:w="60"/>
-              <w:left w:type="dxa" w:w="90"/>
-              <w:bottom w:type="dxa" w:w="60"/>
-              <w:right w:type="dxa" w:w="90"/>
-            </w:tcMar>
-            <w:vAlign w:val="top"/>
-          </w:tcPr>
-          <w:p>
-            <w:pPr>
-              <w:spacing w:line="280"/>
-              <w:jc w:val="center"/>
-            </w:pPr>
-            <w:r>
-              <w:rPr>
-                <w:rFonts w:ascii="Times New Roman" w:eastAsia="宋体" w:hAnsi="Times New Roman"/>
-                <w:b w:val="false"/>
-                <w:bCs w:val="false"/>
-                <w:color w:val="000000"/>
-                <w:sz w:val="18"/>
-                <w:szCs w:val="18"/>
-              </w:rPr>
-              <w:t xml:space="preserve">1</w:t>
-            </w:r>
-          </w:p>
-        </w:tc>
-      </w:tr>
-      <w:tr>
-        <w:tc>
-          <w:tcPr>
-            <w:tcW w:type="dxa" w:w="2400"/>
-            <w:tcBorders>
-              <w:top w:val="none" w:color="FFFFFF" w:sz="0"/>
-              <w:left w:val="none" w:color="FFFFFF" w:sz="0"/>
-              <w:bottom w:val="single" w:color="BFBFBF" w:sz="2"/>
-              <w:right w:val="none" w:color="FFFFFF" w:sz="0"/>
-            </w:tcBorders>
-            <w:tcMar>
-              <w:top w:type="dxa" w:w="60"/>
-              <w:left w:type="dxa" w:w="90"/>
-              <w:bottom w:type="dxa" w:w="60"/>
-              <w:right w:type="dxa" w:w="90"/>
-            </w:tcMar>
-            <w:vAlign w:val="top"/>
-          </w:tcPr>
-          <w:p>
-            <w:pPr>
-              <w:spacing w:line="280"/>
-              <w:jc w:val="left"/>
-            </w:pPr>
-            <w:r>
-              <w:rPr>
-                <w:rFonts w:ascii="Times New Roman" w:eastAsia="宋体" w:hAnsi="Times New Roman"/>
-                <w:b w:val="false"/>
-                <w:bCs w:val="false"/>
-                <w:color w:val="000000"/>
-                <w:sz w:val="18"/>
-                <w:szCs w:val="18"/>
-              </w:rPr>
-              <w:t xml:space="preserve">磁力架</w:t>
-            </w:r>
-          </w:p>
-        </w:tc>
-        <w:tc>
-          <w:tcPr>
-            <w:tcW w:type="dxa" w:w="6660"/>
-            <w:tcBorders>
-              <w:top w:val="none" w:color="FFFFFF" w:sz="0"/>
-              <w:left w:val="none" w:color="FFFFFF" w:sz="0"/>
-              <w:bottom w:val="single" w:color="BFBFBF" w:sz="2"/>
-              <w:right w:val="none" w:color="FFFFFF" w:sz="0"/>
-            </w:tcBorders>
-            <w:tcMar>
-              <w:top w:type="dxa" w:w="60"/>
-              <w:left w:type="dxa" w:w="90"/>
-              <w:bottom w:type="dxa" w:w="60"/>
-              <w:right w:type="dxa" w:w="90"/>
-            </w:tcMar>
-            <w:vAlign w:val="top"/>
-          </w:tcPr>
-          <w:p>
-            <w:pPr>
-              <w:spacing w:line="280"/>
-              <w:jc w:val="left"/>
-            </w:pPr>
-            <w:r>
-              <w:rPr>
-                <w:rFonts w:ascii="Times New Roman" w:eastAsia="宋体" w:hAnsi="Times New Roman"/>
-                <w:b w:val="false"/>
-                <w:bCs w:val="false"/>
-                <w:color w:val="000000"/>
-                <w:sz w:val="18"/>
-                <w:szCs w:val="18"/>
-              </w:rPr>
-              <w:t xml:space="preserve">16头；16孔(凹）;离心管用</w:t>
-            </w:r>
-          </w:p>
-        </w:tc>
-        <w:tc>
-          <w:tcPr>
-            <w:tcW w:type="dxa" w:w="800"/>
-            <w:tcBorders>
-              <w:top w:val="none" w:color="FFFFFF" w:sz="0"/>
-              <w:left w:val="none" w:color="FFFFFF" w:sz="0"/>
-              <w:bottom w:val="single" w:color="BFBFBF" w:sz="2"/>
-              <w:right w:val="none" w:color="FFFFFF" w:sz="0"/>
-            </w:tcBorders>
-            <w:tcMar>
-              <w:top w:type="dxa" w:w="60"/>
-              <w:left w:type="dxa" w:w="90"/>
-              <w:bottom w:type="dxa" w:w="60"/>
-              <w:right w:type="dxa" w:w="90"/>
-            </w:tcMar>
-            <w:vAlign w:val="top"/>
-          </w:tcPr>
-          <w:p>
-            <w:pPr>
-              <w:spacing w:line="280"/>
-              <w:jc w:val="center"/>
-            </w:pPr>
-            <w:r>
-              <w:rPr>
-                <w:rFonts w:ascii="Times New Roman" w:eastAsia="宋体" w:hAnsi="Times New Roman"/>
-                <w:b w:val="false"/>
-                <w:bCs w:val="false"/>
-                <w:color w:val="000000"/>
-                <w:sz w:val="18"/>
-                <w:szCs w:val="18"/>
-              </w:rPr>
-              <w:t xml:space="preserve">1</w:t>
-            </w:r>
-          </w:p>
-        </w:tc>
-      </w:tr>
-      <w:tr>
-        <w:tc>
-          <w:tcPr>
-            <w:tcW w:type="dxa" w:w="2400"/>
-            <w:tcBorders>
-              <w:top w:val="none" w:color="FFFFFF" w:sz="0"/>
-              <w:left w:val="none" w:color="FFFFFF" w:sz="0"/>
-              <w:bottom w:val="single" w:color="BFBFBF" w:sz="2"/>
-              <w:right w:val="none" w:color="FFFFFF" w:sz="0"/>
-            </w:tcBorders>
-            <w:tcMar>
-              <w:top w:type="dxa" w:w="60"/>
-              <w:left w:type="dxa" w:w="90"/>
-              <w:bottom w:type="dxa" w:w="60"/>
-              <w:right w:type="dxa" w:w="90"/>
-            </w:tcMar>
-            <w:vAlign w:val="top"/>
-          </w:tcPr>
-          <w:p>
-            <w:pPr>
-              <w:spacing w:line="280"/>
-              <w:jc w:val="left"/>
-            </w:pPr>
-            <w:r>
-              <w:rPr>
-                <w:rFonts w:ascii="Times New Roman" w:eastAsia="宋体" w:hAnsi="Times New Roman"/>
-                <w:b w:val="false"/>
-                <w:bCs w:val="false"/>
-                <w:color w:val="000000"/>
-                <w:sz w:val="18"/>
-                <w:szCs w:val="18"/>
-              </w:rPr>
-              <w:t xml:space="preserve">96孔磁力架（八排管）</w:t>
-            </w:r>
-          </w:p>
-        </w:tc>
-        <w:tc>
-          <w:tcPr>
-            <w:tcW w:type="dxa" w:w="6660"/>
-            <w:tcBorders>
-              <w:top w:val="none" w:color="FFFFFF" w:sz="0"/>
-              <w:left w:val="none" w:color="FFFFFF" w:sz="0"/>
-              <w:bottom w:val="single" w:color="BFBFBF" w:sz="2"/>
-              <w:right w:val="none" w:color="FFFFFF" w:sz="0"/>
-            </w:tcBorders>
-            <w:tcMar>
-              <w:top w:type="dxa" w:w="60"/>
-              <w:left w:type="dxa" w:w="90"/>
-              <w:bottom w:type="dxa" w:w="60"/>
-              <w:right w:type="dxa" w:w="90"/>
-            </w:tcMar>
-            <w:vAlign w:val="top"/>
-          </w:tcPr>
-          <w:p>
-            <w:pPr>
-              <w:spacing w:line="280"/>
-              <w:jc w:val="left"/>
-            </w:pPr>
-            <w:r>
-              <w:rPr>
-                <w:rFonts w:ascii="Times New Roman" w:eastAsia="宋体" w:hAnsi="Times New Roman"/>
-                <w:b w:val="false"/>
-                <w:bCs w:val="false"/>
-                <w:color w:val="000000"/>
-                <w:sz w:val="18"/>
-                <w:szCs w:val="18"/>
-              </w:rPr>
-              <w:t xml:space="preserve">八排管</w:t>
-            </w:r>
-          </w:p>
-        </w:tc>
-        <w:tc>
-          <w:tcPr>
-            <w:tcW w:type="dxa" w:w="800"/>
-            <w:tcBorders>
-              <w:top w:val="none" w:color="FFFFFF" w:sz="0"/>
-              <w:left w:val="none" w:color="FFFFFF" w:sz="0"/>
-              <w:bottom w:val="single" w:color="BFBFBF" w:sz="2"/>
-              <w:right w:val="none" w:color="FFFFFF" w:sz="0"/>
-            </w:tcBorders>
-            <w:tcMar>
-              <w:top w:type="dxa" w:w="60"/>
-              <w:left w:type="dxa" w:w="90"/>
-              <w:bottom w:type="dxa" w:w="60"/>
-              <w:right w:type="dxa" w:w="90"/>
-            </w:tcMar>
-            <w:vAlign w:val="top"/>
-          </w:tcPr>
-          <w:p>
-            <w:pPr>
-              <w:spacing w:line="280"/>
-              <w:jc w:val="center"/>
-            </w:pPr>
-            <w:r>
-              <w:rPr>
-                <w:rFonts w:ascii="Times New Roman" w:eastAsia="宋体" w:hAnsi="Times New Roman"/>
-                <w:b w:val="false"/>
-                <w:bCs w:val="false"/>
-                <w:color w:val="000000"/>
-                <w:sz w:val="18"/>
-                <w:szCs w:val="18"/>
-              </w:rPr>
-              <w:t xml:space="preserve">1</w:t>
-            </w:r>
-          </w:p>
-        </w:tc>
-      </w:tr>
-      <w:tr>
-        <w:tc>
-          <w:tcPr>
-            <w:tcW w:type="dxa" w:w="2400"/>
-            <w:tcBorders>
-              <w:top w:val="none" w:color="FFFFFF" w:sz="0"/>
-              <w:left w:val="none" w:color="FFFFFF" w:sz="0"/>
-              <w:bottom w:val="single" w:color="BFBFBF" w:sz="2"/>
-              <w:right w:val="none" w:color="FFFFFF" w:sz="0"/>
-            </w:tcBorders>
-            <w:tcMar>
-              <w:top w:type="dxa" w:w="60"/>
-              <w:left w:type="dxa" w:w="90"/>
-              <w:bottom w:type="dxa" w:w="60"/>
-              <w:right w:type="dxa" w:w="90"/>
-            </w:tcMar>
-            <w:vAlign w:val="top"/>
-          </w:tcPr>
-          <w:p>
-            <w:pPr>
-              <w:spacing w:line="280"/>
-              <w:jc w:val="left"/>
-            </w:pPr>
-            <w:r>
-              <w:rPr>
-                <w:rFonts w:ascii="Times New Roman" w:eastAsia="宋体" w:hAnsi="Times New Roman"/>
-                <w:b w:val="false"/>
-                <w:bCs w:val="false"/>
-                <w:color w:val="000000"/>
-                <w:sz w:val="18"/>
-                <w:szCs w:val="18"/>
-              </w:rPr>
-              <w:t xml:space="preserve">恒温混匀仪</w:t>
-            </w:r>
-          </w:p>
-        </w:tc>
-        <w:tc>
-          <w:tcPr>
-            <w:tcW w:type="dxa" w:w="6660"/>
-            <w:tcBorders>
-              <w:top w:val="none" w:color="FFFFFF" w:sz="0"/>
-              <w:left w:val="none" w:color="FFFFFF" w:sz="0"/>
-              <w:bottom w:val="single" w:color="BFBFBF" w:sz="2"/>
-              <w:right w:val="none" w:color="FFFFFF" w:sz="0"/>
-            </w:tcBorders>
-            <w:tcMar>
-              <w:top w:type="dxa" w:w="60"/>
-              <w:left w:type="dxa" w:w="90"/>
-              <w:bottom w:type="dxa" w:w="60"/>
-              <w:right w:type="dxa" w:w="90"/>
-            </w:tcMar>
-            <w:vAlign w:val="top"/>
-          </w:tcPr>
-          <w:p>
-            <w:pPr>
-              <w:spacing w:line="280"/>
-              <w:jc w:val="left"/>
-            </w:pPr>
-            <w:r>
-              <w:rPr>
-                <w:rFonts w:ascii="Times New Roman" w:eastAsia="宋体" w:hAnsi="Times New Roman"/>
-                <w:b w:val="false"/>
-                <w:bCs w:val="false"/>
-                <w:color w:val="000000"/>
-                <w:sz w:val="18"/>
-                <w:szCs w:val="18"/>
-              </w:rPr>
-              <w:t xml:space="preserve">96孔+1.5模块</w:t>
-            </w:r>
-          </w:p>
-        </w:tc>
-        <w:tc>
-          <w:tcPr>
-            <w:tcW w:type="dxa" w:w="800"/>
-            <w:tcBorders>
-              <w:top w:val="none" w:color="FFFFFF" w:sz="0"/>
-              <w:left w:val="none" w:color="FFFFFF" w:sz="0"/>
-              <w:bottom w:val="single" w:color="BFBFBF" w:sz="2"/>
-              <w:right w:val="none" w:color="FFFFFF" w:sz="0"/>
-            </w:tcBorders>
-            <w:tcMar>
-              <w:top w:type="dxa" w:w="60"/>
-              <w:left w:type="dxa" w:w="90"/>
-              <w:bottom w:type="dxa" w:w="60"/>
-              <w:right w:type="dxa" w:w="90"/>
-            </w:tcMar>
-            <w:vAlign w:val="top"/>
-          </w:tcPr>
-          <w:p>
-            <w:pPr>
-              <w:spacing w:line="280"/>
-              <w:jc w:val="center"/>
-            </w:pPr>
-            <w:r>
-              <w:rPr>
-                <w:rFonts w:ascii="Times New Roman" w:eastAsia="宋体" w:hAnsi="Times New Roman"/>
-                <w:b w:val="false"/>
-                <w:bCs w:val="false"/>
-                <w:color w:val="000000"/>
-                <w:sz w:val="18"/>
-                <w:szCs w:val="18"/>
-              </w:rPr>
-              <w:t xml:space="preserve">1</w:t>
-            </w:r>
-          </w:p>
-        </w:tc>
-      </w:tr>
-      <w:tr>
-        <w:tc>
-          <w:tcPr>
-            <w:tcW w:type="dxa" w:w="2400"/>
-            <w:tcBorders>
-              <w:top w:val="none" w:color="FFFFFF" w:sz="0"/>
-              <w:left w:val="none" w:color="FFFFFF" w:sz="0"/>
-              <w:bottom w:val="single" w:color="BFBFBF" w:sz="2"/>
-              <w:right w:val="none" w:color="FFFFFF" w:sz="0"/>
-            </w:tcBorders>
-            <w:tcMar>
-              <w:top w:type="dxa" w:w="60"/>
-              <w:left w:type="dxa" w:w="90"/>
-              <w:bottom w:type="dxa" w:w="60"/>
-              <w:right w:type="dxa" w:w="90"/>
-            </w:tcMar>
-            <w:vAlign w:val="top"/>
-          </w:tcPr>
-          <w:p>
-            <w:pPr>
-              <w:spacing w:line="280"/>
-              <w:jc w:val="left"/>
-            </w:pPr>
-            <w:r>
-              <w:rPr>
-                <w:rFonts w:ascii="Times New Roman" w:eastAsia="宋体" w:hAnsi="Times New Roman"/>
-                <w:b w:val="false"/>
-                <w:bCs w:val="false"/>
-                <w:color w:val="000000"/>
-                <w:sz w:val="18"/>
-                <w:szCs w:val="18"/>
-              </w:rPr>
-              <w:t xml:space="preserve">荧光定量仪</w:t>
-            </w:r>
-          </w:p>
-        </w:tc>
-        <w:tc>
-          <w:tcPr>
-            <w:tcW w:type="dxa" w:w="6660"/>
-            <w:tcBorders>
-              <w:top w:val="none" w:color="FFFFFF" w:sz="0"/>
-              <w:left w:val="none" w:color="FFFFFF" w:sz="0"/>
-              <w:bottom w:val="single" w:color="BFBFBF" w:sz="2"/>
-              <w:right w:val="none" w:color="FFFFFF" w:sz="0"/>
-            </w:tcBorders>
-            <w:tcMar>
-              <w:top w:type="dxa" w:w="60"/>
-              <w:left w:type="dxa" w:w="90"/>
-              <w:bottom w:type="dxa" w:w="60"/>
-              <w:right w:type="dxa" w:w="90"/>
-            </w:tcMar>
-            <w:vAlign w:val="top"/>
-          </w:tcPr>
-          <w:p>
-            <w:pPr>
-              <w:spacing w:line="280"/>
-              <w:jc w:val="left"/>
-            </w:pPr>
-            <w:r>
-              <w:rPr>
-                <w:rFonts w:ascii="Times New Roman" w:eastAsia="宋体" w:hAnsi="Times New Roman"/>
-                <w:b w:val="false"/>
-                <w:bCs w:val="false"/>
-                <w:color w:val="000000"/>
-                <w:sz w:val="18"/>
-                <w:szCs w:val="18"/>
-              </w:rPr>
-              <w:t xml:space="preserve">满足常规分子实验操作要求</w:t>
-            </w:r>
-          </w:p>
-        </w:tc>
-        <w:tc>
-          <w:tcPr>
-            <w:tcW w:type="dxa" w:w="800"/>
-            <w:tcBorders>
-              <w:top w:val="none" w:color="FFFFFF" w:sz="0"/>
-              <w:left w:val="none" w:color="FFFFFF" w:sz="0"/>
-              <w:bottom w:val="single" w:color="BFBFBF" w:sz="2"/>
-              <w:right w:val="none" w:color="FFFFFF" w:sz="0"/>
-            </w:tcBorders>
-            <w:tcMar>
-              <w:top w:type="dxa" w:w="60"/>
-              <w:left w:type="dxa" w:w="90"/>
-              <w:bottom w:type="dxa" w:w="60"/>
-              <w:right w:type="dxa" w:w="90"/>
-            </w:tcMar>
-            <w:vAlign w:val="top"/>
-          </w:tcPr>
-          <w:p>
-            <w:pPr>
-              <w:spacing w:line="280"/>
-              <w:jc w:val="center"/>
-            </w:pPr>
-            <w:r>
-              <w:rPr>
-                <w:rFonts w:ascii="Times New Roman" w:eastAsia="宋体" w:hAnsi="Times New Roman"/>
-                <w:b w:val="false"/>
-                <w:bCs w:val="false"/>
-                <w:color w:val="000000"/>
-                <w:sz w:val="18"/>
-                <w:szCs w:val="18"/>
-              </w:rPr>
-              <w:t xml:space="preserve">1</w:t>
-            </w:r>
-          </w:p>
-        </w:tc>
-      </w:tr>
-      <w:tr>
-        <w:tc>
-          <w:tcPr>
-            <w:tcW w:type="dxa" w:w="2400"/>
-            <w:tcBorders>
-              <w:top w:val="none" w:color="FFFFFF" w:sz="0"/>
-              <w:left w:val="none" w:color="FFFFFF" w:sz="0"/>
-              <w:bottom w:val="single" w:color="BFBFBF" w:sz="2"/>
-              <w:right w:val="none" w:color="FFFFFF" w:sz="0"/>
-            </w:tcBorders>
-            <w:tcMar>
-              <w:top w:type="dxa" w:w="60"/>
-              <w:left w:type="dxa" w:w="90"/>
-              <w:bottom w:type="dxa" w:w="60"/>
-              <w:right w:type="dxa" w:w="90"/>
-            </w:tcMar>
-            <w:vAlign w:val="top"/>
-          </w:tcPr>
-          <w:p>
-            <w:pPr>
-              <w:spacing w:line="280"/>
-              <w:jc w:val="left"/>
-            </w:pPr>
-            <w:r>
-              <w:rPr>
-                <w:rFonts w:ascii="Times New Roman" w:eastAsia="宋体" w:hAnsi="Times New Roman"/>
-                <w:b w:val="false"/>
-                <w:bCs w:val="false"/>
-                <w:color w:val="000000"/>
-                <w:sz w:val="18"/>
-                <w:szCs w:val="18"/>
-              </w:rPr>
-              <w:t xml:space="preserve">单道移液器</w:t>
-            </w:r>
-          </w:p>
-        </w:tc>
-        <w:tc>
-          <w:tcPr>
-            <w:tcW w:type="dxa" w:w="6660"/>
-            <w:tcBorders>
-              <w:top w:val="none" w:color="FFFFFF" w:sz="0"/>
-              <w:left w:val="none" w:color="FFFFFF" w:sz="0"/>
-              <w:bottom w:val="single" w:color="BFBFBF" w:sz="2"/>
-              <w:right w:val="none" w:color="FFFFFF" w:sz="0"/>
-            </w:tcBorders>
-            <w:tcMar>
-              <w:top w:type="dxa" w:w="60"/>
-              <w:left w:type="dxa" w:w="90"/>
-              <w:bottom w:type="dxa" w:w="60"/>
-              <w:right w:type="dxa" w:w="90"/>
-            </w:tcMar>
-            <w:vAlign w:val="top"/>
-          </w:tcPr>
-          <w:p>
-            <w:pPr>
-              <w:spacing w:line="280"/>
-              <w:jc w:val="left"/>
-            </w:pPr>
-            <w:r>
-              <w:rPr>
-                <w:rFonts w:ascii="Times New Roman" w:eastAsia="宋体" w:hAnsi="Times New Roman"/>
-                <w:b w:val="false"/>
-                <w:bCs w:val="false"/>
-                <w:color w:val="000000"/>
-                <w:sz w:val="18"/>
-                <w:szCs w:val="18"/>
-              </w:rPr>
-              <w:t xml:space="preserve">量程分档覆盖 0.1–1000 µL，精度符合 GB/T 39374；分档：0.1-2.0µl、0.5-10µl、2-20µl、10-100µl、20-200µl、100-1000µl</w:t>
-            </w:r>
-          </w:p>
-        </w:tc>
-        <w:tc>
-          <w:tcPr>
-            <w:tcW w:type="dxa" w:w="800"/>
-            <w:tcBorders>
-              <w:top w:val="none" w:color="FFFFFF" w:sz="0"/>
-              <w:left w:val="none" w:color="FFFFFF" w:sz="0"/>
-              <w:bottom w:val="single" w:color="BFBFBF" w:sz="2"/>
-              <w:right w:val="none" w:color="FFFFFF" w:sz="0"/>
-            </w:tcBorders>
-            <w:tcMar>
-              <w:top w:type="dxa" w:w="60"/>
-              <w:left w:type="dxa" w:w="90"/>
-              <w:bottom w:type="dxa" w:w="60"/>
-              <w:right w:type="dxa" w:w="90"/>
-            </w:tcMar>
-            <w:vAlign w:val="top"/>
-          </w:tcPr>
-          <w:p>
-            <w:pPr>
-              <w:spacing w:line="280"/>
-              <w:jc w:val="center"/>
-            </w:pPr>
-            <w:r>
-              <w:rPr>
-                <w:rFonts w:ascii="Times New Roman" w:eastAsia="宋体" w:hAnsi="Times New Roman"/>
-                <w:b w:val="false"/>
-                <w:bCs w:val="false"/>
-                <w:color w:val="000000"/>
-                <w:sz w:val="18"/>
-                <w:szCs w:val="18"/>
-              </w:rPr>
-              <w:t xml:space="preserve">6</w:t>
-            </w:r>
-          </w:p>
-        </w:tc>
-      </w:tr>
-      <w:tr>
-        <w:tc>
-          <w:tcPr>
-            <w:tcW w:type="dxa" w:w="2400"/>
-            <w:tcBorders>
-              <w:top w:val="none" w:color="FFFFFF" w:sz="0"/>
-              <w:left w:val="none" w:color="FFFFFF" w:sz="0"/>
-              <w:bottom w:val="single" w:color="BFBFBF" w:sz="2"/>
-              <w:right w:val="none" w:color="FFFFFF" w:sz="0"/>
-            </w:tcBorders>
-            <w:tcMar>
-              <w:top w:type="dxa" w:w="60"/>
-              <w:left w:type="dxa" w:w="90"/>
-              <w:bottom w:type="dxa" w:w="60"/>
-              <w:right w:type="dxa" w:w="90"/>
-            </w:tcMar>
-            <w:vAlign w:val="top"/>
-          </w:tcPr>
-          <w:p>
-            <w:pPr>
-              <w:spacing w:line="280"/>
-              <w:jc w:val="left"/>
-            </w:pPr>
-            <w:r>
-              <w:rPr>
-                <w:rFonts w:ascii="Times New Roman" w:eastAsia="宋体" w:hAnsi="Times New Roman"/>
-                <w:b w:val="false"/>
-                <w:bCs w:val="false"/>
-                <w:color w:val="000000"/>
-                <w:sz w:val="18"/>
-                <w:szCs w:val="18"/>
-              </w:rPr>
-              <w:t xml:space="preserve">八道移液器</w:t>
-            </w:r>
-          </w:p>
-        </w:tc>
-        <w:tc>
-          <w:tcPr>
-            <w:tcW w:type="dxa" w:w="6660"/>
-            <w:tcBorders>
-              <w:top w:val="none" w:color="FFFFFF" w:sz="0"/>
-              <w:left w:val="none" w:color="FFFFFF" w:sz="0"/>
-              <w:bottom w:val="single" w:color="BFBFBF" w:sz="2"/>
-              <w:right w:val="none" w:color="FFFFFF" w:sz="0"/>
-            </w:tcBorders>
-            <w:tcMar>
-              <w:top w:type="dxa" w:w="60"/>
-              <w:left w:type="dxa" w:w="90"/>
-              <w:bottom w:type="dxa" w:w="60"/>
-              <w:right w:type="dxa" w:w="90"/>
-            </w:tcMar>
-            <w:vAlign w:val="top"/>
-          </w:tcPr>
-          <w:p>
-            <w:pPr>
-              <w:spacing w:line="280"/>
-              <w:jc w:val="left"/>
-            </w:pPr>
-            <w:r>
-              <w:rPr>
-                <w:rFonts w:ascii="Times New Roman" w:eastAsia="宋体" w:hAnsi="Times New Roman"/>
-                <w:b w:val="false"/>
-                <w:bCs w:val="false"/>
-                <w:color w:val="000000"/>
-                <w:sz w:val="18"/>
-                <w:szCs w:val="18"/>
-              </w:rPr>
-              <w:t xml:space="preserve">八通道，与八连管、96 孔板配套；分档：0.5-10 µl、5-50 µl、30-300 µl</w:t>
-            </w:r>
-          </w:p>
-        </w:tc>
-        <w:tc>
-          <w:tcPr>
-            <w:tcW w:type="dxa" w:w="800"/>
-            <w:tcBorders>
-              <w:top w:val="none" w:color="FFFFFF" w:sz="0"/>
-              <w:left w:val="none" w:color="FFFFFF" w:sz="0"/>
-              <w:bottom w:val="single" w:color="BFBFBF" w:sz="2"/>
-              <w:right w:val="none" w:color="FFFFFF" w:sz="0"/>
-            </w:tcBorders>
-            <w:tcMar>
-              <w:top w:type="dxa" w:w="60"/>
-              <w:left w:type="dxa" w:w="90"/>
-              <w:bottom w:type="dxa" w:w="60"/>
-              <w:right w:type="dxa" w:w="90"/>
-            </w:tcMar>
-            <w:vAlign w:val="top"/>
-          </w:tcPr>
-          <w:p>
-            <w:pPr>
-              <w:spacing w:line="280"/>
-              <w:jc w:val="center"/>
-            </w:pPr>
-            <w:r>
-              <w:rPr>
-                <w:rFonts w:ascii="Times New Roman" w:eastAsia="宋体" w:hAnsi="Times New Roman"/>
-                <w:b w:val="false"/>
-                <w:bCs w:val="false"/>
-                <w:color w:val="000000"/>
-                <w:sz w:val="18"/>
-                <w:szCs w:val="18"/>
-              </w:rPr>
-              <w:t xml:space="preserve">3</w:t>
             </w:r>
           </w:p>
         </w:tc>
@@ -8330,7 +6903,7 @@
                 <w:sz w:val="18"/>
                 <w:szCs w:val="18"/>
               </w:rPr>
-              <w:t xml:space="preserve">文库扩增与检测区</w:t>
+              <w:t xml:space="preserve">文库制备区</w:t>
             </w:r>
           </w:p>
         </w:tc>
@@ -8402,7 +6975,7 @@
                 <w:sz w:val="18"/>
                 <w:szCs w:val="18"/>
               </w:rPr>
-              <w:t xml:space="preserve">2-8℃&amp;-20℃</w:t>
+              <w:t xml:space="preserve">2–8 ℃ 冷藏与 −20 ℃ 冷冻双温区</w:t>
             </w:r>
           </w:p>
         </w:tc>
@@ -8902,7 +7475,7 @@
                 <w:sz w:val="18"/>
                 <w:szCs w:val="18"/>
               </w:rPr>
-              <w:t xml:space="preserve">PCR扩增仪</w:t>
+              <w:t xml:space="preserve">单道移液器</w:t>
             </w:r>
           </w:p>
         </w:tc>
@@ -8937,7 +7510,7 @@
                 <w:sz w:val="18"/>
                 <w:szCs w:val="18"/>
               </w:rPr>
-              <w:t xml:space="preserve">≥96 孔，具备梯度扩增功能</w:t>
+              <w:t xml:space="preserve">量程分档覆盖 0.1–1000 µL；分档：0.1–2.0、0.5–10、2–20、10–100、20–200、100–1000 µL</w:t>
             </w:r>
           </w:p>
         </w:tc>
@@ -8972,7 +7545,7 @@
                 <w:sz w:val="18"/>
                 <w:szCs w:val="18"/>
               </w:rPr>
-              <w:t xml:space="preserve">1</w:t>
+              <w:t xml:space="preserve">6</w:t>
             </w:r>
           </w:p>
         </w:tc>
@@ -9009,7 +7582,7 @@
                 <w:sz w:val="18"/>
                 <w:szCs w:val="18"/>
               </w:rPr>
-              <w:t xml:space="preserve">荧光定量仪</w:t>
+              <w:t xml:space="preserve">八道移液器</w:t>
             </w:r>
           </w:p>
         </w:tc>
@@ -9044,7 +7617,7 @@
                 <w:sz w:val="18"/>
                 <w:szCs w:val="18"/>
               </w:rPr>
-              <w:t xml:space="preserve">满足常规分子实验操作要求</w:t>
+              <w:t xml:space="preserve">八通道，与八排管、96 孔板配套；分档：0.5–10、5–50、30–300 µL</w:t>
             </w:r>
           </w:p>
         </w:tc>
@@ -9079,7 +7652,7 @@
                 <w:sz w:val="18"/>
                 <w:szCs w:val="18"/>
               </w:rPr>
-              <w:t xml:space="preserve">1</w:t>
+              <w:t xml:space="preserve">3</w:t>
             </w:r>
           </w:p>
         </w:tc>
@@ -9116,7 +7689,7 @@
                 <w:sz w:val="18"/>
                 <w:szCs w:val="18"/>
               </w:rPr>
-              <w:t xml:space="preserve">全自动毛细管电泳仪</w:t>
+              <w:t xml:space="preserve">PCR扩增仪</w:t>
             </w:r>
           </w:p>
         </w:tc>
@@ -9151,7 +7724,7 @@
                 <w:sz w:val="18"/>
                 <w:szCs w:val="18"/>
               </w:rPr>
-              <w:t xml:space="preserve">满足常规分子实验操作要求</w:t>
+              <w:t xml:space="preserve">≥96 孔，具备梯度扩增功能</w:t>
             </w:r>
           </w:p>
         </w:tc>
@@ -9223,7 +7796,7 @@
                 <w:sz w:val="18"/>
                 <w:szCs w:val="18"/>
               </w:rPr>
-              <w:t xml:space="preserve">单道移液器</w:t>
+              <w:t xml:space="preserve">磁力架（1.5 mL 离心管用）</w:t>
             </w:r>
           </w:p>
         </w:tc>
@@ -9258,7 +7831,7 @@
                 <w:sz w:val="18"/>
                 <w:szCs w:val="18"/>
               </w:rPr>
-              <w:t xml:space="preserve">量程分档覆盖 0.1–1000 µL，精度符合 GB/T 39374；分档：0.1-2.0µl、0.5-10µl、2-20µl、10-100µl、20-200µl、100-1000µl</w:t>
+              <w:t xml:space="preserve">16 孔，适配 1.5 mL 离心管</w:t>
             </w:r>
           </w:p>
         </w:tc>
@@ -9293,7 +7866,221 @@
                 <w:sz w:val="18"/>
                 <w:szCs w:val="18"/>
               </w:rPr>
-              <w:t xml:space="preserve">6</w:t>
+              <w:t xml:space="preserve">1</w:t>
+            </w:r>
+          </w:p>
+        </w:tc>
+      </w:tr>
+      <w:tr>
+        <w:tc>
+          <w:tcPr>
+            <w:tcW w:type="dxa" w:w="2400"/>
+            <w:tcBorders>
+              <w:top w:val="none" w:color="FFFFFF" w:sz="0"/>
+              <w:left w:val="none" w:color="FFFFFF" w:sz="0"/>
+              <w:bottom w:val="single" w:color="BFBFBF" w:sz="2"/>
+              <w:right w:val="none" w:color="FFFFFF" w:sz="0"/>
+            </w:tcBorders>
+            <w:tcMar>
+              <w:top w:type="dxa" w:w="60"/>
+              <w:left w:type="dxa" w:w="90"/>
+              <w:bottom w:type="dxa" w:w="60"/>
+              <w:right w:type="dxa" w:w="90"/>
+            </w:tcMar>
+            <w:vAlign w:val="top"/>
+          </w:tcPr>
+          <w:p>
+            <w:pPr>
+              <w:spacing w:line="280"/>
+              <w:jc w:val="left"/>
+            </w:pPr>
+            <w:r>
+              <w:rPr>
+                <w:rFonts w:ascii="Times New Roman" w:eastAsia="宋体" w:hAnsi="Times New Roman"/>
+                <w:b w:val="false"/>
+                <w:bCs w:val="false"/>
+                <w:color w:val="000000"/>
+                <w:sz w:val="18"/>
+                <w:szCs w:val="18"/>
+              </w:rPr>
+              <w:t xml:space="preserve">96 孔磁力架</w:t>
+            </w:r>
+          </w:p>
+        </w:tc>
+        <w:tc>
+          <w:tcPr>
+            <w:tcW w:type="dxa" w:w="6660"/>
+            <w:tcBorders>
+              <w:top w:val="none" w:color="FFFFFF" w:sz="0"/>
+              <w:left w:val="none" w:color="FFFFFF" w:sz="0"/>
+              <w:bottom w:val="single" w:color="BFBFBF" w:sz="2"/>
+              <w:right w:val="none" w:color="FFFFFF" w:sz="0"/>
+            </w:tcBorders>
+            <w:tcMar>
+              <w:top w:type="dxa" w:w="60"/>
+              <w:left w:type="dxa" w:w="90"/>
+              <w:bottom w:type="dxa" w:w="60"/>
+              <w:right w:type="dxa" w:w="90"/>
+            </w:tcMar>
+            <w:vAlign w:val="top"/>
+          </w:tcPr>
+          <w:p>
+            <w:pPr>
+              <w:spacing w:line="280"/>
+              <w:jc w:val="left"/>
+            </w:pPr>
+            <w:r>
+              <w:rPr>
+                <w:rFonts w:ascii="Times New Roman" w:eastAsia="宋体" w:hAnsi="Times New Roman"/>
+                <w:b w:val="false"/>
+                <w:bCs w:val="false"/>
+                <w:color w:val="000000"/>
+                <w:sz w:val="18"/>
+                <w:szCs w:val="18"/>
+              </w:rPr>
+              <w:t xml:space="preserve">适配 96 孔 0.2 mL 板与八排管，含辅助支架</w:t>
+            </w:r>
+          </w:p>
+        </w:tc>
+        <w:tc>
+          <w:tcPr>
+            <w:tcW w:type="dxa" w:w="800"/>
+            <w:tcBorders>
+              <w:top w:val="none" w:color="FFFFFF" w:sz="0"/>
+              <w:left w:val="none" w:color="FFFFFF" w:sz="0"/>
+              <w:bottom w:val="single" w:color="BFBFBF" w:sz="2"/>
+              <w:right w:val="none" w:color="FFFFFF" w:sz="0"/>
+            </w:tcBorders>
+            <w:tcMar>
+              <w:top w:type="dxa" w:w="60"/>
+              <w:left w:type="dxa" w:w="90"/>
+              <w:bottom w:type="dxa" w:w="60"/>
+              <w:right w:type="dxa" w:w="90"/>
+            </w:tcMar>
+            <w:vAlign w:val="top"/>
+          </w:tcPr>
+          <w:p>
+            <w:pPr>
+              <w:spacing w:line="280"/>
+              <w:jc w:val="center"/>
+            </w:pPr>
+            <w:r>
+              <w:rPr>
+                <w:rFonts w:ascii="Times New Roman" w:eastAsia="宋体" w:hAnsi="Times New Roman"/>
+                <w:b w:val="false"/>
+                <w:bCs w:val="false"/>
+                <w:color w:val="000000"/>
+                <w:sz w:val="18"/>
+                <w:szCs w:val="18"/>
+              </w:rPr>
+              <w:t xml:space="preserve">2</w:t>
+            </w:r>
+          </w:p>
+        </w:tc>
+      </w:tr>
+      <w:tr>
+        <w:tc>
+          <w:tcPr>
+            <w:tcW w:type="dxa" w:w="2400"/>
+            <w:tcBorders>
+              <w:top w:val="none" w:color="FFFFFF" w:sz="0"/>
+              <w:left w:val="none" w:color="FFFFFF" w:sz="0"/>
+              <w:bottom w:val="single" w:color="BFBFBF" w:sz="2"/>
+              <w:right w:val="none" w:color="FFFFFF" w:sz="0"/>
+            </w:tcBorders>
+            <w:tcMar>
+              <w:top w:type="dxa" w:w="60"/>
+              <w:left w:type="dxa" w:w="90"/>
+              <w:bottom w:type="dxa" w:w="60"/>
+              <w:right w:type="dxa" w:w="90"/>
+            </w:tcMar>
+            <w:vAlign w:val="top"/>
+          </w:tcPr>
+          <w:p>
+            <w:pPr>
+              <w:spacing w:line="280"/>
+              <w:jc w:val="left"/>
+            </w:pPr>
+            <w:r>
+              <w:rPr>
+                <w:rFonts w:ascii="Times New Roman" w:eastAsia="宋体" w:hAnsi="Times New Roman"/>
+                <w:b w:val="false"/>
+                <w:bCs w:val="false"/>
+                <w:color w:val="000000"/>
+                <w:sz w:val="18"/>
+                <w:szCs w:val="18"/>
+              </w:rPr>
+              <w:t xml:space="preserve">荧光定量仪</w:t>
+            </w:r>
+          </w:p>
+        </w:tc>
+        <w:tc>
+          <w:tcPr>
+            <w:tcW w:type="dxa" w:w="6660"/>
+            <w:tcBorders>
+              <w:top w:val="none" w:color="FFFFFF" w:sz="0"/>
+              <w:left w:val="none" w:color="FFFFFF" w:sz="0"/>
+              <w:bottom w:val="single" w:color="BFBFBF" w:sz="2"/>
+              <w:right w:val="none" w:color="FFFFFF" w:sz="0"/>
+            </w:tcBorders>
+            <w:tcMar>
+              <w:top w:type="dxa" w:w="60"/>
+              <w:left w:type="dxa" w:w="90"/>
+              <w:bottom w:type="dxa" w:w="60"/>
+              <w:right w:type="dxa" w:w="90"/>
+            </w:tcMar>
+            <w:vAlign w:val="top"/>
+          </w:tcPr>
+          <w:p>
+            <w:pPr>
+              <w:spacing w:line="280"/>
+              <w:jc w:val="left"/>
+            </w:pPr>
+            <w:r>
+              <w:rPr>
+                <w:rFonts w:ascii="Times New Roman" w:eastAsia="宋体" w:hAnsi="Times New Roman"/>
+                <w:b w:val="false"/>
+                <w:bCs w:val="false"/>
+                <w:color w:val="000000"/>
+                <w:sz w:val="18"/>
+                <w:szCs w:val="18"/>
+              </w:rPr>
+              <w:t xml:space="preserve">荧光法核酸与文库浓度精确定量</w:t>
+            </w:r>
+          </w:p>
+        </w:tc>
+        <w:tc>
+          <w:tcPr>
+            <w:tcW w:type="dxa" w:w="800"/>
+            <w:tcBorders>
+              <w:top w:val="none" w:color="FFFFFF" w:sz="0"/>
+              <w:left w:val="none" w:color="FFFFFF" w:sz="0"/>
+              <w:bottom w:val="single" w:color="BFBFBF" w:sz="2"/>
+              <w:right w:val="none" w:color="FFFFFF" w:sz="0"/>
+            </w:tcBorders>
+            <w:tcMar>
+              <w:top w:type="dxa" w:w="60"/>
+              <w:left w:type="dxa" w:w="90"/>
+              <w:bottom w:type="dxa" w:w="60"/>
+              <w:right w:type="dxa" w:w="90"/>
+            </w:tcMar>
+            <w:vAlign w:val="top"/>
+          </w:tcPr>
+          <w:p>
+            <w:pPr>
+              <w:spacing w:line="280"/>
+              <w:jc w:val="center"/>
+            </w:pPr>
+            <w:r>
+              <w:rPr>
+                <w:rFonts w:ascii="Times New Roman" w:eastAsia="宋体" w:hAnsi="Times New Roman"/>
+                <w:b w:val="false"/>
+                <w:bCs w:val="false"/>
+                <w:color w:val="000000"/>
+                <w:sz w:val="18"/>
+                <w:szCs w:val="18"/>
+              </w:rPr>
+              <w:t xml:space="preserve">1</w:t>
             </w:r>
           </w:p>
         </w:tc>
@@ -9332,7 +8119,7 @@
                 <w:sz w:val="18"/>
                 <w:szCs w:val="18"/>
               </w:rPr>
-              <w:t xml:space="preserve">测序区</w:t>
+              <w:t xml:space="preserve">杂交捕获区</w:t>
             </w:r>
           </w:p>
         </w:tc>
@@ -9369,7 +8156,7 @@
                 <w:sz w:val="18"/>
                 <w:szCs w:val="18"/>
               </w:rPr>
-              <w:t xml:space="preserve">抽湿机</w:t>
+              <w:t xml:space="preserve">冷藏冷冻箱</w:t>
             </w:r>
           </w:p>
         </w:tc>
@@ -9404,7 +8191,7 @@
                 <w:sz w:val="18"/>
                 <w:szCs w:val="18"/>
               </w:rPr>
-              <w:t xml:space="preserve">根据实验室实际情况来进行配置</w:t>
+              <w:t xml:space="preserve">2–8 ℃ 冷藏与 −20 ℃ 冷冻双温区</w:t>
             </w:r>
           </w:p>
         </w:tc>
@@ -9451,6 +8238,2866 @@
             <w:tcBorders>
               <w:top w:val="none" w:color="FFFFFF" w:sz="0"/>
               <w:left w:val="none" w:color="FFFFFF" w:sz="0"/>
+              <w:bottom w:val="single" w:color="BFBFBF" w:sz="2"/>
+              <w:right w:val="none" w:color="FFFFFF" w:sz="0"/>
+            </w:tcBorders>
+            <w:tcMar>
+              <w:top w:type="dxa" w:w="60"/>
+              <w:left w:type="dxa" w:w="90"/>
+              <w:bottom w:type="dxa" w:w="60"/>
+              <w:right w:type="dxa" w:w="90"/>
+            </w:tcMar>
+            <w:vAlign w:val="top"/>
+          </w:tcPr>
+          <w:p>
+            <w:pPr>
+              <w:spacing w:line="280"/>
+              <w:jc w:val="left"/>
+            </w:pPr>
+            <w:r>
+              <w:rPr>
+                <w:rFonts w:ascii="Times New Roman" w:eastAsia="宋体" w:hAnsi="Times New Roman"/>
+                <w:b w:val="false"/>
+                <w:bCs w:val="false"/>
+                <w:color w:val="000000"/>
+                <w:sz w:val="18"/>
+                <w:szCs w:val="18"/>
+              </w:rPr>
+              <w:t xml:space="preserve">计时器</w:t>
+            </w:r>
+          </w:p>
+        </w:tc>
+        <w:tc>
+          <w:tcPr>
+            <w:tcW w:type="dxa" w:w="6660"/>
+            <w:tcBorders>
+              <w:top w:val="none" w:color="FFFFFF" w:sz="0"/>
+              <w:left w:val="none" w:color="FFFFFF" w:sz="0"/>
+              <w:bottom w:val="single" w:color="BFBFBF" w:sz="2"/>
+              <w:right w:val="none" w:color="FFFFFF" w:sz="0"/>
+            </w:tcBorders>
+            <w:tcMar>
+              <w:top w:type="dxa" w:w="60"/>
+              <w:left w:type="dxa" w:w="90"/>
+              <w:bottom w:type="dxa" w:w="60"/>
+              <w:right w:type="dxa" w:w="90"/>
+            </w:tcMar>
+            <w:vAlign w:val="top"/>
+          </w:tcPr>
+          <w:p>
+            <w:pPr>
+              <w:spacing w:line="280"/>
+              <w:jc w:val="left"/>
+            </w:pPr>
+            <w:r>
+              <w:rPr>
+                <w:rFonts w:ascii="Times New Roman" w:eastAsia="宋体" w:hAnsi="Times New Roman"/>
+                <w:b w:val="false"/>
+                <w:bCs w:val="false"/>
+                <w:color w:val="000000"/>
+                <w:sz w:val="18"/>
+                <w:szCs w:val="18"/>
+              </w:rPr>
+              <w:t xml:space="preserve">量程覆盖常规孵育时长，具备定时提醒</w:t>
+            </w:r>
+          </w:p>
+        </w:tc>
+        <w:tc>
+          <w:tcPr>
+            <w:tcW w:type="dxa" w:w="800"/>
+            <w:tcBorders>
+              <w:top w:val="none" w:color="FFFFFF" w:sz="0"/>
+              <w:left w:val="none" w:color="FFFFFF" w:sz="0"/>
+              <w:bottom w:val="single" w:color="BFBFBF" w:sz="2"/>
+              <w:right w:val="none" w:color="FFFFFF" w:sz="0"/>
+            </w:tcBorders>
+            <w:tcMar>
+              <w:top w:type="dxa" w:w="60"/>
+              <w:left w:type="dxa" w:w="90"/>
+              <w:bottom w:type="dxa" w:w="60"/>
+              <w:right w:type="dxa" w:w="90"/>
+            </w:tcMar>
+            <w:vAlign w:val="top"/>
+          </w:tcPr>
+          <w:p>
+            <w:pPr>
+              <w:spacing w:line="280"/>
+              <w:jc w:val="center"/>
+            </w:pPr>
+            <w:r>
+              <w:rPr>
+                <w:rFonts w:ascii="Times New Roman" w:eastAsia="宋体" w:hAnsi="Times New Roman"/>
+                <w:b w:val="false"/>
+                <w:bCs w:val="false"/>
+                <w:color w:val="000000"/>
+                <w:sz w:val="18"/>
+                <w:szCs w:val="18"/>
+              </w:rPr>
+              <w:t xml:space="preserve">1</w:t>
+            </w:r>
+          </w:p>
+        </w:tc>
+      </w:tr>
+      <w:tr>
+        <w:tc>
+          <w:tcPr>
+            <w:tcW w:type="dxa" w:w="2400"/>
+            <w:tcBorders>
+              <w:top w:val="none" w:color="FFFFFF" w:sz="0"/>
+              <w:left w:val="none" w:color="FFFFFF" w:sz="0"/>
+              <w:bottom w:val="single" w:color="BFBFBF" w:sz="2"/>
+              <w:right w:val="none" w:color="FFFFFF" w:sz="0"/>
+            </w:tcBorders>
+            <w:tcMar>
+              <w:top w:type="dxa" w:w="60"/>
+              <w:left w:type="dxa" w:w="90"/>
+              <w:bottom w:type="dxa" w:w="60"/>
+              <w:right w:type="dxa" w:w="90"/>
+            </w:tcMar>
+            <w:vAlign w:val="top"/>
+          </w:tcPr>
+          <w:p>
+            <w:pPr>
+              <w:spacing w:line="280"/>
+              <w:jc w:val="left"/>
+            </w:pPr>
+            <w:r>
+              <w:rPr>
+                <w:rFonts w:ascii="Times New Roman" w:eastAsia="宋体" w:hAnsi="Times New Roman"/>
+                <w:b w:val="false"/>
+                <w:bCs w:val="false"/>
+                <w:color w:val="000000"/>
+                <w:sz w:val="18"/>
+                <w:szCs w:val="18"/>
+              </w:rPr>
+              <w:t xml:space="preserve">温湿度计</w:t>
+            </w:r>
+          </w:p>
+        </w:tc>
+        <w:tc>
+          <w:tcPr>
+            <w:tcW w:type="dxa" w:w="6660"/>
+            <w:tcBorders>
+              <w:top w:val="none" w:color="FFFFFF" w:sz="0"/>
+              <w:left w:val="none" w:color="FFFFFF" w:sz="0"/>
+              <w:bottom w:val="single" w:color="BFBFBF" w:sz="2"/>
+              <w:right w:val="none" w:color="FFFFFF" w:sz="0"/>
+            </w:tcBorders>
+            <w:tcMar>
+              <w:top w:type="dxa" w:w="60"/>
+              <w:left w:type="dxa" w:w="90"/>
+              <w:bottom w:type="dxa" w:w="60"/>
+              <w:right w:type="dxa" w:w="90"/>
+            </w:tcMar>
+            <w:vAlign w:val="top"/>
+          </w:tcPr>
+          <w:p>
+            <w:pPr>
+              <w:spacing w:line="280"/>
+              <w:jc w:val="left"/>
+            </w:pPr>
+            <w:r>
+              <w:rPr>
+                <w:rFonts w:ascii="Times New Roman" w:eastAsia="宋体" w:hAnsi="Times New Roman"/>
+                <w:b w:val="false"/>
+                <w:bCs w:val="false"/>
+                <w:color w:val="000000"/>
+                <w:sz w:val="18"/>
+                <w:szCs w:val="18"/>
+              </w:rPr>
+              <w:t xml:space="preserve">可显示环境温湿度，具备最值记录</w:t>
+            </w:r>
+          </w:p>
+        </w:tc>
+        <w:tc>
+          <w:tcPr>
+            <w:tcW w:type="dxa" w:w="800"/>
+            <w:tcBorders>
+              <w:top w:val="none" w:color="FFFFFF" w:sz="0"/>
+              <w:left w:val="none" w:color="FFFFFF" w:sz="0"/>
+              <w:bottom w:val="single" w:color="BFBFBF" w:sz="2"/>
+              <w:right w:val="none" w:color="FFFFFF" w:sz="0"/>
+            </w:tcBorders>
+            <w:tcMar>
+              <w:top w:type="dxa" w:w="60"/>
+              <w:left w:type="dxa" w:w="90"/>
+              <w:bottom w:type="dxa" w:w="60"/>
+              <w:right w:type="dxa" w:w="90"/>
+            </w:tcMar>
+            <w:vAlign w:val="top"/>
+          </w:tcPr>
+          <w:p>
+            <w:pPr>
+              <w:spacing w:line="280"/>
+              <w:jc w:val="center"/>
+            </w:pPr>
+            <w:r>
+              <w:rPr>
+                <w:rFonts w:ascii="Times New Roman" w:eastAsia="宋体" w:hAnsi="Times New Roman"/>
+                <w:b w:val="false"/>
+                <w:bCs w:val="false"/>
+                <w:color w:val="000000"/>
+                <w:sz w:val="18"/>
+                <w:szCs w:val="18"/>
+              </w:rPr>
+              <w:t xml:space="preserve">1</w:t>
+            </w:r>
+          </w:p>
+        </w:tc>
+      </w:tr>
+      <w:tr>
+        <w:tc>
+          <w:tcPr>
+            <w:tcW w:type="dxa" w:w="2400"/>
+            <w:tcBorders>
+              <w:top w:val="none" w:color="FFFFFF" w:sz="0"/>
+              <w:left w:val="none" w:color="FFFFFF" w:sz="0"/>
+              <w:bottom w:val="single" w:color="BFBFBF" w:sz="2"/>
+              <w:right w:val="none" w:color="FFFFFF" w:sz="0"/>
+            </w:tcBorders>
+            <w:tcMar>
+              <w:top w:type="dxa" w:w="60"/>
+              <w:left w:type="dxa" w:w="90"/>
+              <w:bottom w:type="dxa" w:w="60"/>
+              <w:right w:type="dxa" w:w="90"/>
+            </w:tcMar>
+            <w:vAlign w:val="top"/>
+          </w:tcPr>
+          <w:p>
+            <w:pPr>
+              <w:spacing w:line="280"/>
+              <w:jc w:val="left"/>
+            </w:pPr>
+            <w:r>
+              <w:rPr>
+                <w:rFonts w:ascii="Times New Roman" w:eastAsia="宋体" w:hAnsi="Times New Roman"/>
+                <w:b w:val="false"/>
+                <w:bCs w:val="false"/>
+                <w:color w:val="000000"/>
+                <w:sz w:val="18"/>
+                <w:szCs w:val="18"/>
+              </w:rPr>
+              <w:t xml:space="preserve">漩涡振荡器</w:t>
+            </w:r>
+          </w:p>
+        </w:tc>
+        <w:tc>
+          <w:tcPr>
+            <w:tcW w:type="dxa" w:w="6660"/>
+            <w:tcBorders>
+              <w:top w:val="none" w:color="FFFFFF" w:sz="0"/>
+              <w:left w:val="none" w:color="FFFFFF" w:sz="0"/>
+              <w:bottom w:val="single" w:color="BFBFBF" w:sz="2"/>
+              <w:right w:val="none" w:color="FFFFFF" w:sz="0"/>
+            </w:tcBorders>
+            <w:tcMar>
+              <w:top w:type="dxa" w:w="60"/>
+              <w:left w:type="dxa" w:w="90"/>
+              <w:bottom w:type="dxa" w:w="60"/>
+              <w:right w:type="dxa" w:w="90"/>
+            </w:tcMar>
+            <w:vAlign w:val="top"/>
+          </w:tcPr>
+          <w:p>
+            <w:pPr>
+              <w:spacing w:line="280"/>
+              <w:jc w:val="left"/>
+            </w:pPr>
+            <w:r>
+              <w:rPr>
+                <w:rFonts w:ascii="Times New Roman" w:eastAsia="宋体" w:hAnsi="Times New Roman"/>
+                <w:b w:val="false"/>
+                <w:bCs w:val="false"/>
+                <w:color w:val="000000"/>
+                <w:sz w:val="18"/>
+                <w:szCs w:val="18"/>
+              </w:rPr>
+              <w:t xml:space="preserve">转速可调，支持点动与连续两种模式</w:t>
+            </w:r>
+          </w:p>
+        </w:tc>
+        <w:tc>
+          <w:tcPr>
+            <w:tcW w:type="dxa" w:w="800"/>
+            <w:tcBorders>
+              <w:top w:val="none" w:color="FFFFFF" w:sz="0"/>
+              <w:left w:val="none" w:color="FFFFFF" w:sz="0"/>
+              <w:bottom w:val="single" w:color="BFBFBF" w:sz="2"/>
+              <w:right w:val="none" w:color="FFFFFF" w:sz="0"/>
+            </w:tcBorders>
+            <w:tcMar>
+              <w:top w:type="dxa" w:w="60"/>
+              <w:left w:type="dxa" w:w="90"/>
+              <w:bottom w:type="dxa" w:w="60"/>
+              <w:right w:type="dxa" w:w="90"/>
+            </w:tcMar>
+            <w:vAlign w:val="top"/>
+          </w:tcPr>
+          <w:p>
+            <w:pPr>
+              <w:spacing w:line="280"/>
+              <w:jc w:val="center"/>
+            </w:pPr>
+            <w:r>
+              <w:rPr>
+                <w:rFonts w:ascii="Times New Roman" w:eastAsia="宋体" w:hAnsi="Times New Roman"/>
+                <w:b w:val="false"/>
+                <w:bCs w:val="false"/>
+                <w:color w:val="000000"/>
+                <w:sz w:val="18"/>
+                <w:szCs w:val="18"/>
+              </w:rPr>
+              <w:t xml:space="preserve">1</w:t>
+            </w:r>
+          </w:p>
+        </w:tc>
+      </w:tr>
+      <w:tr>
+        <w:tc>
+          <w:tcPr>
+            <w:tcW w:type="dxa" w:w="2400"/>
+            <w:tcBorders>
+              <w:top w:val="none" w:color="FFFFFF" w:sz="0"/>
+              <w:left w:val="none" w:color="FFFFFF" w:sz="0"/>
+              <w:bottom w:val="single" w:color="BFBFBF" w:sz="2"/>
+              <w:right w:val="none" w:color="FFFFFF" w:sz="0"/>
+            </w:tcBorders>
+            <w:tcMar>
+              <w:top w:type="dxa" w:w="60"/>
+              <w:left w:type="dxa" w:w="90"/>
+              <w:bottom w:type="dxa" w:w="60"/>
+              <w:right w:type="dxa" w:w="90"/>
+            </w:tcMar>
+            <w:vAlign w:val="top"/>
+          </w:tcPr>
+          <w:p>
+            <w:pPr>
+              <w:spacing w:line="280"/>
+              <w:jc w:val="left"/>
+            </w:pPr>
+            <w:r>
+              <w:rPr>
+                <w:rFonts w:ascii="Times New Roman" w:eastAsia="宋体" w:hAnsi="Times New Roman"/>
+                <w:b w:val="false"/>
+                <w:bCs w:val="false"/>
+                <w:color w:val="000000"/>
+                <w:sz w:val="18"/>
+                <w:szCs w:val="18"/>
+              </w:rPr>
+              <w:t xml:space="preserve">掌式离心机</w:t>
+            </w:r>
+          </w:p>
+        </w:tc>
+        <w:tc>
+          <w:tcPr>
+            <w:tcW w:type="dxa" w:w="6660"/>
+            <w:tcBorders>
+              <w:top w:val="none" w:color="FFFFFF" w:sz="0"/>
+              <w:left w:val="none" w:color="FFFFFF" w:sz="0"/>
+              <w:bottom w:val="single" w:color="BFBFBF" w:sz="2"/>
+              <w:right w:val="none" w:color="FFFFFF" w:sz="0"/>
+            </w:tcBorders>
+            <w:tcMar>
+              <w:top w:type="dxa" w:w="60"/>
+              <w:left w:type="dxa" w:w="90"/>
+              <w:bottom w:type="dxa" w:w="60"/>
+              <w:right w:type="dxa" w:w="90"/>
+            </w:tcMar>
+            <w:vAlign w:val="top"/>
+          </w:tcPr>
+          <w:p>
+            <w:pPr>
+              <w:spacing w:line="280"/>
+              <w:jc w:val="left"/>
+            </w:pPr>
+            <w:r>
+              <w:rPr>
+                <w:rFonts w:ascii="Times New Roman" w:eastAsia="宋体" w:hAnsi="Times New Roman"/>
+                <w:b w:val="false"/>
+                <w:bCs w:val="false"/>
+                <w:color w:val="000000"/>
+                <w:sz w:val="18"/>
+                <w:szCs w:val="18"/>
+              </w:rPr>
+              <w:t xml:space="preserve">适配 1.5 mL 离心管与八排管，两种转子</w:t>
+            </w:r>
+          </w:p>
+        </w:tc>
+        <w:tc>
+          <w:tcPr>
+            <w:tcW w:type="dxa" w:w="800"/>
+            <w:tcBorders>
+              <w:top w:val="none" w:color="FFFFFF" w:sz="0"/>
+              <w:left w:val="none" w:color="FFFFFF" w:sz="0"/>
+              <w:bottom w:val="single" w:color="BFBFBF" w:sz="2"/>
+              <w:right w:val="none" w:color="FFFFFF" w:sz="0"/>
+            </w:tcBorders>
+            <w:tcMar>
+              <w:top w:type="dxa" w:w="60"/>
+              <w:left w:type="dxa" w:w="90"/>
+              <w:bottom w:type="dxa" w:w="60"/>
+              <w:right w:type="dxa" w:w="90"/>
+            </w:tcMar>
+            <w:vAlign w:val="top"/>
+          </w:tcPr>
+          <w:p>
+            <w:pPr>
+              <w:spacing w:line="280"/>
+              <w:jc w:val="center"/>
+            </w:pPr>
+            <w:r>
+              <w:rPr>
+                <w:rFonts w:ascii="Times New Roman" w:eastAsia="宋体" w:hAnsi="Times New Roman"/>
+                <w:b w:val="false"/>
+                <w:bCs w:val="false"/>
+                <w:color w:val="000000"/>
+                <w:sz w:val="18"/>
+                <w:szCs w:val="18"/>
+              </w:rPr>
+              <w:t xml:space="preserve">1</w:t>
+            </w:r>
+          </w:p>
+        </w:tc>
+      </w:tr>
+      <w:tr>
+        <w:tc>
+          <w:tcPr>
+            <w:tcW w:type="dxa" w:w="2400"/>
+            <w:tcBorders>
+              <w:top w:val="none" w:color="FFFFFF" w:sz="0"/>
+              <w:left w:val="none" w:color="FFFFFF" w:sz="0"/>
+              <w:bottom w:val="single" w:color="BFBFBF" w:sz="2"/>
+              <w:right w:val="none" w:color="FFFFFF" w:sz="0"/>
+            </w:tcBorders>
+            <w:tcMar>
+              <w:top w:type="dxa" w:w="60"/>
+              <w:left w:type="dxa" w:w="90"/>
+              <w:bottom w:type="dxa" w:w="60"/>
+              <w:right w:type="dxa" w:w="90"/>
+            </w:tcMar>
+            <w:vAlign w:val="top"/>
+          </w:tcPr>
+          <w:p>
+            <w:pPr>
+              <w:spacing w:line="280"/>
+              <w:jc w:val="left"/>
+            </w:pPr>
+            <w:r>
+              <w:rPr>
+                <w:rFonts w:ascii="Times New Roman" w:eastAsia="宋体" w:hAnsi="Times New Roman"/>
+                <w:b w:val="false"/>
+                <w:bCs w:val="false"/>
+                <w:color w:val="000000"/>
+                <w:sz w:val="18"/>
+                <w:szCs w:val="18"/>
+              </w:rPr>
+              <w:t xml:space="preserve">单道移液器</w:t>
+            </w:r>
+          </w:p>
+        </w:tc>
+        <w:tc>
+          <w:tcPr>
+            <w:tcW w:type="dxa" w:w="6660"/>
+            <w:tcBorders>
+              <w:top w:val="none" w:color="FFFFFF" w:sz="0"/>
+              <w:left w:val="none" w:color="FFFFFF" w:sz="0"/>
+              <w:bottom w:val="single" w:color="BFBFBF" w:sz="2"/>
+              <w:right w:val="none" w:color="FFFFFF" w:sz="0"/>
+            </w:tcBorders>
+            <w:tcMar>
+              <w:top w:type="dxa" w:w="60"/>
+              <w:left w:type="dxa" w:w="90"/>
+              <w:bottom w:type="dxa" w:w="60"/>
+              <w:right w:type="dxa" w:w="90"/>
+            </w:tcMar>
+            <w:vAlign w:val="top"/>
+          </w:tcPr>
+          <w:p>
+            <w:pPr>
+              <w:spacing w:line="280"/>
+              <w:jc w:val="left"/>
+            </w:pPr>
+            <w:r>
+              <w:rPr>
+                <w:rFonts w:ascii="Times New Roman" w:eastAsia="宋体" w:hAnsi="Times New Roman"/>
+                <w:b w:val="false"/>
+                <w:bCs w:val="false"/>
+                <w:color w:val="000000"/>
+                <w:sz w:val="18"/>
+                <w:szCs w:val="18"/>
+              </w:rPr>
+              <w:t xml:space="preserve">量程分档覆盖 0.1–1000 µL；分档：0.1–2.0、0.5–10、2–20、10–100、20–200、100–1000 µL</w:t>
+            </w:r>
+          </w:p>
+        </w:tc>
+        <w:tc>
+          <w:tcPr>
+            <w:tcW w:type="dxa" w:w="800"/>
+            <w:tcBorders>
+              <w:top w:val="none" w:color="FFFFFF" w:sz="0"/>
+              <w:left w:val="none" w:color="FFFFFF" w:sz="0"/>
+              <w:bottom w:val="single" w:color="BFBFBF" w:sz="2"/>
+              <w:right w:val="none" w:color="FFFFFF" w:sz="0"/>
+            </w:tcBorders>
+            <w:tcMar>
+              <w:top w:type="dxa" w:w="60"/>
+              <w:left w:type="dxa" w:w="90"/>
+              <w:bottom w:type="dxa" w:w="60"/>
+              <w:right w:type="dxa" w:w="90"/>
+            </w:tcMar>
+            <w:vAlign w:val="top"/>
+          </w:tcPr>
+          <w:p>
+            <w:pPr>
+              <w:spacing w:line="280"/>
+              <w:jc w:val="center"/>
+            </w:pPr>
+            <w:r>
+              <w:rPr>
+                <w:rFonts w:ascii="Times New Roman" w:eastAsia="宋体" w:hAnsi="Times New Roman"/>
+                <w:b w:val="false"/>
+                <w:bCs w:val="false"/>
+                <w:color w:val="000000"/>
+                <w:sz w:val="18"/>
+                <w:szCs w:val="18"/>
+              </w:rPr>
+              <w:t xml:space="preserve">6</w:t>
+            </w:r>
+          </w:p>
+        </w:tc>
+      </w:tr>
+      <w:tr>
+        <w:tc>
+          <w:tcPr>
+            <w:tcW w:type="dxa" w:w="2400"/>
+            <w:tcBorders>
+              <w:top w:val="none" w:color="FFFFFF" w:sz="0"/>
+              <w:left w:val="none" w:color="FFFFFF" w:sz="0"/>
+              <w:bottom w:val="single" w:color="BFBFBF" w:sz="2"/>
+              <w:right w:val="none" w:color="FFFFFF" w:sz="0"/>
+            </w:tcBorders>
+            <w:tcMar>
+              <w:top w:type="dxa" w:w="60"/>
+              <w:left w:type="dxa" w:w="90"/>
+              <w:bottom w:type="dxa" w:w="60"/>
+              <w:right w:type="dxa" w:w="90"/>
+            </w:tcMar>
+            <w:vAlign w:val="top"/>
+          </w:tcPr>
+          <w:p>
+            <w:pPr>
+              <w:spacing w:line="280"/>
+              <w:jc w:val="left"/>
+            </w:pPr>
+            <w:r>
+              <w:rPr>
+                <w:rFonts w:ascii="Times New Roman" w:eastAsia="宋体" w:hAnsi="Times New Roman"/>
+                <w:b w:val="false"/>
+                <w:bCs w:val="false"/>
+                <w:color w:val="000000"/>
+                <w:sz w:val="18"/>
+                <w:szCs w:val="18"/>
+              </w:rPr>
+              <w:t xml:space="preserve">八道移液器</w:t>
+            </w:r>
+          </w:p>
+        </w:tc>
+        <w:tc>
+          <w:tcPr>
+            <w:tcW w:type="dxa" w:w="6660"/>
+            <w:tcBorders>
+              <w:top w:val="none" w:color="FFFFFF" w:sz="0"/>
+              <w:left w:val="none" w:color="FFFFFF" w:sz="0"/>
+              <w:bottom w:val="single" w:color="BFBFBF" w:sz="2"/>
+              <w:right w:val="none" w:color="FFFFFF" w:sz="0"/>
+            </w:tcBorders>
+            <w:tcMar>
+              <w:top w:type="dxa" w:w="60"/>
+              <w:left w:type="dxa" w:w="90"/>
+              <w:bottom w:type="dxa" w:w="60"/>
+              <w:right w:type="dxa" w:w="90"/>
+            </w:tcMar>
+            <w:vAlign w:val="top"/>
+          </w:tcPr>
+          <w:p>
+            <w:pPr>
+              <w:spacing w:line="280"/>
+              <w:jc w:val="left"/>
+            </w:pPr>
+            <w:r>
+              <w:rPr>
+                <w:rFonts w:ascii="Times New Roman" w:eastAsia="宋体" w:hAnsi="Times New Roman"/>
+                <w:b w:val="false"/>
+                <w:bCs w:val="false"/>
+                <w:color w:val="000000"/>
+                <w:sz w:val="18"/>
+                <w:szCs w:val="18"/>
+              </w:rPr>
+              <w:t xml:space="preserve">八通道，与八排管、96 孔板配套；分档：0.5–10、5–50、30–300 µL</w:t>
+            </w:r>
+          </w:p>
+        </w:tc>
+        <w:tc>
+          <w:tcPr>
+            <w:tcW w:type="dxa" w:w="800"/>
+            <w:tcBorders>
+              <w:top w:val="none" w:color="FFFFFF" w:sz="0"/>
+              <w:left w:val="none" w:color="FFFFFF" w:sz="0"/>
+              <w:bottom w:val="single" w:color="BFBFBF" w:sz="2"/>
+              <w:right w:val="none" w:color="FFFFFF" w:sz="0"/>
+            </w:tcBorders>
+            <w:tcMar>
+              <w:top w:type="dxa" w:w="60"/>
+              <w:left w:type="dxa" w:w="90"/>
+              <w:bottom w:type="dxa" w:w="60"/>
+              <w:right w:type="dxa" w:w="90"/>
+            </w:tcMar>
+            <w:vAlign w:val="top"/>
+          </w:tcPr>
+          <w:p>
+            <w:pPr>
+              <w:spacing w:line="280"/>
+              <w:jc w:val="center"/>
+            </w:pPr>
+            <w:r>
+              <w:rPr>
+                <w:rFonts w:ascii="Times New Roman" w:eastAsia="宋体" w:hAnsi="Times New Roman"/>
+                <w:b w:val="false"/>
+                <w:bCs w:val="false"/>
+                <w:color w:val="000000"/>
+                <w:sz w:val="18"/>
+                <w:szCs w:val="18"/>
+              </w:rPr>
+              <w:t xml:space="preserve">3</w:t>
+            </w:r>
+          </w:p>
+        </w:tc>
+      </w:tr>
+      <w:tr>
+        <w:tc>
+          <w:tcPr>
+            <w:tcW w:type="dxa" w:w="2400"/>
+            <w:tcBorders>
+              <w:top w:val="none" w:color="FFFFFF" w:sz="0"/>
+              <w:left w:val="none" w:color="FFFFFF" w:sz="0"/>
+              <w:bottom w:val="single" w:color="BFBFBF" w:sz="2"/>
+              <w:right w:val="none" w:color="FFFFFF" w:sz="0"/>
+            </w:tcBorders>
+            <w:tcMar>
+              <w:top w:type="dxa" w:w="60"/>
+              <w:left w:type="dxa" w:w="90"/>
+              <w:bottom w:type="dxa" w:w="60"/>
+              <w:right w:type="dxa" w:w="90"/>
+            </w:tcMar>
+            <w:vAlign w:val="top"/>
+          </w:tcPr>
+          <w:p>
+            <w:pPr>
+              <w:spacing w:line="280"/>
+              <w:jc w:val="left"/>
+            </w:pPr>
+            <w:r>
+              <w:rPr>
+                <w:rFonts w:ascii="Times New Roman" w:eastAsia="宋体" w:hAnsi="Times New Roman"/>
+                <w:b w:val="false"/>
+                <w:bCs w:val="false"/>
+                <w:color w:val="000000"/>
+                <w:sz w:val="18"/>
+                <w:szCs w:val="18"/>
+              </w:rPr>
+              <w:t xml:space="preserve">PCR扩增仪</w:t>
+            </w:r>
+          </w:p>
+        </w:tc>
+        <w:tc>
+          <w:tcPr>
+            <w:tcW w:type="dxa" w:w="6660"/>
+            <w:tcBorders>
+              <w:top w:val="none" w:color="FFFFFF" w:sz="0"/>
+              <w:left w:val="none" w:color="FFFFFF" w:sz="0"/>
+              <w:bottom w:val="single" w:color="BFBFBF" w:sz="2"/>
+              <w:right w:val="none" w:color="FFFFFF" w:sz="0"/>
+            </w:tcBorders>
+            <w:tcMar>
+              <w:top w:type="dxa" w:w="60"/>
+              <w:left w:type="dxa" w:w="90"/>
+              <w:bottom w:type="dxa" w:w="60"/>
+              <w:right w:type="dxa" w:w="90"/>
+            </w:tcMar>
+            <w:vAlign w:val="top"/>
+          </w:tcPr>
+          <w:p>
+            <w:pPr>
+              <w:spacing w:line="280"/>
+              <w:jc w:val="left"/>
+            </w:pPr>
+            <w:r>
+              <w:rPr>
+                <w:rFonts w:ascii="Times New Roman" w:eastAsia="宋体" w:hAnsi="Times New Roman"/>
+                <w:b w:val="false"/>
+                <w:bCs w:val="false"/>
+                <w:color w:val="000000"/>
+                <w:sz w:val="18"/>
+                <w:szCs w:val="18"/>
+              </w:rPr>
+              <w:t xml:space="preserve">≥96 孔，具备梯度扩增功能</w:t>
+            </w:r>
+          </w:p>
+        </w:tc>
+        <w:tc>
+          <w:tcPr>
+            <w:tcW w:type="dxa" w:w="800"/>
+            <w:tcBorders>
+              <w:top w:val="none" w:color="FFFFFF" w:sz="0"/>
+              <w:left w:val="none" w:color="FFFFFF" w:sz="0"/>
+              <w:bottom w:val="single" w:color="BFBFBF" w:sz="2"/>
+              <w:right w:val="none" w:color="FFFFFF" w:sz="0"/>
+            </w:tcBorders>
+            <w:tcMar>
+              <w:top w:type="dxa" w:w="60"/>
+              <w:left w:type="dxa" w:w="90"/>
+              <w:bottom w:type="dxa" w:w="60"/>
+              <w:right w:type="dxa" w:w="90"/>
+            </w:tcMar>
+            <w:vAlign w:val="top"/>
+          </w:tcPr>
+          <w:p>
+            <w:pPr>
+              <w:spacing w:line="280"/>
+              <w:jc w:val="center"/>
+            </w:pPr>
+            <w:r>
+              <w:rPr>
+                <w:rFonts w:ascii="Times New Roman" w:eastAsia="宋体" w:hAnsi="Times New Roman"/>
+                <w:b w:val="false"/>
+                <w:bCs w:val="false"/>
+                <w:color w:val="000000"/>
+                <w:sz w:val="18"/>
+                <w:szCs w:val="18"/>
+              </w:rPr>
+              <w:t xml:space="preserve">1</w:t>
+            </w:r>
+          </w:p>
+        </w:tc>
+      </w:tr>
+      <w:tr>
+        <w:tc>
+          <w:tcPr>
+            <w:tcW w:type="dxa" w:w="2400"/>
+            <w:tcBorders>
+              <w:top w:val="none" w:color="FFFFFF" w:sz="0"/>
+              <w:left w:val="none" w:color="FFFFFF" w:sz="0"/>
+              <w:bottom w:val="single" w:color="BFBFBF" w:sz="2"/>
+              <w:right w:val="none" w:color="FFFFFF" w:sz="0"/>
+            </w:tcBorders>
+            <w:tcMar>
+              <w:top w:type="dxa" w:w="60"/>
+              <w:left w:type="dxa" w:w="90"/>
+              <w:bottom w:type="dxa" w:w="60"/>
+              <w:right w:type="dxa" w:w="90"/>
+            </w:tcMar>
+            <w:vAlign w:val="top"/>
+          </w:tcPr>
+          <w:p>
+            <w:pPr>
+              <w:spacing w:line="280"/>
+              <w:jc w:val="left"/>
+            </w:pPr>
+            <w:r>
+              <w:rPr>
+                <w:rFonts w:ascii="Times New Roman" w:eastAsia="宋体" w:hAnsi="Times New Roman"/>
+                <w:b w:val="false"/>
+                <w:bCs w:val="false"/>
+                <w:color w:val="000000"/>
+                <w:sz w:val="18"/>
+                <w:szCs w:val="18"/>
+              </w:rPr>
+              <w:t xml:space="preserve">垂直混匀仪</w:t>
+            </w:r>
+          </w:p>
+        </w:tc>
+        <w:tc>
+          <w:tcPr>
+            <w:tcW w:type="dxa" w:w="6660"/>
+            <w:tcBorders>
+              <w:top w:val="none" w:color="FFFFFF" w:sz="0"/>
+              <w:left w:val="none" w:color="FFFFFF" w:sz="0"/>
+              <w:bottom w:val="single" w:color="BFBFBF" w:sz="2"/>
+              <w:right w:val="none" w:color="FFFFFF" w:sz="0"/>
+            </w:tcBorders>
+            <w:tcMar>
+              <w:top w:type="dxa" w:w="60"/>
+              <w:left w:type="dxa" w:w="90"/>
+              <w:bottom w:type="dxa" w:w="60"/>
+              <w:right w:type="dxa" w:w="90"/>
+            </w:tcMar>
+            <w:vAlign w:val="top"/>
+          </w:tcPr>
+          <w:p>
+            <w:pPr>
+              <w:spacing w:line="280"/>
+              <w:jc w:val="left"/>
+            </w:pPr>
+            <w:r>
+              <w:rPr>
+                <w:rFonts w:ascii="Times New Roman" w:eastAsia="宋体" w:hAnsi="Times New Roman"/>
+                <w:b w:val="false"/>
+                <w:bCs w:val="false"/>
+                <w:color w:val="000000"/>
+                <w:sz w:val="18"/>
+                <w:szCs w:val="18"/>
+              </w:rPr>
+              <w:t xml:space="preserve">满足杂交孵育过程的持续混匀要求</w:t>
+            </w:r>
+          </w:p>
+        </w:tc>
+        <w:tc>
+          <w:tcPr>
+            <w:tcW w:type="dxa" w:w="800"/>
+            <w:tcBorders>
+              <w:top w:val="none" w:color="FFFFFF" w:sz="0"/>
+              <w:left w:val="none" w:color="FFFFFF" w:sz="0"/>
+              <w:bottom w:val="single" w:color="BFBFBF" w:sz="2"/>
+              <w:right w:val="none" w:color="FFFFFF" w:sz="0"/>
+            </w:tcBorders>
+            <w:tcMar>
+              <w:top w:type="dxa" w:w="60"/>
+              <w:left w:type="dxa" w:w="90"/>
+              <w:bottom w:type="dxa" w:w="60"/>
+              <w:right w:type="dxa" w:w="90"/>
+            </w:tcMar>
+            <w:vAlign w:val="top"/>
+          </w:tcPr>
+          <w:p>
+            <w:pPr>
+              <w:spacing w:line="280"/>
+              <w:jc w:val="center"/>
+            </w:pPr>
+            <w:r>
+              <w:rPr>
+                <w:rFonts w:ascii="Times New Roman" w:eastAsia="宋体" w:hAnsi="Times New Roman"/>
+                <w:b w:val="false"/>
+                <w:bCs w:val="false"/>
+                <w:color w:val="000000"/>
+                <w:sz w:val="18"/>
+                <w:szCs w:val="18"/>
+              </w:rPr>
+              <w:t xml:space="preserve">1</w:t>
+            </w:r>
+          </w:p>
+        </w:tc>
+      </w:tr>
+      <w:tr>
+        <w:tc>
+          <w:tcPr>
+            <w:tcW w:type="dxa" w:w="2400"/>
+            <w:tcBorders>
+              <w:top w:val="none" w:color="FFFFFF" w:sz="0"/>
+              <w:left w:val="none" w:color="FFFFFF" w:sz="0"/>
+              <w:bottom w:val="single" w:color="BFBFBF" w:sz="2"/>
+              <w:right w:val="none" w:color="FFFFFF" w:sz="0"/>
+            </w:tcBorders>
+            <w:tcMar>
+              <w:top w:type="dxa" w:w="60"/>
+              <w:left w:type="dxa" w:w="90"/>
+              <w:bottom w:type="dxa" w:w="60"/>
+              <w:right w:type="dxa" w:w="90"/>
+            </w:tcMar>
+            <w:vAlign w:val="top"/>
+          </w:tcPr>
+          <w:p>
+            <w:pPr>
+              <w:spacing w:line="280"/>
+              <w:jc w:val="left"/>
+            </w:pPr>
+            <w:r>
+              <w:rPr>
+                <w:rFonts w:ascii="Times New Roman" w:eastAsia="宋体" w:hAnsi="Times New Roman"/>
+                <w:b w:val="false"/>
+                <w:bCs w:val="false"/>
+                <w:color w:val="000000"/>
+                <w:sz w:val="18"/>
+                <w:szCs w:val="18"/>
+              </w:rPr>
+              <w:t xml:space="preserve">高速离心机</w:t>
+            </w:r>
+          </w:p>
+        </w:tc>
+        <w:tc>
+          <w:tcPr>
+            <w:tcW w:type="dxa" w:w="6660"/>
+            <w:tcBorders>
+              <w:top w:val="none" w:color="FFFFFF" w:sz="0"/>
+              <w:left w:val="none" w:color="FFFFFF" w:sz="0"/>
+              <w:bottom w:val="single" w:color="BFBFBF" w:sz="2"/>
+              <w:right w:val="none" w:color="FFFFFF" w:sz="0"/>
+            </w:tcBorders>
+            <w:tcMar>
+              <w:top w:type="dxa" w:w="60"/>
+              <w:left w:type="dxa" w:w="90"/>
+              <w:bottom w:type="dxa" w:w="60"/>
+              <w:right w:type="dxa" w:w="90"/>
+            </w:tcMar>
+            <w:vAlign w:val="top"/>
+          </w:tcPr>
+          <w:p>
+            <w:pPr>
+              <w:spacing w:line="280"/>
+              <w:jc w:val="left"/>
+            </w:pPr>
+            <w:r>
+              <w:rPr>
+                <w:rFonts w:ascii="Times New Roman" w:eastAsia="宋体" w:hAnsi="Times New Roman"/>
+                <w:b w:val="false"/>
+                <w:bCs w:val="false"/>
+                <w:color w:val="000000"/>
+                <w:sz w:val="18"/>
+                <w:szCs w:val="18"/>
+              </w:rPr>
+              <w:t xml:space="preserve">台式高速离心机，配 1.5 mL 离心管转子</w:t>
+            </w:r>
+          </w:p>
+        </w:tc>
+        <w:tc>
+          <w:tcPr>
+            <w:tcW w:type="dxa" w:w="800"/>
+            <w:tcBorders>
+              <w:top w:val="none" w:color="FFFFFF" w:sz="0"/>
+              <w:left w:val="none" w:color="FFFFFF" w:sz="0"/>
+              <w:bottom w:val="single" w:color="BFBFBF" w:sz="2"/>
+              <w:right w:val="none" w:color="FFFFFF" w:sz="0"/>
+            </w:tcBorders>
+            <w:tcMar>
+              <w:top w:type="dxa" w:w="60"/>
+              <w:left w:type="dxa" w:w="90"/>
+              <w:bottom w:type="dxa" w:w="60"/>
+              <w:right w:type="dxa" w:w="90"/>
+            </w:tcMar>
+            <w:vAlign w:val="top"/>
+          </w:tcPr>
+          <w:p>
+            <w:pPr>
+              <w:spacing w:line="280"/>
+              <w:jc w:val="center"/>
+            </w:pPr>
+            <w:r>
+              <w:rPr>
+                <w:rFonts w:ascii="Times New Roman" w:eastAsia="宋体" w:hAnsi="Times New Roman"/>
+                <w:b w:val="false"/>
+                <w:bCs w:val="false"/>
+                <w:color w:val="000000"/>
+                <w:sz w:val="18"/>
+                <w:szCs w:val="18"/>
+              </w:rPr>
+              <w:t xml:space="preserve">1</w:t>
+            </w:r>
+          </w:p>
+        </w:tc>
+      </w:tr>
+      <w:tr>
+        <w:tc>
+          <w:tcPr>
+            <w:tcW w:type="dxa" w:w="2400"/>
+            <w:tcBorders>
+              <w:top w:val="none" w:color="FFFFFF" w:sz="0"/>
+              <w:left w:val="none" w:color="FFFFFF" w:sz="0"/>
+              <w:bottom w:val="single" w:color="BFBFBF" w:sz="2"/>
+              <w:right w:val="none" w:color="FFFFFF" w:sz="0"/>
+            </w:tcBorders>
+            <w:tcMar>
+              <w:top w:type="dxa" w:w="60"/>
+              <w:left w:type="dxa" w:w="90"/>
+              <w:bottom w:type="dxa" w:w="60"/>
+              <w:right w:type="dxa" w:w="90"/>
+            </w:tcMar>
+            <w:vAlign w:val="top"/>
+          </w:tcPr>
+          <w:p>
+            <w:pPr>
+              <w:spacing w:line="280"/>
+              <w:jc w:val="left"/>
+            </w:pPr>
+            <w:r>
+              <w:rPr>
+                <w:rFonts w:ascii="Times New Roman" w:eastAsia="宋体" w:hAnsi="Times New Roman"/>
+                <w:b w:val="false"/>
+                <w:bCs w:val="false"/>
+                <w:color w:val="000000"/>
+                <w:sz w:val="18"/>
+                <w:szCs w:val="18"/>
+              </w:rPr>
+              <w:t xml:space="preserve">磁力架（1.5 mL 离心管用）</w:t>
+            </w:r>
+          </w:p>
+        </w:tc>
+        <w:tc>
+          <w:tcPr>
+            <w:tcW w:type="dxa" w:w="6660"/>
+            <w:tcBorders>
+              <w:top w:val="none" w:color="FFFFFF" w:sz="0"/>
+              <w:left w:val="none" w:color="FFFFFF" w:sz="0"/>
+              <w:bottom w:val="single" w:color="BFBFBF" w:sz="2"/>
+              <w:right w:val="none" w:color="FFFFFF" w:sz="0"/>
+            </w:tcBorders>
+            <w:tcMar>
+              <w:top w:type="dxa" w:w="60"/>
+              <w:left w:type="dxa" w:w="90"/>
+              <w:bottom w:type="dxa" w:w="60"/>
+              <w:right w:type="dxa" w:w="90"/>
+            </w:tcMar>
+            <w:vAlign w:val="top"/>
+          </w:tcPr>
+          <w:p>
+            <w:pPr>
+              <w:spacing w:line="280"/>
+              <w:jc w:val="left"/>
+            </w:pPr>
+            <w:r>
+              <w:rPr>
+                <w:rFonts w:ascii="Times New Roman" w:eastAsia="宋体" w:hAnsi="Times New Roman"/>
+                <w:b w:val="false"/>
+                <w:bCs w:val="false"/>
+                <w:color w:val="000000"/>
+                <w:sz w:val="18"/>
+                <w:szCs w:val="18"/>
+              </w:rPr>
+              <w:t xml:space="preserve">16 孔，适配 1.5 mL 离心管</w:t>
+            </w:r>
+          </w:p>
+        </w:tc>
+        <w:tc>
+          <w:tcPr>
+            <w:tcW w:type="dxa" w:w="800"/>
+            <w:tcBorders>
+              <w:top w:val="none" w:color="FFFFFF" w:sz="0"/>
+              <w:left w:val="none" w:color="FFFFFF" w:sz="0"/>
+              <w:bottom w:val="single" w:color="BFBFBF" w:sz="2"/>
+              <w:right w:val="none" w:color="FFFFFF" w:sz="0"/>
+            </w:tcBorders>
+            <w:tcMar>
+              <w:top w:type="dxa" w:w="60"/>
+              <w:left w:type="dxa" w:w="90"/>
+              <w:bottom w:type="dxa" w:w="60"/>
+              <w:right w:type="dxa" w:w="90"/>
+            </w:tcMar>
+            <w:vAlign w:val="top"/>
+          </w:tcPr>
+          <w:p>
+            <w:pPr>
+              <w:spacing w:line="280"/>
+              <w:jc w:val="center"/>
+            </w:pPr>
+            <w:r>
+              <w:rPr>
+                <w:rFonts w:ascii="Times New Roman" w:eastAsia="宋体" w:hAnsi="Times New Roman"/>
+                <w:b w:val="false"/>
+                <w:bCs w:val="false"/>
+                <w:color w:val="000000"/>
+                <w:sz w:val="18"/>
+                <w:szCs w:val="18"/>
+              </w:rPr>
+              <w:t xml:space="preserve">2</w:t>
+            </w:r>
+          </w:p>
+        </w:tc>
+      </w:tr>
+      <w:tr>
+        <w:tc>
+          <w:tcPr>
+            <w:tcW w:type="dxa" w:w="2400"/>
+            <w:tcBorders>
+              <w:top w:val="none" w:color="FFFFFF" w:sz="0"/>
+              <w:left w:val="none" w:color="FFFFFF" w:sz="0"/>
+              <w:bottom w:val="single" w:color="BFBFBF" w:sz="2"/>
+              <w:right w:val="none" w:color="FFFFFF" w:sz="0"/>
+            </w:tcBorders>
+            <w:tcMar>
+              <w:top w:type="dxa" w:w="60"/>
+              <w:left w:type="dxa" w:w="90"/>
+              <w:bottom w:type="dxa" w:w="60"/>
+              <w:right w:type="dxa" w:w="90"/>
+            </w:tcMar>
+            <w:vAlign w:val="top"/>
+          </w:tcPr>
+          <w:p>
+            <w:pPr>
+              <w:spacing w:line="280"/>
+              <w:jc w:val="left"/>
+            </w:pPr>
+            <w:r>
+              <w:rPr>
+                <w:rFonts w:ascii="Times New Roman" w:eastAsia="宋体" w:hAnsi="Times New Roman"/>
+                <w:b w:val="false"/>
+                <w:bCs w:val="false"/>
+                <w:color w:val="000000"/>
+                <w:sz w:val="18"/>
+                <w:szCs w:val="18"/>
+              </w:rPr>
+              <w:t xml:space="preserve">96 孔磁力架</w:t>
+            </w:r>
+          </w:p>
+        </w:tc>
+        <w:tc>
+          <w:tcPr>
+            <w:tcW w:type="dxa" w:w="6660"/>
+            <w:tcBorders>
+              <w:top w:val="none" w:color="FFFFFF" w:sz="0"/>
+              <w:left w:val="none" w:color="FFFFFF" w:sz="0"/>
+              <w:bottom w:val="single" w:color="BFBFBF" w:sz="2"/>
+              <w:right w:val="none" w:color="FFFFFF" w:sz="0"/>
+            </w:tcBorders>
+            <w:tcMar>
+              <w:top w:type="dxa" w:w="60"/>
+              <w:left w:type="dxa" w:w="90"/>
+              <w:bottom w:type="dxa" w:w="60"/>
+              <w:right w:type="dxa" w:w="90"/>
+            </w:tcMar>
+            <w:vAlign w:val="top"/>
+          </w:tcPr>
+          <w:p>
+            <w:pPr>
+              <w:spacing w:line="280"/>
+              <w:jc w:val="left"/>
+            </w:pPr>
+            <w:r>
+              <w:rPr>
+                <w:rFonts w:ascii="Times New Roman" w:eastAsia="宋体" w:hAnsi="Times New Roman"/>
+                <w:b w:val="false"/>
+                <w:bCs w:val="false"/>
+                <w:color w:val="000000"/>
+                <w:sz w:val="18"/>
+                <w:szCs w:val="18"/>
+              </w:rPr>
+              <w:t xml:space="preserve">适配 96 孔 0.2 mL 板与八排管，含辅助支架</w:t>
+            </w:r>
+          </w:p>
+        </w:tc>
+        <w:tc>
+          <w:tcPr>
+            <w:tcW w:type="dxa" w:w="800"/>
+            <w:tcBorders>
+              <w:top w:val="none" w:color="FFFFFF" w:sz="0"/>
+              <w:left w:val="none" w:color="FFFFFF" w:sz="0"/>
+              <w:bottom w:val="single" w:color="BFBFBF" w:sz="2"/>
+              <w:right w:val="none" w:color="FFFFFF" w:sz="0"/>
+            </w:tcBorders>
+            <w:tcMar>
+              <w:top w:type="dxa" w:w="60"/>
+              <w:left w:type="dxa" w:w="90"/>
+              <w:bottom w:type="dxa" w:w="60"/>
+              <w:right w:type="dxa" w:w="90"/>
+            </w:tcMar>
+            <w:vAlign w:val="top"/>
+          </w:tcPr>
+          <w:p>
+            <w:pPr>
+              <w:spacing w:line="280"/>
+              <w:jc w:val="center"/>
+            </w:pPr>
+            <w:r>
+              <w:rPr>
+                <w:rFonts w:ascii="Times New Roman" w:eastAsia="宋体" w:hAnsi="Times New Roman"/>
+                <w:b w:val="false"/>
+                <w:bCs w:val="false"/>
+                <w:color w:val="000000"/>
+                <w:sz w:val="18"/>
+                <w:szCs w:val="18"/>
+              </w:rPr>
+              <w:t xml:space="preserve">2</w:t>
+            </w:r>
+          </w:p>
+        </w:tc>
+      </w:tr>
+      <w:tr>
+        <w:tc>
+          <w:tcPr>
+            <w:tcW w:type="dxa" w:w="2400"/>
+            <w:tcBorders>
+              <w:top w:val="none" w:color="FFFFFF" w:sz="0"/>
+              <w:left w:val="none" w:color="FFFFFF" w:sz="0"/>
+              <w:bottom w:val="single" w:color="BFBFBF" w:sz="2"/>
+              <w:right w:val="none" w:color="FFFFFF" w:sz="0"/>
+            </w:tcBorders>
+            <w:tcMar>
+              <w:top w:type="dxa" w:w="60"/>
+              <w:left w:type="dxa" w:w="90"/>
+              <w:bottom w:type="dxa" w:w="60"/>
+              <w:right w:type="dxa" w:w="90"/>
+            </w:tcMar>
+            <w:vAlign w:val="top"/>
+          </w:tcPr>
+          <w:p>
+            <w:pPr>
+              <w:spacing w:line="280"/>
+              <w:jc w:val="left"/>
+            </w:pPr>
+            <w:r>
+              <w:rPr>
+                <w:rFonts w:ascii="Times New Roman" w:eastAsia="宋体" w:hAnsi="Times New Roman"/>
+                <w:b w:val="false"/>
+                <w:bCs w:val="false"/>
+                <w:color w:val="000000"/>
+                <w:sz w:val="18"/>
+                <w:szCs w:val="18"/>
+              </w:rPr>
+              <w:t xml:space="preserve">恒温混匀仪</w:t>
+            </w:r>
+          </w:p>
+        </w:tc>
+        <w:tc>
+          <w:tcPr>
+            <w:tcW w:type="dxa" w:w="6660"/>
+            <w:tcBorders>
+              <w:top w:val="none" w:color="FFFFFF" w:sz="0"/>
+              <w:left w:val="none" w:color="FFFFFF" w:sz="0"/>
+              <w:bottom w:val="single" w:color="BFBFBF" w:sz="2"/>
+              <w:right w:val="none" w:color="FFFFFF" w:sz="0"/>
+            </w:tcBorders>
+            <w:tcMar>
+              <w:top w:type="dxa" w:w="60"/>
+              <w:left w:type="dxa" w:w="90"/>
+              <w:bottom w:type="dxa" w:w="60"/>
+              <w:right w:type="dxa" w:w="90"/>
+            </w:tcMar>
+            <w:vAlign w:val="top"/>
+          </w:tcPr>
+          <w:p>
+            <w:pPr>
+              <w:spacing w:line="280"/>
+              <w:jc w:val="left"/>
+            </w:pPr>
+            <w:r>
+              <w:rPr>
+                <w:rFonts w:ascii="Times New Roman" w:eastAsia="宋体" w:hAnsi="Times New Roman"/>
+                <w:b w:val="false"/>
+                <w:bCs w:val="false"/>
+                <w:color w:val="000000"/>
+                <w:sz w:val="18"/>
+                <w:szCs w:val="18"/>
+              </w:rPr>
+              <w:t xml:space="preserve">配 96 孔与 1.5 mL 两种模块，控温可调</w:t>
+            </w:r>
+          </w:p>
+        </w:tc>
+        <w:tc>
+          <w:tcPr>
+            <w:tcW w:type="dxa" w:w="800"/>
+            <w:tcBorders>
+              <w:top w:val="none" w:color="FFFFFF" w:sz="0"/>
+              <w:left w:val="none" w:color="FFFFFF" w:sz="0"/>
+              <w:bottom w:val="single" w:color="BFBFBF" w:sz="2"/>
+              <w:right w:val="none" w:color="FFFFFF" w:sz="0"/>
+            </w:tcBorders>
+            <w:tcMar>
+              <w:top w:type="dxa" w:w="60"/>
+              <w:left w:type="dxa" w:w="90"/>
+              <w:bottom w:type="dxa" w:w="60"/>
+              <w:right w:type="dxa" w:w="90"/>
+            </w:tcMar>
+            <w:vAlign w:val="top"/>
+          </w:tcPr>
+          <w:p>
+            <w:pPr>
+              <w:spacing w:line="280"/>
+              <w:jc w:val="center"/>
+            </w:pPr>
+            <w:r>
+              <w:rPr>
+                <w:rFonts w:ascii="Times New Roman" w:eastAsia="宋体" w:hAnsi="Times New Roman"/>
+                <w:b w:val="false"/>
+                <w:bCs w:val="false"/>
+                <w:color w:val="000000"/>
+                <w:sz w:val="18"/>
+                <w:szCs w:val="18"/>
+              </w:rPr>
+              <w:t xml:space="preserve">1</w:t>
+            </w:r>
+          </w:p>
+        </w:tc>
+      </w:tr>
+      <w:tr>
+        <w:tc>
+          <w:tcPr>
+            <w:tcW w:type="dxa" w:w="2400"/>
+            <w:tcBorders>
+              <w:top w:val="none" w:color="FFFFFF" w:sz="0"/>
+              <w:left w:val="none" w:color="FFFFFF" w:sz="0"/>
+              <w:bottom w:val="single" w:color="BFBFBF" w:sz="2"/>
+              <w:right w:val="none" w:color="FFFFFF" w:sz="0"/>
+            </w:tcBorders>
+            <w:tcMar>
+              <w:top w:type="dxa" w:w="60"/>
+              <w:left w:type="dxa" w:w="90"/>
+              <w:bottom w:type="dxa" w:w="60"/>
+              <w:right w:type="dxa" w:w="90"/>
+            </w:tcMar>
+            <w:vAlign w:val="top"/>
+          </w:tcPr>
+          <w:p>
+            <w:pPr>
+              <w:spacing w:line="280"/>
+              <w:jc w:val="left"/>
+            </w:pPr>
+            <w:r>
+              <w:rPr>
+                <w:rFonts w:ascii="Times New Roman" w:eastAsia="宋体" w:hAnsi="Times New Roman"/>
+                <w:b w:val="false"/>
+                <w:bCs w:val="false"/>
+                <w:color w:val="000000"/>
+                <w:sz w:val="18"/>
+                <w:szCs w:val="18"/>
+              </w:rPr>
+              <w:t xml:space="preserve">真空离心浓缩仪</w:t>
+            </w:r>
+          </w:p>
+        </w:tc>
+        <w:tc>
+          <w:tcPr>
+            <w:tcW w:type="dxa" w:w="6660"/>
+            <w:tcBorders>
+              <w:top w:val="none" w:color="FFFFFF" w:sz="0"/>
+              <w:left w:val="none" w:color="FFFFFF" w:sz="0"/>
+              <w:bottom w:val="single" w:color="BFBFBF" w:sz="2"/>
+              <w:right w:val="none" w:color="FFFFFF" w:sz="0"/>
+            </w:tcBorders>
+            <w:tcMar>
+              <w:top w:type="dxa" w:w="60"/>
+              <w:left w:type="dxa" w:w="90"/>
+              <w:bottom w:type="dxa" w:w="60"/>
+              <w:right w:type="dxa" w:w="90"/>
+            </w:tcMar>
+            <w:vAlign w:val="top"/>
+          </w:tcPr>
+          <w:p>
+            <w:pPr>
+              <w:spacing w:line="280"/>
+              <w:jc w:val="left"/>
+            </w:pPr>
+            <w:r>
+              <w:rPr>
+                <w:rFonts w:ascii="Times New Roman" w:eastAsia="宋体" w:hAnsi="Times New Roman"/>
+                <w:b w:val="false"/>
+                <w:bCs w:val="false"/>
+                <w:color w:val="000000"/>
+                <w:sz w:val="18"/>
+                <w:szCs w:val="18"/>
+              </w:rPr>
+              <w:t xml:space="preserve">用于杂交捕获后样本与文库的浓缩</w:t>
+            </w:r>
+          </w:p>
+        </w:tc>
+        <w:tc>
+          <w:tcPr>
+            <w:tcW w:type="dxa" w:w="800"/>
+            <w:tcBorders>
+              <w:top w:val="none" w:color="FFFFFF" w:sz="0"/>
+              <w:left w:val="none" w:color="FFFFFF" w:sz="0"/>
+              <w:bottom w:val="single" w:color="BFBFBF" w:sz="2"/>
+              <w:right w:val="none" w:color="FFFFFF" w:sz="0"/>
+            </w:tcBorders>
+            <w:tcMar>
+              <w:top w:type="dxa" w:w="60"/>
+              <w:left w:type="dxa" w:w="90"/>
+              <w:bottom w:type="dxa" w:w="60"/>
+              <w:right w:type="dxa" w:w="90"/>
+            </w:tcMar>
+            <w:vAlign w:val="top"/>
+          </w:tcPr>
+          <w:p>
+            <w:pPr>
+              <w:spacing w:line="280"/>
+              <w:jc w:val="center"/>
+            </w:pPr>
+            <w:r>
+              <w:rPr>
+                <w:rFonts w:ascii="Times New Roman" w:eastAsia="宋体" w:hAnsi="Times New Roman"/>
+                <w:b w:val="false"/>
+                <w:bCs w:val="false"/>
+                <w:color w:val="000000"/>
+                <w:sz w:val="18"/>
+                <w:szCs w:val="18"/>
+              </w:rPr>
+              <w:t xml:space="preserve">1</w:t>
+            </w:r>
+          </w:p>
+        </w:tc>
+      </w:tr>
+      <w:tr>
+        <w:tc>
+          <w:tcPr>
+            <w:tcW w:type="dxa" w:w="2400"/>
+            <w:tcBorders>
+              <w:top w:val="none" w:color="FFFFFF" w:sz="0"/>
+              <w:left w:val="none" w:color="FFFFFF" w:sz="0"/>
+              <w:bottom w:val="single" w:color="BFBFBF" w:sz="2"/>
+              <w:right w:val="none" w:color="FFFFFF" w:sz="0"/>
+            </w:tcBorders>
+            <w:tcMar>
+              <w:top w:type="dxa" w:w="60"/>
+              <w:left w:type="dxa" w:w="90"/>
+              <w:bottom w:type="dxa" w:w="60"/>
+              <w:right w:type="dxa" w:w="90"/>
+            </w:tcMar>
+            <w:vAlign w:val="top"/>
+          </w:tcPr>
+          <w:p>
+            <w:pPr>
+              <w:spacing w:line="280"/>
+              <w:jc w:val="left"/>
+            </w:pPr>
+            <w:r>
+              <w:rPr>
+                <w:rFonts w:ascii="Times New Roman" w:eastAsia="宋体" w:hAnsi="Times New Roman"/>
+                <w:b w:val="false"/>
+                <w:bCs w:val="false"/>
+                <w:color w:val="000000"/>
+                <w:sz w:val="18"/>
+                <w:szCs w:val="18"/>
+              </w:rPr>
+              <w:t xml:space="preserve">荧光定量仪</w:t>
+            </w:r>
+          </w:p>
+        </w:tc>
+        <w:tc>
+          <w:tcPr>
+            <w:tcW w:type="dxa" w:w="6660"/>
+            <w:tcBorders>
+              <w:top w:val="none" w:color="FFFFFF" w:sz="0"/>
+              <w:left w:val="none" w:color="FFFFFF" w:sz="0"/>
+              <w:bottom w:val="single" w:color="BFBFBF" w:sz="2"/>
+              <w:right w:val="none" w:color="FFFFFF" w:sz="0"/>
+            </w:tcBorders>
+            <w:tcMar>
+              <w:top w:type="dxa" w:w="60"/>
+              <w:left w:type="dxa" w:w="90"/>
+              <w:bottom w:type="dxa" w:w="60"/>
+              <w:right w:type="dxa" w:w="90"/>
+            </w:tcMar>
+            <w:vAlign w:val="top"/>
+          </w:tcPr>
+          <w:p>
+            <w:pPr>
+              <w:spacing w:line="280"/>
+              <w:jc w:val="left"/>
+            </w:pPr>
+            <w:r>
+              <w:rPr>
+                <w:rFonts w:ascii="Times New Roman" w:eastAsia="宋体" w:hAnsi="Times New Roman"/>
+                <w:b w:val="false"/>
+                <w:bCs w:val="false"/>
+                <w:color w:val="000000"/>
+                <w:sz w:val="18"/>
+                <w:szCs w:val="18"/>
+              </w:rPr>
+              <w:t xml:space="preserve">荧光法核酸与文库浓度精确定量</w:t>
+            </w:r>
+          </w:p>
+        </w:tc>
+        <w:tc>
+          <w:tcPr>
+            <w:tcW w:type="dxa" w:w="800"/>
+            <w:tcBorders>
+              <w:top w:val="none" w:color="FFFFFF" w:sz="0"/>
+              <w:left w:val="none" w:color="FFFFFF" w:sz="0"/>
+              <w:bottom w:val="single" w:color="BFBFBF" w:sz="2"/>
+              <w:right w:val="none" w:color="FFFFFF" w:sz="0"/>
+            </w:tcBorders>
+            <w:tcMar>
+              <w:top w:type="dxa" w:w="60"/>
+              <w:left w:type="dxa" w:w="90"/>
+              <w:bottom w:type="dxa" w:w="60"/>
+              <w:right w:type="dxa" w:w="90"/>
+            </w:tcMar>
+            <w:vAlign w:val="top"/>
+          </w:tcPr>
+          <w:p>
+            <w:pPr>
+              <w:spacing w:line="280"/>
+              <w:jc w:val="center"/>
+            </w:pPr>
+            <w:r>
+              <w:rPr>
+                <w:rFonts w:ascii="Times New Roman" w:eastAsia="宋体" w:hAnsi="Times New Roman"/>
+                <w:b w:val="false"/>
+                <w:bCs w:val="false"/>
+                <w:color w:val="000000"/>
+                <w:sz w:val="18"/>
+                <w:szCs w:val="18"/>
+              </w:rPr>
+              <w:t xml:space="preserve">1</w:t>
+            </w:r>
+          </w:p>
+        </w:tc>
+      </w:tr>
+      <w:tr>
+        <w:tc>
+          <w:tcPr>
+            <w:tcW w:type="dxa" w:w="9860"/>
+            <w:gridSpan w:val="3"/>
+            <w:tcBorders>
+              <w:top w:val="none" w:color="FFFFFF" w:sz="0"/>
+              <w:left w:val="none" w:color="FFFFFF" w:sz="0"/>
+              <w:bottom w:val="single" w:color="BFBFBF" w:sz="2"/>
+              <w:right w:val="none" w:color="FFFFFF" w:sz="0"/>
+            </w:tcBorders>
+            <w:shd w:fill="F0F0F0" w:color="auto" w:val="clear"/>
+            <w:tcMar>
+              <w:top w:type="dxa" w:w="60"/>
+              <w:left w:type="dxa" w:w="90"/>
+              <w:bottom w:type="dxa" w:w="60"/>
+              <w:right w:type="dxa" w:w="90"/>
+            </w:tcMar>
+            <w:vAlign w:val="top"/>
+          </w:tcPr>
+          <w:p>
+            <w:pPr>
+              <w:spacing w:line="280"/>
+              <w:jc w:val="left"/>
+            </w:pPr>
+            <w:r>
+              <w:rPr>
+                <w:rFonts w:ascii="Arial" w:eastAsia="黑体" w:hAnsi="Arial"/>
+                <w:b/>
+                <w:bCs/>
+                <w:color w:val="000000"/>
+                <w:sz w:val="18"/>
+                <w:szCs w:val="18"/>
+              </w:rPr>
+              <w:t xml:space="preserve">扩增区</w:t>
+            </w:r>
+          </w:p>
+        </w:tc>
+      </w:tr>
+      <w:tr>
+        <w:tc>
+          <w:tcPr>
+            <w:tcW w:type="dxa" w:w="2400"/>
+            <w:tcBorders>
+              <w:top w:val="none" w:color="FFFFFF" w:sz="0"/>
+              <w:left w:val="none" w:color="FFFFFF" w:sz="0"/>
+              <w:bottom w:val="single" w:color="BFBFBF" w:sz="2"/>
+              <w:right w:val="none" w:color="FFFFFF" w:sz="0"/>
+            </w:tcBorders>
+            <w:tcMar>
+              <w:top w:type="dxa" w:w="60"/>
+              <w:left w:type="dxa" w:w="90"/>
+              <w:bottom w:type="dxa" w:w="60"/>
+              <w:right w:type="dxa" w:w="90"/>
+            </w:tcMar>
+            <w:vAlign w:val="top"/>
+          </w:tcPr>
+          <w:p>
+            <w:pPr>
+              <w:spacing w:line="280"/>
+              <w:jc w:val="left"/>
+            </w:pPr>
+            <w:r>
+              <w:rPr>
+                <w:rFonts w:ascii="Times New Roman" w:eastAsia="宋体" w:hAnsi="Times New Roman"/>
+                <w:b w:val="false"/>
+                <w:bCs w:val="false"/>
+                <w:color w:val="000000"/>
+                <w:sz w:val="18"/>
+                <w:szCs w:val="18"/>
+              </w:rPr>
+              <w:t xml:space="preserve">冷藏冷冻箱</w:t>
+            </w:r>
+          </w:p>
+        </w:tc>
+        <w:tc>
+          <w:tcPr>
+            <w:tcW w:type="dxa" w:w="6660"/>
+            <w:tcBorders>
+              <w:top w:val="none" w:color="FFFFFF" w:sz="0"/>
+              <w:left w:val="none" w:color="FFFFFF" w:sz="0"/>
+              <w:bottom w:val="single" w:color="BFBFBF" w:sz="2"/>
+              <w:right w:val="none" w:color="FFFFFF" w:sz="0"/>
+            </w:tcBorders>
+            <w:tcMar>
+              <w:top w:type="dxa" w:w="60"/>
+              <w:left w:type="dxa" w:w="90"/>
+              <w:bottom w:type="dxa" w:w="60"/>
+              <w:right w:type="dxa" w:w="90"/>
+            </w:tcMar>
+            <w:vAlign w:val="top"/>
+          </w:tcPr>
+          <w:p>
+            <w:pPr>
+              <w:spacing w:line="280"/>
+              <w:jc w:val="left"/>
+            </w:pPr>
+            <w:r>
+              <w:rPr>
+                <w:rFonts w:ascii="Times New Roman" w:eastAsia="宋体" w:hAnsi="Times New Roman"/>
+                <w:b w:val="false"/>
+                <w:bCs w:val="false"/>
+                <w:color w:val="000000"/>
+                <w:sz w:val="18"/>
+                <w:szCs w:val="18"/>
+              </w:rPr>
+              <w:t xml:space="preserve">2–8 ℃ 冷藏与 −20 ℃ 冷冻双温区</w:t>
+            </w:r>
+          </w:p>
+        </w:tc>
+        <w:tc>
+          <w:tcPr>
+            <w:tcW w:type="dxa" w:w="800"/>
+            <w:tcBorders>
+              <w:top w:val="none" w:color="FFFFFF" w:sz="0"/>
+              <w:left w:val="none" w:color="FFFFFF" w:sz="0"/>
+              <w:bottom w:val="single" w:color="BFBFBF" w:sz="2"/>
+              <w:right w:val="none" w:color="FFFFFF" w:sz="0"/>
+            </w:tcBorders>
+            <w:tcMar>
+              <w:top w:type="dxa" w:w="60"/>
+              <w:left w:type="dxa" w:w="90"/>
+              <w:bottom w:type="dxa" w:w="60"/>
+              <w:right w:type="dxa" w:w="90"/>
+            </w:tcMar>
+            <w:vAlign w:val="top"/>
+          </w:tcPr>
+          <w:p>
+            <w:pPr>
+              <w:spacing w:line="280"/>
+              <w:jc w:val="center"/>
+            </w:pPr>
+            <w:r>
+              <w:rPr>
+                <w:rFonts w:ascii="Times New Roman" w:eastAsia="宋体" w:hAnsi="Times New Roman"/>
+                <w:b w:val="false"/>
+                <w:bCs w:val="false"/>
+                <w:color w:val="000000"/>
+                <w:sz w:val="18"/>
+                <w:szCs w:val="18"/>
+              </w:rPr>
+              <w:t xml:space="preserve">1</w:t>
+            </w:r>
+          </w:p>
+        </w:tc>
+      </w:tr>
+      <w:tr>
+        <w:tc>
+          <w:tcPr>
+            <w:tcW w:type="dxa" w:w="2400"/>
+            <w:tcBorders>
+              <w:top w:val="none" w:color="FFFFFF" w:sz="0"/>
+              <w:left w:val="none" w:color="FFFFFF" w:sz="0"/>
+              <w:bottom w:val="single" w:color="BFBFBF" w:sz="2"/>
+              <w:right w:val="none" w:color="FFFFFF" w:sz="0"/>
+            </w:tcBorders>
+            <w:tcMar>
+              <w:top w:type="dxa" w:w="60"/>
+              <w:left w:type="dxa" w:w="90"/>
+              <w:bottom w:type="dxa" w:w="60"/>
+              <w:right w:type="dxa" w:w="90"/>
+            </w:tcMar>
+            <w:vAlign w:val="top"/>
+          </w:tcPr>
+          <w:p>
+            <w:pPr>
+              <w:spacing w:line="280"/>
+              <w:jc w:val="left"/>
+            </w:pPr>
+            <w:r>
+              <w:rPr>
+                <w:rFonts w:ascii="Times New Roman" w:eastAsia="宋体" w:hAnsi="Times New Roman"/>
+                <w:b w:val="false"/>
+                <w:bCs w:val="false"/>
+                <w:color w:val="000000"/>
+                <w:sz w:val="18"/>
+                <w:szCs w:val="18"/>
+              </w:rPr>
+              <w:t xml:space="preserve">计时器</w:t>
+            </w:r>
+          </w:p>
+        </w:tc>
+        <w:tc>
+          <w:tcPr>
+            <w:tcW w:type="dxa" w:w="6660"/>
+            <w:tcBorders>
+              <w:top w:val="none" w:color="FFFFFF" w:sz="0"/>
+              <w:left w:val="none" w:color="FFFFFF" w:sz="0"/>
+              <w:bottom w:val="single" w:color="BFBFBF" w:sz="2"/>
+              <w:right w:val="none" w:color="FFFFFF" w:sz="0"/>
+            </w:tcBorders>
+            <w:tcMar>
+              <w:top w:type="dxa" w:w="60"/>
+              <w:left w:type="dxa" w:w="90"/>
+              <w:bottom w:type="dxa" w:w="60"/>
+              <w:right w:type="dxa" w:w="90"/>
+            </w:tcMar>
+            <w:vAlign w:val="top"/>
+          </w:tcPr>
+          <w:p>
+            <w:pPr>
+              <w:spacing w:line="280"/>
+              <w:jc w:val="left"/>
+            </w:pPr>
+            <w:r>
+              <w:rPr>
+                <w:rFonts w:ascii="Times New Roman" w:eastAsia="宋体" w:hAnsi="Times New Roman"/>
+                <w:b w:val="false"/>
+                <w:bCs w:val="false"/>
+                <w:color w:val="000000"/>
+                <w:sz w:val="18"/>
+                <w:szCs w:val="18"/>
+              </w:rPr>
+              <w:t xml:space="preserve">量程覆盖常规孵育时长，具备定时提醒</w:t>
+            </w:r>
+          </w:p>
+        </w:tc>
+        <w:tc>
+          <w:tcPr>
+            <w:tcW w:type="dxa" w:w="800"/>
+            <w:tcBorders>
+              <w:top w:val="none" w:color="FFFFFF" w:sz="0"/>
+              <w:left w:val="none" w:color="FFFFFF" w:sz="0"/>
+              <w:bottom w:val="single" w:color="BFBFBF" w:sz="2"/>
+              <w:right w:val="none" w:color="FFFFFF" w:sz="0"/>
+            </w:tcBorders>
+            <w:tcMar>
+              <w:top w:type="dxa" w:w="60"/>
+              <w:left w:type="dxa" w:w="90"/>
+              <w:bottom w:type="dxa" w:w="60"/>
+              <w:right w:type="dxa" w:w="90"/>
+            </w:tcMar>
+            <w:vAlign w:val="top"/>
+          </w:tcPr>
+          <w:p>
+            <w:pPr>
+              <w:spacing w:line="280"/>
+              <w:jc w:val="center"/>
+            </w:pPr>
+            <w:r>
+              <w:rPr>
+                <w:rFonts w:ascii="Times New Roman" w:eastAsia="宋体" w:hAnsi="Times New Roman"/>
+                <w:b w:val="false"/>
+                <w:bCs w:val="false"/>
+                <w:color w:val="000000"/>
+                <w:sz w:val="18"/>
+                <w:szCs w:val="18"/>
+              </w:rPr>
+              <w:t xml:space="preserve">1</w:t>
+            </w:r>
+          </w:p>
+        </w:tc>
+      </w:tr>
+      <w:tr>
+        <w:tc>
+          <w:tcPr>
+            <w:tcW w:type="dxa" w:w="2400"/>
+            <w:tcBorders>
+              <w:top w:val="none" w:color="FFFFFF" w:sz="0"/>
+              <w:left w:val="none" w:color="FFFFFF" w:sz="0"/>
+              <w:bottom w:val="single" w:color="BFBFBF" w:sz="2"/>
+              <w:right w:val="none" w:color="FFFFFF" w:sz="0"/>
+            </w:tcBorders>
+            <w:tcMar>
+              <w:top w:type="dxa" w:w="60"/>
+              <w:left w:type="dxa" w:w="90"/>
+              <w:bottom w:type="dxa" w:w="60"/>
+              <w:right w:type="dxa" w:w="90"/>
+            </w:tcMar>
+            <w:vAlign w:val="top"/>
+          </w:tcPr>
+          <w:p>
+            <w:pPr>
+              <w:spacing w:line="280"/>
+              <w:jc w:val="left"/>
+            </w:pPr>
+            <w:r>
+              <w:rPr>
+                <w:rFonts w:ascii="Times New Roman" w:eastAsia="宋体" w:hAnsi="Times New Roman"/>
+                <w:b w:val="false"/>
+                <w:bCs w:val="false"/>
+                <w:color w:val="000000"/>
+                <w:sz w:val="18"/>
+                <w:szCs w:val="18"/>
+              </w:rPr>
+              <w:t xml:space="preserve">温湿度计</w:t>
+            </w:r>
+          </w:p>
+        </w:tc>
+        <w:tc>
+          <w:tcPr>
+            <w:tcW w:type="dxa" w:w="6660"/>
+            <w:tcBorders>
+              <w:top w:val="none" w:color="FFFFFF" w:sz="0"/>
+              <w:left w:val="none" w:color="FFFFFF" w:sz="0"/>
+              <w:bottom w:val="single" w:color="BFBFBF" w:sz="2"/>
+              <w:right w:val="none" w:color="FFFFFF" w:sz="0"/>
+            </w:tcBorders>
+            <w:tcMar>
+              <w:top w:type="dxa" w:w="60"/>
+              <w:left w:type="dxa" w:w="90"/>
+              <w:bottom w:type="dxa" w:w="60"/>
+              <w:right w:type="dxa" w:w="90"/>
+            </w:tcMar>
+            <w:vAlign w:val="top"/>
+          </w:tcPr>
+          <w:p>
+            <w:pPr>
+              <w:spacing w:line="280"/>
+              <w:jc w:val="left"/>
+            </w:pPr>
+            <w:r>
+              <w:rPr>
+                <w:rFonts w:ascii="Times New Roman" w:eastAsia="宋体" w:hAnsi="Times New Roman"/>
+                <w:b w:val="false"/>
+                <w:bCs w:val="false"/>
+                <w:color w:val="000000"/>
+                <w:sz w:val="18"/>
+                <w:szCs w:val="18"/>
+              </w:rPr>
+              <w:t xml:space="preserve">可显示环境温湿度，具备最值记录</w:t>
+            </w:r>
+          </w:p>
+        </w:tc>
+        <w:tc>
+          <w:tcPr>
+            <w:tcW w:type="dxa" w:w="800"/>
+            <w:tcBorders>
+              <w:top w:val="none" w:color="FFFFFF" w:sz="0"/>
+              <w:left w:val="none" w:color="FFFFFF" w:sz="0"/>
+              <w:bottom w:val="single" w:color="BFBFBF" w:sz="2"/>
+              <w:right w:val="none" w:color="FFFFFF" w:sz="0"/>
+            </w:tcBorders>
+            <w:tcMar>
+              <w:top w:type="dxa" w:w="60"/>
+              <w:left w:type="dxa" w:w="90"/>
+              <w:bottom w:type="dxa" w:w="60"/>
+              <w:right w:type="dxa" w:w="90"/>
+            </w:tcMar>
+            <w:vAlign w:val="top"/>
+          </w:tcPr>
+          <w:p>
+            <w:pPr>
+              <w:spacing w:line="280"/>
+              <w:jc w:val="center"/>
+            </w:pPr>
+            <w:r>
+              <w:rPr>
+                <w:rFonts w:ascii="Times New Roman" w:eastAsia="宋体" w:hAnsi="Times New Roman"/>
+                <w:b w:val="false"/>
+                <w:bCs w:val="false"/>
+                <w:color w:val="000000"/>
+                <w:sz w:val="18"/>
+                <w:szCs w:val="18"/>
+              </w:rPr>
+              <w:t xml:space="preserve">1</w:t>
+            </w:r>
+          </w:p>
+        </w:tc>
+      </w:tr>
+      <w:tr>
+        <w:tc>
+          <w:tcPr>
+            <w:tcW w:type="dxa" w:w="2400"/>
+            <w:tcBorders>
+              <w:top w:val="none" w:color="FFFFFF" w:sz="0"/>
+              <w:left w:val="none" w:color="FFFFFF" w:sz="0"/>
+              <w:bottom w:val="single" w:color="BFBFBF" w:sz="2"/>
+              <w:right w:val="none" w:color="FFFFFF" w:sz="0"/>
+            </w:tcBorders>
+            <w:tcMar>
+              <w:top w:type="dxa" w:w="60"/>
+              <w:left w:type="dxa" w:w="90"/>
+              <w:bottom w:type="dxa" w:w="60"/>
+              <w:right w:type="dxa" w:w="90"/>
+            </w:tcMar>
+            <w:vAlign w:val="top"/>
+          </w:tcPr>
+          <w:p>
+            <w:pPr>
+              <w:spacing w:line="280"/>
+              <w:jc w:val="left"/>
+            </w:pPr>
+            <w:r>
+              <w:rPr>
+                <w:rFonts w:ascii="Times New Roman" w:eastAsia="宋体" w:hAnsi="Times New Roman"/>
+                <w:b w:val="false"/>
+                <w:bCs w:val="false"/>
+                <w:color w:val="000000"/>
+                <w:sz w:val="18"/>
+                <w:szCs w:val="18"/>
+              </w:rPr>
+              <w:t xml:space="preserve">漩涡振荡器</w:t>
+            </w:r>
+          </w:p>
+        </w:tc>
+        <w:tc>
+          <w:tcPr>
+            <w:tcW w:type="dxa" w:w="6660"/>
+            <w:tcBorders>
+              <w:top w:val="none" w:color="FFFFFF" w:sz="0"/>
+              <w:left w:val="none" w:color="FFFFFF" w:sz="0"/>
+              <w:bottom w:val="single" w:color="BFBFBF" w:sz="2"/>
+              <w:right w:val="none" w:color="FFFFFF" w:sz="0"/>
+            </w:tcBorders>
+            <w:tcMar>
+              <w:top w:type="dxa" w:w="60"/>
+              <w:left w:type="dxa" w:w="90"/>
+              <w:bottom w:type="dxa" w:w="60"/>
+              <w:right w:type="dxa" w:w="90"/>
+            </w:tcMar>
+            <w:vAlign w:val="top"/>
+          </w:tcPr>
+          <w:p>
+            <w:pPr>
+              <w:spacing w:line="280"/>
+              <w:jc w:val="left"/>
+            </w:pPr>
+            <w:r>
+              <w:rPr>
+                <w:rFonts w:ascii="Times New Roman" w:eastAsia="宋体" w:hAnsi="Times New Roman"/>
+                <w:b w:val="false"/>
+                <w:bCs w:val="false"/>
+                <w:color w:val="000000"/>
+                <w:sz w:val="18"/>
+                <w:szCs w:val="18"/>
+              </w:rPr>
+              <w:t xml:space="preserve">转速可调，支持点动与连续两种模式</w:t>
+            </w:r>
+          </w:p>
+        </w:tc>
+        <w:tc>
+          <w:tcPr>
+            <w:tcW w:type="dxa" w:w="800"/>
+            <w:tcBorders>
+              <w:top w:val="none" w:color="FFFFFF" w:sz="0"/>
+              <w:left w:val="none" w:color="FFFFFF" w:sz="0"/>
+              <w:bottom w:val="single" w:color="BFBFBF" w:sz="2"/>
+              <w:right w:val="none" w:color="FFFFFF" w:sz="0"/>
+            </w:tcBorders>
+            <w:tcMar>
+              <w:top w:type="dxa" w:w="60"/>
+              <w:left w:type="dxa" w:w="90"/>
+              <w:bottom w:type="dxa" w:w="60"/>
+              <w:right w:type="dxa" w:w="90"/>
+            </w:tcMar>
+            <w:vAlign w:val="top"/>
+          </w:tcPr>
+          <w:p>
+            <w:pPr>
+              <w:spacing w:line="280"/>
+              <w:jc w:val="center"/>
+            </w:pPr>
+            <w:r>
+              <w:rPr>
+                <w:rFonts w:ascii="Times New Roman" w:eastAsia="宋体" w:hAnsi="Times New Roman"/>
+                <w:b w:val="false"/>
+                <w:bCs w:val="false"/>
+                <w:color w:val="000000"/>
+                <w:sz w:val="18"/>
+                <w:szCs w:val="18"/>
+              </w:rPr>
+              <w:t xml:space="preserve">1</w:t>
+            </w:r>
+          </w:p>
+        </w:tc>
+      </w:tr>
+      <w:tr>
+        <w:tc>
+          <w:tcPr>
+            <w:tcW w:type="dxa" w:w="2400"/>
+            <w:tcBorders>
+              <w:top w:val="none" w:color="FFFFFF" w:sz="0"/>
+              <w:left w:val="none" w:color="FFFFFF" w:sz="0"/>
+              <w:bottom w:val="single" w:color="BFBFBF" w:sz="2"/>
+              <w:right w:val="none" w:color="FFFFFF" w:sz="0"/>
+            </w:tcBorders>
+            <w:tcMar>
+              <w:top w:type="dxa" w:w="60"/>
+              <w:left w:type="dxa" w:w="90"/>
+              <w:bottom w:type="dxa" w:w="60"/>
+              <w:right w:type="dxa" w:w="90"/>
+            </w:tcMar>
+            <w:vAlign w:val="top"/>
+          </w:tcPr>
+          <w:p>
+            <w:pPr>
+              <w:spacing w:line="280"/>
+              <w:jc w:val="left"/>
+            </w:pPr>
+            <w:r>
+              <w:rPr>
+                <w:rFonts w:ascii="Times New Roman" w:eastAsia="宋体" w:hAnsi="Times New Roman"/>
+                <w:b w:val="false"/>
+                <w:bCs w:val="false"/>
+                <w:color w:val="000000"/>
+                <w:sz w:val="18"/>
+                <w:szCs w:val="18"/>
+              </w:rPr>
+              <w:t xml:space="preserve">掌式离心机</w:t>
+            </w:r>
+          </w:p>
+        </w:tc>
+        <w:tc>
+          <w:tcPr>
+            <w:tcW w:type="dxa" w:w="6660"/>
+            <w:tcBorders>
+              <w:top w:val="none" w:color="FFFFFF" w:sz="0"/>
+              <w:left w:val="none" w:color="FFFFFF" w:sz="0"/>
+              <w:bottom w:val="single" w:color="BFBFBF" w:sz="2"/>
+              <w:right w:val="none" w:color="FFFFFF" w:sz="0"/>
+            </w:tcBorders>
+            <w:tcMar>
+              <w:top w:type="dxa" w:w="60"/>
+              <w:left w:type="dxa" w:w="90"/>
+              <w:bottom w:type="dxa" w:w="60"/>
+              <w:right w:type="dxa" w:w="90"/>
+            </w:tcMar>
+            <w:vAlign w:val="top"/>
+          </w:tcPr>
+          <w:p>
+            <w:pPr>
+              <w:spacing w:line="280"/>
+              <w:jc w:val="left"/>
+            </w:pPr>
+            <w:r>
+              <w:rPr>
+                <w:rFonts w:ascii="Times New Roman" w:eastAsia="宋体" w:hAnsi="Times New Roman"/>
+                <w:b w:val="false"/>
+                <w:bCs w:val="false"/>
+                <w:color w:val="000000"/>
+                <w:sz w:val="18"/>
+                <w:szCs w:val="18"/>
+              </w:rPr>
+              <w:t xml:space="preserve">适配 1.5 mL 离心管与八排管，两种转子</w:t>
+            </w:r>
+          </w:p>
+        </w:tc>
+        <w:tc>
+          <w:tcPr>
+            <w:tcW w:type="dxa" w:w="800"/>
+            <w:tcBorders>
+              <w:top w:val="none" w:color="FFFFFF" w:sz="0"/>
+              <w:left w:val="none" w:color="FFFFFF" w:sz="0"/>
+              <w:bottom w:val="single" w:color="BFBFBF" w:sz="2"/>
+              <w:right w:val="none" w:color="FFFFFF" w:sz="0"/>
+            </w:tcBorders>
+            <w:tcMar>
+              <w:top w:type="dxa" w:w="60"/>
+              <w:left w:type="dxa" w:w="90"/>
+              <w:bottom w:type="dxa" w:w="60"/>
+              <w:right w:type="dxa" w:w="90"/>
+            </w:tcMar>
+            <w:vAlign w:val="top"/>
+          </w:tcPr>
+          <w:p>
+            <w:pPr>
+              <w:spacing w:line="280"/>
+              <w:jc w:val="center"/>
+            </w:pPr>
+            <w:r>
+              <w:rPr>
+                <w:rFonts w:ascii="Times New Roman" w:eastAsia="宋体" w:hAnsi="Times New Roman"/>
+                <w:b w:val="false"/>
+                <w:bCs w:val="false"/>
+                <w:color w:val="000000"/>
+                <w:sz w:val="18"/>
+                <w:szCs w:val="18"/>
+              </w:rPr>
+              <w:t xml:space="preserve">1</w:t>
+            </w:r>
+          </w:p>
+        </w:tc>
+      </w:tr>
+      <w:tr>
+        <w:tc>
+          <w:tcPr>
+            <w:tcW w:type="dxa" w:w="2400"/>
+            <w:tcBorders>
+              <w:top w:val="none" w:color="FFFFFF" w:sz="0"/>
+              <w:left w:val="none" w:color="FFFFFF" w:sz="0"/>
+              <w:bottom w:val="single" w:color="BFBFBF" w:sz="2"/>
+              <w:right w:val="none" w:color="FFFFFF" w:sz="0"/>
+            </w:tcBorders>
+            <w:tcMar>
+              <w:top w:type="dxa" w:w="60"/>
+              <w:left w:type="dxa" w:w="90"/>
+              <w:bottom w:type="dxa" w:w="60"/>
+              <w:right w:type="dxa" w:w="90"/>
+            </w:tcMar>
+            <w:vAlign w:val="top"/>
+          </w:tcPr>
+          <w:p>
+            <w:pPr>
+              <w:spacing w:line="280"/>
+              <w:jc w:val="left"/>
+            </w:pPr>
+            <w:r>
+              <w:rPr>
+                <w:rFonts w:ascii="Times New Roman" w:eastAsia="宋体" w:hAnsi="Times New Roman"/>
+                <w:b w:val="false"/>
+                <w:bCs w:val="false"/>
+                <w:color w:val="000000"/>
+                <w:sz w:val="18"/>
+                <w:szCs w:val="18"/>
+              </w:rPr>
+              <w:t xml:space="preserve">单道移液器</w:t>
+            </w:r>
+          </w:p>
+        </w:tc>
+        <w:tc>
+          <w:tcPr>
+            <w:tcW w:type="dxa" w:w="6660"/>
+            <w:tcBorders>
+              <w:top w:val="none" w:color="FFFFFF" w:sz="0"/>
+              <w:left w:val="none" w:color="FFFFFF" w:sz="0"/>
+              <w:bottom w:val="single" w:color="BFBFBF" w:sz="2"/>
+              <w:right w:val="none" w:color="FFFFFF" w:sz="0"/>
+            </w:tcBorders>
+            <w:tcMar>
+              <w:top w:type="dxa" w:w="60"/>
+              <w:left w:type="dxa" w:w="90"/>
+              <w:bottom w:type="dxa" w:w="60"/>
+              <w:right w:type="dxa" w:w="90"/>
+            </w:tcMar>
+            <w:vAlign w:val="top"/>
+          </w:tcPr>
+          <w:p>
+            <w:pPr>
+              <w:spacing w:line="280"/>
+              <w:jc w:val="left"/>
+            </w:pPr>
+            <w:r>
+              <w:rPr>
+                <w:rFonts w:ascii="Times New Roman" w:eastAsia="宋体" w:hAnsi="Times New Roman"/>
+                <w:b w:val="false"/>
+                <w:bCs w:val="false"/>
+                <w:color w:val="000000"/>
+                <w:sz w:val="18"/>
+                <w:szCs w:val="18"/>
+              </w:rPr>
+              <w:t xml:space="preserve">量程分档覆盖 0.1–1000 µL；分档：0.1–2.0、0.5–10、2–20、10–100、20–200、100–1000 µL</w:t>
+            </w:r>
+          </w:p>
+        </w:tc>
+        <w:tc>
+          <w:tcPr>
+            <w:tcW w:type="dxa" w:w="800"/>
+            <w:tcBorders>
+              <w:top w:val="none" w:color="FFFFFF" w:sz="0"/>
+              <w:left w:val="none" w:color="FFFFFF" w:sz="0"/>
+              <w:bottom w:val="single" w:color="BFBFBF" w:sz="2"/>
+              <w:right w:val="none" w:color="FFFFFF" w:sz="0"/>
+            </w:tcBorders>
+            <w:tcMar>
+              <w:top w:type="dxa" w:w="60"/>
+              <w:left w:type="dxa" w:w="90"/>
+              <w:bottom w:type="dxa" w:w="60"/>
+              <w:right w:type="dxa" w:w="90"/>
+            </w:tcMar>
+            <w:vAlign w:val="top"/>
+          </w:tcPr>
+          <w:p>
+            <w:pPr>
+              <w:spacing w:line="280"/>
+              <w:jc w:val="center"/>
+            </w:pPr>
+            <w:r>
+              <w:rPr>
+                <w:rFonts w:ascii="Times New Roman" w:eastAsia="宋体" w:hAnsi="Times New Roman"/>
+                <w:b w:val="false"/>
+                <w:bCs w:val="false"/>
+                <w:color w:val="000000"/>
+                <w:sz w:val="18"/>
+                <w:szCs w:val="18"/>
+              </w:rPr>
+              <w:t xml:space="preserve">6</w:t>
+            </w:r>
+          </w:p>
+        </w:tc>
+      </w:tr>
+      <w:tr>
+        <w:tc>
+          <w:tcPr>
+            <w:tcW w:type="dxa" w:w="2400"/>
+            <w:tcBorders>
+              <w:top w:val="none" w:color="FFFFFF" w:sz="0"/>
+              <w:left w:val="none" w:color="FFFFFF" w:sz="0"/>
+              <w:bottom w:val="single" w:color="BFBFBF" w:sz="2"/>
+              <w:right w:val="none" w:color="FFFFFF" w:sz="0"/>
+            </w:tcBorders>
+            <w:tcMar>
+              <w:top w:type="dxa" w:w="60"/>
+              <w:left w:type="dxa" w:w="90"/>
+              <w:bottom w:type="dxa" w:w="60"/>
+              <w:right w:type="dxa" w:w="90"/>
+            </w:tcMar>
+            <w:vAlign w:val="top"/>
+          </w:tcPr>
+          <w:p>
+            <w:pPr>
+              <w:spacing w:line="280"/>
+              <w:jc w:val="left"/>
+            </w:pPr>
+            <w:r>
+              <w:rPr>
+                <w:rFonts w:ascii="Times New Roman" w:eastAsia="宋体" w:hAnsi="Times New Roman"/>
+                <w:b w:val="false"/>
+                <w:bCs w:val="false"/>
+                <w:color w:val="000000"/>
+                <w:sz w:val="18"/>
+                <w:szCs w:val="18"/>
+              </w:rPr>
+              <w:t xml:space="preserve">PCR扩增仪</w:t>
+            </w:r>
+          </w:p>
+        </w:tc>
+        <w:tc>
+          <w:tcPr>
+            <w:tcW w:type="dxa" w:w="6660"/>
+            <w:tcBorders>
+              <w:top w:val="none" w:color="FFFFFF" w:sz="0"/>
+              <w:left w:val="none" w:color="FFFFFF" w:sz="0"/>
+              <w:bottom w:val="single" w:color="BFBFBF" w:sz="2"/>
+              <w:right w:val="none" w:color="FFFFFF" w:sz="0"/>
+            </w:tcBorders>
+            <w:tcMar>
+              <w:top w:type="dxa" w:w="60"/>
+              <w:left w:type="dxa" w:w="90"/>
+              <w:bottom w:type="dxa" w:w="60"/>
+              <w:right w:type="dxa" w:w="90"/>
+            </w:tcMar>
+            <w:vAlign w:val="top"/>
+          </w:tcPr>
+          <w:p>
+            <w:pPr>
+              <w:spacing w:line="280"/>
+              <w:jc w:val="left"/>
+            </w:pPr>
+            <w:r>
+              <w:rPr>
+                <w:rFonts w:ascii="Times New Roman" w:eastAsia="宋体" w:hAnsi="Times New Roman"/>
+                <w:b w:val="false"/>
+                <w:bCs w:val="false"/>
+                <w:color w:val="000000"/>
+                <w:sz w:val="18"/>
+                <w:szCs w:val="18"/>
+              </w:rPr>
+              <w:t xml:space="preserve">≥96 孔，具备梯度扩增功能</w:t>
+            </w:r>
+          </w:p>
+        </w:tc>
+        <w:tc>
+          <w:tcPr>
+            <w:tcW w:type="dxa" w:w="800"/>
+            <w:tcBorders>
+              <w:top w:val="none" w:color="FFFFFF" w:sz="0"/>
+              <w:left w:val="none" w:color="FFFFFF" w:sz="0"/>
+              <w:bottom w:val="single" w:color="BFBFBF" w:sz="2"/>
+              <w:right w:val="none" w:color="FFFFFF" w:sz="0"/>
+            </w:tcBorders>
+            <w:tcMar>
+              <w:top w:type="dxa" w:w="60"/>
+              <w:left w:type="dxa" w:w="90"/>
+              <w:bottom w:type="dxa" w:w="60"/>
+              <w:right w:type="dxa" w:w="90"/>
+            </w:tcMar>
+            <w:vAlign w:val="top"/>
+          </w:tcPr>
+          <w:p>
+            <w:pPr>
+              <w:spacing w:line="280"/>
+              <w:jc w:val="center"/>
+            </w:pPr>
+            <w:r>
+              <w:rPr>
+                <w:rFonts w:ascii="Times New Roman" w:eastAsia="宋体" w:hAnsi="Times New Roman"/>
+                <w:b w:val="false"/>
+                <w:bCs w:val="false"/>
+                <w:color w:val="000000"/>
+                <w:sz w:val="18"/>
+                <w:szCs w:val="18"/>
+              </w:rPr>
+              <w:t xml:space="preserve">1</w:t>
+            </w:r>
+          </w:p>
+        </w:tc>
+      </w:tr>
+      <w:tr>
+        <w:tc>
+          <w:tcPr>
+            <w:tcW w:type="dxa" w:w="2400"/>
+            <w:tcBorders>
+              <w:top w:val="none" w:color="FFFFFF" w:sz="0"/>
+              <w:left w:val="none" w:color="FFFFFF" w:sz="0"/>
+              <w:bottom w:val="single" w:color="BFBFBF" w:sz="2"/>
+              <w:right w:val="none" w:color="FFFFFF" w:sz="0"/>
+            </w:tcBorders>
+            <w:tcMar>
+              <w:top w:type="dxa" w:w="60"/>
+              <w:left w:type="dxa" w:w="90"/>
+              <w:bottom w:type="dxa" w:w="60"/>
+              <w:right w:type="dxa" w:w="90"/>
+            </w:tcMar>
+            <w:vAlign w:val="top"/>
+          </w:tcPr>
+          <w:p>
+            <w:pPr>
+              <w:spacing w:line="280"/>
+              <w:jc w:val="left"/>
+            </w:pPr>
+            <w:r>
+              <w:rPr>
+                <w:rFonts w:ascii="Times New Roman" w:eastAsia="宋体" w:hAnsi="Times New Roman"/>
+                <w:b w:val="false"/>
+                <w:bCs w:val="false"/>
+                <w:color w:val="000000"/>
+                <w:sz w:val="18"/>
+                <w:szCs w:val="18"/>
+              </w:rPr>
+              <w:t xml:space="preserve">全自动毛细管电泳仪</w:t>
+            </w:r>
+          </w:p>
+        </w:tc>
+        <w:tc>
+          <w:tcPr>
+            <w:tcW w:type="dxa" w:w="6660"/>
+            <w:tcBorders>
+              <w:top w:val="none" w:color="FFFFFF" w:sz="0"/>
+              <w:left w:val="none" w:color="FFFFFF" w:sz="0"/>
+              <w:bottom w:val="single" w:color="BFBFBF" w:sz="2"/>
+              <w:right w:val="none" w:color="FFFFFF" w:sz="0"/>
+            </w:tcBorders>
+            <w:tcMar>
+              <w:top w:type="dxa" w:w="60"/>
+              <w:left w:type="dxa" w:w="90"/>
+              <w:bottom w:type="dxa" w:w="60"/>
+              <w:right w:type="dxa" w:w="90"/>
+            </w:tcMar>
+            <w:vAlign w:val="top"/>
+          </w:tcPr>
+          <w:p>
+            <w:pPr>
+              <w:spacing w:line="280"/>
+              <w:jc w:val="left"/>
+            </w:pPr>
+            <w:r>
+              <w:rPr>
+                <w:rFonts w:ascii="Times New Roman" w:eastAsia="宋体" w:hAnsi="Times New Roman"/>
+                <w:b w:val="false"/>
+                <w:bCs w:val="false"/>
+                <w:color w:val="000000"/>
+                <w:sz w:val="18"/>
+                <w:szCs w:val="18"/>
+              </w:rPr>
+              <w:t xml:space="preserve">文库片段长度分布与浓度分析</w:t>
+            </w:r>
+          </w:p>
+        </w:tc>
+        <w:tc>
+          <w:tcPr>
+            <w:tcW w:type="dxa" w:w="800"/>
+            <w:tcBorders>
+              <w:top w:val="none" w:color="FFFFFF" w:sz="0"/>
+              <w:left w:val="none" w:color="FFFFFF" w:sz="0"/>
+              <w:bottom w:val="single" w:color="BFBFBF" w:sz="2"/>
+              <w:right w:val="none" w:color="FFFFFF" w:sz="0"/>
+            </w:tcBorders>
+            <w:tcMar>
+              <w:top w:type="dxa" w:w="60"/>
+              <w:left w:type="dxa" w:w="90"/>
+              <w:bottom w:type="dxa" w:w="60"/>
+              <w:right w:type="dxa" w:w="90"/>
+            </w:tcMar>
+            <w:vAlign w:val="top"/>
+          </w:tcPr>
+          <w:p>
+            <w:pPr>
+              <w:spacing w:line="280"/>
+              <w:jc w:val="center"/>
+            </w:pPr>
+            <w:r>
+              <w:rPr>
+                <w:rFonts w:ascii="Times New Roman" w:eastAsia="宋体" w:hAnsi="Times New Roman"/>
+                <w:b w:val="false"/>
+                <w:bCs w:val="false"/>
+                <w:color w:val="000000"/>
+                <w:sz w:val="18"/>
+                <w:szCs w:val="18"/>
+              </w:rPr>
+              <w:t xml:space="preserve">1</w:t>
+            </w:r>
+          </w:p>
+        </w:tc>
+      </w:tr>
+      <w:tr>
+        <w:tc>
+          <w:tcPr>
+            <w:tcW w:type="dxa" w:w="2400"/>
+            <w:tcBorders>
+              <w:top w:val="none" w:color="FFFFFF" w:sz="0"/>
+              <w:left w:val="none" w:color="FFFFFF" w:sz="0"/>
+              <w:bottom w:val="single" w:color="BFBFBF" w:sz="2"/>
+              <w:right w:val="none" w:color="FFFFFF" w:sz="0"/>
+            </w:tcBorders>
+            <w:tcMar>
+              <w:top w:type="dxa" w:w="60"/>
+              <w:left w:type="dxa" w:w="90"/>
+              <w:bottom w:type="dxa" w:w="60"/>
+              <w:right w:type="dxa" w:w="90"/>
+            </w:tcMar>
+            <w:vAlign w:val="top"/>
+          </w:tcPr>
+          <w:p>
+            <w:pPr>
+              <w:spacing w:line="280"/>
+              <w:jc w:val="left"/>
+            </w:pPr>
+            <w:r>
+              <w:rPr>
+                <w:rFonts w:ascii="Times New Roman" w:eastAsia="宋体" w:hAnsi="Times New Roman"/>
+                <w:b w:val="false"/>
+                <w:bCs w:val="false"/>
+                <w:color w:val="000000"/>
+                <w:sz w:val="18"/>
+                <w:szCs w:val="18"/>
+              </w:rPr>
+              <w:t xml:space="preserve">磁力架（1.5 mL 离心管用）</w:t>
+            </w:r>
+          </w:p>
+        </w:tc>
+        <w:tc>
+          <w:tcPr>
+            <w:tcW w:type="dxa" w:w="6660"/>
+            <w:tcBorders>
+              <w:top w:val="none" w:color="FFFFFF" w:sz="0"/>
+              <w:left w:val="none" w:color="FFFFFF" w:sz="0"/>
+              <w:bottom w:val="single" w:color="BFBFBF" w:sz="2"/>
+              <w:right w:val="none" w:color="FFFFFF" w:sz="0"/>
+            </w:tcBorders>
+            <w:tcMar>
+              <w:top w:type="dxa" w:w="60"/>
+              <w:left w:type="dxa" w:w="90"/>
+              <w:bottom w:type="dxa" w:w="60"/>
+              <w:right w:type="dxa" w:w="90"/>
+            </w:tcMar>
+            <w:vAlign w:val="top"/>
+          </w:tcPr>
+          <w:p>
+            <w:pPr>
+              <w:spacing w:line="280"/>
+              <w:jc w:val="left"/>
+            </w:pPr>
+            <w:r>
+              <w:rPr>
+                <w:rFonts w:ascii="Times New Roman" w:eastAsia="宋体" w:hAnsi="Times New Roman"/>
+                <w:b w:val="false"/>
+                <w:bCs w:val="false"/>
+                <w:color w:val="000000"/>
+                <w:sz w:val="18"/>
+                <w:szCs w:val="18"/>
+              </w:rPr>
+              <w:t xml:space="preserve">16 孔，适配 1.5 mL 离心管</w:t>
+            </w:r>
+          </w:p>
+        </w:tc>
+        <w:tc>
+          <w:tcPr>
+            <w:tcW w:type="dxa" w:w="800"/>
+            <w:tcBorders>
+              <w:top w:val="none" w:color="FFFFFF" w:sz="0"/>
+              <w:left w:val="none" w:color="FFFFFF" w:sz="0"/>
+              <w:bottom w:val="single" w:color="BFBFBF" w:sz="2"/>
+              <w:right w:val="none" w:color="FFFFFF" w:sz="0"/>
+            </w:tcBorders>
+            <w:tcMar>
+              <w:top w:type="dxa" w:w="60"/>
+              <w:left w:type="dxa" w:w="90"/>
+              <w:bottom w:type="dxa" w:w="60"/>
+              <w:right w:type="dxa" w:w="90"/>
+            </w:tcMar>
+            <w:vAlign w:val="top"/>
+          </w:tcPr>
+          <w:p>
+            <w:pPr>
+              <w:spacing w:line="280"/>
+              <w:jc w:val="center"/>
+            </w:pPr>
+            <w:r>
+              <w:rPr>
+                <w:rFonts w:ascii="Times New Roman" w:eastAsia="宋体" w:hAnsi="Times New Roman"/>
+                <w:b w:val="false"/>
+                <w:bCs w:val="false"/>
+                <w:color w:val="000000"/>
+                <w:sz w:val="18"/>
+                <w:szCs w:val="18"/>
+              </w:rPr>
+              <w:t xml:space="preserve">1</w:t>
+            </w:r>
+          </w:p>
+        </w:tc>
+      </w:tr>
+      <w:tr>
+        <w:tc>
+          <w:tcPr>
+            <w:tcW w:type="dxa" w:w="2400"/>
+            <w:tcBorders>
+              <w:top w:val="none" w:color="FFFFFF" w:sz="0"/>
+              <w:left w:val="none" w:color="FFFFFF" w:sz="0"/>
+              <w:bottom w:val="single" w:color="BFBFBF" w:sz="2"/>
+              <w:right w:val="none" w:color="FFFFFF" w:sz="0"/>
+            </w:tcBorders>
+            <w:tcMar>
+              <w:top w:type="dxa" w:w="60"/>
+              <w:left w:type="dxa" w:w="90"/>
+              <w:bottom w:type="dxa" w:w="60"/>
+              <w:right w:type="dxa" w:w="90"/>
+            </w:tcMar>
+            <w:vAlign w:val="top"/>
+          </w:tcPr>
+          <w:p>
+            <w:pPr>
+              <w:spacing w:line="280"/>
+              <w:jc w:val="left"/>
+            </w:pPr>
+            <w:r>
+              <w:rPr>
+                <w:rFonts w:ascii="Times New Roman" w:eastAsia="宋体" w:hAnsi="Times New Roman"/>
+                <w:b w:val="false"/>
+                <w:bCs w:val="false"/>
+                <w:color w:val="000000"/>
+                <w:sz w:val="18"/>
+                <w:szCs w:val="18"/>
+              </w:rPr>
+              <w:t xml:space="preserve">荧光定量仪</w:t>
+            </w:r>
+          </w:p>
+        </w:tc>
+        <w:tc>
+          <w:tcPr>
+            <w:tcW w:type="dxa" w:w="6660"/>
+            <w:tcBorders>
+              <w:top w:val="none" w:color="FFFFFF" w:sz="0"/>
+              <w:left w:val="none" w:color="FFFFFF" w:sz="0"/>
+              <w:bottom w:val="single" w:color="BFBFBF" w:sz="2"/>
+              <w:right w:val="none" w:color="FFFFFF" w:sz="0"/>
+            </w:tcBorders>
+            <w:tcMar>
+              <w:top w:type="dxa" w:w="60"/>
+              <w:left w:type="dxa" w:w="90"/>
+              <w:bottom w:type="dxa" w:w="60"/>
+              <w:right w:type="dxa" w:w="90"/>
+            </w:tcMar>
+            <w:vAlign w:val="top"/>
+          </w:tcPr>
+          <w:p>
+            <w:pPr>
+              <w:spacing w:line="280"/>
+              <w:jc w:val="left"/>
+            </w:pPr>
+            <w:r>
+              <w:rPr>
+                <w:rFonts w:ascii="Times New Roman" w:eastAsia="宋体" w:hAnsi="Times New Roman"/>
+                <w:b w:val="false"/>
+                <w:bCs w:val="false"/>
+                <w:color w:val="000000"/>
+                <w:sz w:val="18"/>
+                <w:szCs w:val="18"/>
+              </w:rPr>
+              <w:t xml:space="preserve">荧光法核酸与文库浓度精确定量</w:t>
+            </w:r>
+          </w:p>
+        </w:tc>
+        <w:tc>
+          <w:tcPr>
+            <w:tcW w:type="dxa" w:w="800"/>
+            <w:tcBorders>
+              <w:top w:val="none" w:color="FFFFFF" w:sz="0"/>
+              <w:left w:val="none" w:color="FFFFFF" w:sz="0"/>
+              <w:bottom w:val="single" w:color="BFBFBF" w:sz="2"/>
+              <w:right w:val="none" w:color="FFFFFF" w:sz="0"/>
+            </w:tcBorders>
+            <w:tcMar>
+              <w:top w:type="dxa" w:w="60"/>
+              <w:left w:type="dxa" w:w="90"/>
+              <w:bottom w:type="dxa" w:w="60"/>
+              <w:right w:type="dxa" w:w="90"/>
+            </w:tcMar>
+            <w:vAlign w:val="top"/>
+          </w:tcPr>
+          <w:p>
+            <w:pPr>
+              <w:spacing w:line="280"/>
+              <w:jc w:val="center"/>
+            </w:pPr>
+            <w:r>
+              <w:rPr>
+                <w:rFonts w:ascii="Times New Roman" w:eastAsia="宋体" w:hAnsi="Times New Roman"/>
+                <w:b w:val="false"/>
+                <w:bCs w:val="false"/>
+                <w:color w:val="000000"/>
+                <w:sz w:val="18"/>
+                <w:szCs w:val="18"/>
+              </w:rPr>
+              <w:t xml:space="preserve">1</w:t>
+            </w:r>
+          </w:p>
+        </w:tc>
+      </w:tr>
+      <w:tr>
+        <w:tc>
+          <w:tcPr>
+            <w:tcW w:type="dxa" w:w="9860"/>
+            <w:gridSpan w:val="3"/>
+            <w:tcBorders>
+              <w:top w:val="none" w:color="FFFFFF" w:sz="0"/>
+              <w:left w:val="none" w:color="FFFFFF" w:sz="0"/>
+              <w:bottom w:val="single" w:color="BFBFBF" w:sz="2"/>
+              <w:right w:val="none" w:color="FFFFFF" w:sz="0"/>
+            </w:tcBorders>
+            <w:shd w:fill="F0F0F0" w:color="auto" w:val="clear"/>
+            <w:tcMar>
+              <w:top w:type="dxa" w:w="60"/>
+              <w:left w:type="dxa" w:w="90"/>
+              <w:bottom w:type="dxa" w:w="60"/>
+              <w:right w:type="dxa" w:w="90"/>
+            </w:tcMar>
+            <w:vAlign w:val="top"/>
+          </w:tcPr>
+          <w:p>
+            <w:pPr>
+              <w:spacing w:line="280"/>
+              <w:jc w:val="left"/>
+            </w:pPr>
+            <w:r>
+              <w:rPr>
+                <w:rFonts w:ascii="Arial" w:eastAsia="黑体" w:hAnsi="Arial"/>
+                <w:b/>
+                <w:bCs/>
+                <w:color w:val="000000"/>
+                <w:sz w:val="18"/>
+                <w:szCs w:val="18"/>
+              </w:rPr>
+              <w:t xml:space="preserve">测序区</w:t>
+            </w:r>
+          </w:p>
+        </w:tc>
+      </w:tr>
+      <w:tr>
+        <w:tc>
+          <w:tcPr>
+            <w:tcW w:type="dxa" w:w="2400"/>
+            <w:tcBorders>
+              <w:top w:val="none" w:color="FFFFFF" w:sz="0"/>
+              <w:left w:val="none" w:color="FFFFFF" w:sz="0"/>
+              <w:bottom w:val="single" w:color="BFBFBF" w:sz="2"/>
+              <w:right w:val="none" w:color="FFFFFF" w:sz="0"/>
+            </w:tcBorders>
+            <w:tcMar>
+              <w:top w:type="dxa" w:w="60"/>
+              <w:left w:type="dxa" w:w="90"/>
+              <w:bottom w:type="dxa" w:w="60"/>
+              <w:right w:type="dxa" w:w="90"/>
+            </w:tcMar>
+            <w:vAlign w:val="top"/>
+          </w:tcPr>
+          <w:p>
+            <w:pPr>
+              <w:spacing w:line="280"/>
+              <w:jc w:val="left"/>
+            </w:pPr>
+            <w:r>
+              <w:rPr>
+                <w:rFonts w:ascii="Times New Roman" w:eastAsia="宋体" w:hAnsi="Times New Roman"/>
+                <w:b w:val="false"/>
+                <w:bCs w:val="false"/>
+                <w:color w:val="000000"/>
+                <w:sz w:val="18"/>
+                <w:szCs w:val="18"/>
+              </w:rPr>
+              <w:t xml:space="preserve">抽湿机</w:t>
+            </w:r>
+          </w:p>
+        </w:tc>
+        <w:tc>
+          <w:tcPr>
+            <w:tcW w:type="dxa" w:w="6660"/>
+            <w:tcBorders>
+              <w:top w:val="none" w:color="FFFFFF" w:sz="0"/>
+              <w:left w:val="none" w:color="FFFFFF" w:sz="0"/>
+              <w:bottom w:val="single" w:color="BFBFBF" w:sz="2"/>
+              <w:right w:val="none" w:color="FFFFFF" w:sz="0"/>
+            </w:tcBorders>
+            <w:tcMar>
+              <w:top w:type="dxa" w:w="60"/>
+              <w:left w:type="dxa" w:w="90"/>
+              <w:bottom w:type="dxa" w:w="60"/>
+              <w:right w:type="dxa" w:w="90"/>
+            </w:tcMar>
+            <w:vAlign w:val="top"/>
+          </w:tcPr>
+          <w:p>
+            <w:pPr>
+              <w:spacing w:line="280"/>
+              <w:jc w:val="left"/>
+            </w:pPr>
+            <w:r>
+              <w:rPr>
+                <w:rFonts w:ascii="Times New Roman" w:eastAsia="宋体" w:hAnsi="Times New Roman"/>
+                <w:b w:val="false"/>
+                <w:bCs w:val="false"/>
+                <w:color w:val="000000"/>
+                <w:sz w:val="18"/>
+                <w:szCs w:val="18"/>
+              </w:rPr>
+              <w:t xml:space="preserve">按实验室实际环境湿度条件配置</w:t>
+            </w:r>
+          </w:p>
+        </w:tc>
+        <w:tc>
+          <w:tcPr>
+            <w:tcW w:type="dxa" w:w="800"/>
+            <w:tcBorders>
+              <w:top w:val="none" w:color="FFFFFF" w:sz="0"/>
+              <w:left w:val="none" w:color="FFFFFF" w:sz="0"/>
+              <w:bottom w:val="single" w:color="BFBFBF" w:sz="2"/>
+              <w:right w:val="none" w:color="FFFFFF" w:sz="0"/>
+            </w:tcBorders>
+            <w:tcMar>
+              <w:top w:type="dxa" w:w="60"/>
+              <w:left w:type="dxa" w:w="90"/>
+              <w:bottom w:type="dxa" w:w="60"/>
+              <w:right w:type="dxa" w:w="90"/>
+            </w:tcMar>
+            <w:vAlign w:val="top"/>
+          </w:tcPr>
+          <w:p>
+            <w:pPr>
+              <w:spacing w:line="280"/>
+              <w:jc w:val="center"/>
+            </w:pPr>
+            <w:r>
+              <w:rPr>
+                <w:rFonts w:ascii="Times New Roman" w:eastAsia="宋体" w:hAnsi="Times New Roman"/>
+                <w:b w:val="false"/>
+                <w:bCs w:val="false"/>
+                <w:color w:val="000000"/>
+                <w:sz w:val="18"/>
+                <w:szCs w:val="18"/>
+              </w:rPr>
+              <w:t xml:space="preserve">1</w:t>
+            </w:r>
+          </w:p>
+        </w:tc>
+      </w:tr>
+      <w:tr>
+        <w:tc>
+          <w:tcPr>
+            <w:tcW w:type="dxa" w:w="2400"/>
+            <w:tcBorders>
+              <w:top w:val="none" w:color="FFFFFF" w:sz="0"/>
+              <w:left w:val="none" w:color="FFFFFF" w:sz="0"/>
+              <w:bottom w:val="single" w:color="BFBFBF" w:sz="2"/>
+              <w:right w:val="none" w:color="FFFFFF" w:sz="0"/>
+            </w:tcBorders>
+            <w:tcMar>
+              <w:top w:type="dxa" w:w="60"/>
+              <w:left w:type="dxa" w:w="90"/>
+              <w:bottom w:type="dxa" w:w="60"/>
+              <w:right w:type="dxa" w:w="90"/>
+            </w:tcMar>
+            <w:vAlign w:val="top"/>
+          </w:tcPr>
+          <w:p>
+            <w:pPr>
+              <w:spacing w:line="280"/>
+              <w:jc w:val="left"/>
+            </w:pPr>
+            <w:r>
+              <w:rPr>
+                <w:rFonts w:ascii="Times New Roman" w:eastAsia="宋体" w:hAnsi="Times New Roman"/>
+                <w:b w:val="false"/>
+                <w:bCs w:val="false"/>
+                <w:color w:val="000000"/>
+                <w:sz w:val="18"/>
+                <w:szCs w:val="18"/>
+              </w:rPr>
+              <w:t xml:space="preserve">分析解读一体机</w:t>
+            </w:r>
+          </w:p>
+        </w:tc>
+        <w:tc>
+          <w:tcPr>
+            <w:tcW w:type="dxa" w:w="6660"/>
+            <w:tcBorders>
+              <w:top w:val="none" w:color="FFFFFF" w:sz="0"/>
+              <w:left w:val="none" w:color="FFFFFF" w:sz="0"/>
+              <w:bottom w:val="single" w:color="BFBFBF" w:sz="2"/>
+              <w:right w:val="none" w:color="FFFFFF" w:sz="0"/>
+            </w:tcBorders>
+            <w:tcMar>
+              <w:top w:type="dxa" w:w="60"/>
+              <w:left w:type="dxa" w:w="90"/>
+              <w:bottom w:type="dxa" w:w="60"/>
+              <w:right w:type="dxa" w:w="90"/>
+            </w:tcMar>
+            <w:vAlign w:val="top"/>
+          </w:tcPr>
+          <w:p>
+            <w:pPr>
+              <w:spacing w:line="280"/>
+              <w:jc w:val="left"/>
+            </w:pPr>
+            <w:r>
+              <w:rPr>
+                <w:rFonts w:ascii="Times New Roman" w:eastAsia="宋体" w:hAnsi="Times New Roman"/>
+                <w:b w:val="false"/>
+                <w:bCs w:val="false"/>
+                <w:color w:val="000000"/>
+                <w:sz w:val="18"/>
+                <w:szCs w:val="18"/>
+              </w:rPr>
+              <w:t xml:space="preserve">分析解读服务器或一体机，支持院内本地化部署，与所投试剂盒配套的生物信息分析与报告解读</w:t>
+            </w:r>
+          </w:p>
+        </w:tc>
+        <w:tc>
+          <w:tcPr>
+            <w:tcW w:type="dxa" w:w="800"/>
+            <w:tcBorders>
+              <w:top w:val="none" w:color="FFFFFF" w:sz="0"/>
+              <w:left w:val="none" w:color="FFFFFF" w:sz="0"/>
+              <w:bottom w:val="single" w:color="BFBFBF" w:sz="2"/>
+              <w:right w:val="none" w:color="FFFFFF" w:sz="0"/>
+            </w:tcBorders>
+            <w:tcMar>
+              <w:top w:type="dxa" w:w="60"/>
+              <w:left w:type="dxa" w:w="90"/>
+              <w:bottom w:type="dxa" w:w="60"/>
+              <w:right w:type="dxa" w:w="90"/>
+            </w:tcMar>
+            <w:vAlign w:val="top"/>
+          </w:tcPr>
+          <w:p>
+            <w:pPr>
+              <w:spacing w:line="280"/>
+              <w:jc w:val="center"/>
+            </w:pPr>
+            <w:r>
+              <w:rPr>
+                <w:rFonts w:ascii="Times New Roman" w:eastAsia="宋体" w:hAnsi="Times New Roman"/>
+                <w:b w:val="false"/>
+                <w:bCs w:val="false"/>
+                <w:color w:val="000000"/>
+                <w:sz w:val="18"/>
+                <w:szCs w:val="18"/>
+              </w:rPr>
+              <w:t xml:space="preserve">1</w:t>
+            </w:r>
+          </w:p>
+        </w:tc>
+      </w:tr>
+      <w:tr>
+        <w:tc>
+          <w:tcPr>
+            <w:tcW w:type="dxa" w:w="2400"/>
+            <w:tcBorders>
+              <w:top w:val="none" w:color="FFFFFF" w:sz="0"/>
+              <w:left w:val="none" w:color="FFFFFF" w:sz="0"/>
               <w:bottom w:val="single" w:color="000000" w:sz="12"/>
               <w:right w:val="none" w:color="FFFFFF" w:sz="0"/>
             </w:tcBorders>
@@ -9476,7 +11123,7 @@
                 <w:sz w:val="18"/>
                 <w:szCs w:val="18"/>
               </w:rPr>
-              <w:t xml:space="preserve">分析解读一体机</w:t>
+              <w:t xml:space="preserve">生物信息分析服务器</w:t>
             </w:r>
           </w:p>
         </w:tc>
@@ -9511,7 +11158,7 @@
                 <w:sz w:val="18"/>
                 <w:szCs w:val="18"/>
               </w:rPr>
-              <w:t xml:space="preserve">分析解读服务器或一体机，支持院内本地化部署，与所投试剂盒配套的生物信息分析与报告解读</w:t>
+              <w:t xml:space="preserve">用于本平台生物信息分析与数据存储，支持院内本地化部署</w:t>
             </w:r>
           </w:p>
         </w:tc>
@@ -10159,7 +11806,7 @@
           <w:sz w:val="21"/>
           <w:szCs w:val="21"/>
         </w:rPr>
-        <w:t xml:space="preserve">二〇二六年九月九日</w:t>
+        <w:t xml:space="preserve">二〇二六年九月十一日</w:t>
       </w:r>
     </w:p>
     <w:sectPr>
